--- a/МатМодиИИ/rpd__doc_docx/Б1.В.01.07_Машинное обучение.docx
+++ b/МатМодиИИ/rpd__doc_docx/Б1.В.01.07_Машинное обучение.docx
@@ -423,7 +423,7 @@
                 <w:sz w:val="28"/>
                 <w:szCs w:val="28"/>
               </w:rPr>
-              <w:t>Направление подготовки</w:t>
+              <w:t>Специальность</w:t>
             </w:r>
           </w:p>
         </w:tc>
@@ -479,21 +479,21 @@
                 <w:sz w:val="28"/>
                 <w:szCs w:val="28"/>
               </w:rPr>
-              <w:t>Направленность (пр</w:t>
+              <w:t>Специализация</w:t>
             </w:r>
             <w:r>
               <w:rPr>
                 <w:sz w:val="28"/>
                 <w:szCs w:val="28"/>
               </w:rPr>
-              <w:t>о</w:t>
+              <w:t/>
             </w:r>
             <w:r>
               <w:rPr>
                 <w:sz w:val="28"/>
                 <w:szCs w:val="28"/>
               </w:rPr>
-              <w:t>филь)</w:t>
+              <w:t/>
             </w:r>
           </w:p>
         </w:tc>
@@ -891,7 +891,63 @@
     </w:p>
     <w:p>
       <w:pPr>
+        <w:pageBreakBefore/>
+        <w:spacing w:after="160"/>
+      </w:pPr>
+      <w:r>
+        <w:rPr>
+          <w:rFonts w:ascii="Times New Roman" w:hAnsi="Times New Roman"/>
+          <w:b w:val="0"/>
+          <w:sz w:val="28"/>
+        </w:rPr>
+        <w:t>Разработана в соответствии с ФГОС ВО по специальности 01.05.01 «Фундаментальные математика и механика», утверждённым приказом Минобрнауки России от 10 января 2018 г. № 16.</w:t>
+      </w:r>
+    </w:p>
+    <w:p>
+      <w:pPr>
+        <w:spacing w:after="160"/>
+      </w:pPr>
+      <w:r>
+        <w:rPr>
+          <w:rFonts w:ascii="Times New Roman" w:hAnsi="Times New Roman"/>
+          <w:b w:val="0"/>
+          <w:sz w:val="28"/>
+        </w:rPr>
+        <w:t>Учебный план по специальности 01.05.01 «Фундаментальные математика и механика», специализация «Математическое моделирование и искусственный интеллект», одобрен учёным советом РГУ имени С.А. Есенина «___» __________ 20___ г.</w:t>
+      </w:r>
+    </w:p>
+    <w:p>
+      <w:pPr>
+        <w:spacing w:after="160"/>
+      </w:pPr>
+      <w:r>
+        <w:rPr>
+          <w:rFonts w:ascii="Times New Roman" w:hAnsi="Times New Roman"/>
+          <w:b w:val="0"/>
+          <w:sz w:val="28"/>
+        </w:rPr>
+        <w:t>Рабочая программа дисциплины (модуля) утверждена на заседании кафедры математики «___» __________ 20___ г., протокол № ____.</w:t>
+      </w:r>
+    </w:p>
+    <w:p>
+      <w:pPr>
+        <w:spacing w:after="160"/>
+      </w:pPr>
+      <w:r>
+        <w:rPr>
+          <w:rFonts w:ascii="Times New Roman" w:hAnsi="Times New Roman"/>
+          <w:b w:val="0"/>
+          <w:sz w:val="28"/>
+        </w:rPr>
+        <w:t>Разработчик — __________________________________________________________</w:t>
+        <w:br/>
+        <w:t>(учёная степень, учёное звание, должность, Ф.И.О.)</w:t>
+      </w:r>
+    </w:p>
+    <w:p>
+      <w:pPr>
         <w:pStyle w:val="Standard"/>
+        <w:pageBreakBefore/>
         <w:ind w:firstLine="0"/>
         <w:jc w:val="center"/>
         <w:rPr>
@@ -908,7 +964,6 @@
           <w:sz w:val="28"/>
           <w:szCs w:val="28"/>
         </w:rPr>
-        <w:br w:type="page"/>
       </w:r>
       <w:r>
         <w:rPr>
@@ -1576,17 +1631,18 @@
         <w:ind w:firstLine="709"/>
         <w:rPr>
           <w:color w:val="auto"/>
-          <w:sz w:val="28"/>
-          <w:szCs w:val="28"/>
+          <w:sz w:val="2"/>
+          <w:szCs w:val="2"/>
         </w:rPr>
         <w:sectPr>
           <w:headerReference w:type="default" r:id="rId7"/>
           <w:headerReference w:type="first" r:id="rId8"/>
           <w:pgSz w:w="11906" w:h="16838"/>
-          <w:pgMar w:top="1134" w:right="851" w:bottom="1134" w:left="1701" w:header="720" w:footer="720" w:gutter="0"/>
+          <w:pgMar w:top="1134" w:right="851" w:bottom="1134" w:left="1701" w:header="709" w:footer="709" w:gutter="0"/>
           <w:cols w:space="720"/>
           <w:titlePg/>
         </w:sectPr>
+        <w:spacing w:before="0" w:after="0" w:line="20" w:lineRule="exact"/>
       </w:pPr>
     </w:p>
     <w:p>
@@ -1709,7 +1765,7 @@
             <w:r>
               <w:rPr>
                 <w:rFonts w:ascii="Times New Roman" w:hAnsi="Times New Roman"/>
-                <w:sz w:val="22"/>
+                <w:sz w:val="24"/>
                 <w:szCs w:val="22"/>
               </w:rPr>
               <w:t>№ п/п</w:t>
@@ -1734,7 +1790,7 @@
             <w:r>
               <w:rPr>
                 <w:rFonts w:ascii="Times New Roman" w:hAnsi="Times New Roman"/>
-                <w:sz w:val="22"/>
+                <w:sz w:val="24"/>
                 <w:szCs w:val="22"/>
               </w:rPr>
               <w:t>Код и содержание компетенции</w:t>
@@ -1759,7 +1815,7 @@
             <w:r>
               <w:rPr>
                 <w:rFonts w:ascii="Times New Roman" w:hAnsi="Times New Roman"/>
-                <w:sz w:val="22"/>
+                <w:sz w:val="24"/>
                 <w:szCs w:val="22"/>
               </w:rPr>
               <w:t>Код и наименование индикатора достижения компетенции</w:t>
@@ -1784,7 +1840,7 @@
             <w:r>
               <w:rPr>
                 <w:rFonts w:ascii="Times New Roman" w:hAnsi="Times New Roman"/>
-                <w:sz w:val="22"/>
+                <w:sz w:val="24"/>
                 <w:szCs w:val="22"/>
               </w:rPr>
               <w:t>Перечень планируемых результатов обучения по дисциплине</w:t>
@@ -1792,7 +1848,7 @@
             <w:r>
               <w:rPr>
                 <w:rFonts w:ascii="Times New Roman" w:hAnsi="Times New Roman"/>
-                <w:sz w:val="22"/>
+                <w:sz w:val="24"/>
                 <w:szCs w:val="22"/>
               </w:rPr>
               <w:br/>
@@ -1870,7 +1926,7 @@
             <w:r>
               <w:rPr>
                 <w:rFonts w:ascii="Times New Roman" w:hAnsi="Times New Roman"/>
-                <w:sz w:val="22"/>
+                <w:sz w:val="24"/>
                 <w:szCs w:val="22"/>
               </w:rPr>
               <w:t>Знать</w:t>
@@ -1893,7 +1949,7 @@
             <w:r>
               <w:rPr>
                 <w:rFonts w:ascii="Times New Roman" w:hAnsi="Times New Roman"/>
-                <w:sz w:val="22"/>
+                <w:sz w:val="24"/>
                 <w:szCs w:val="22"/>
               </w:rPr>
               <w:t>Уметь</w:t>
@@ -1916,154 +1972,10 @@
             <w:r>
               <w:rPr>
                 <w:rFonts w:ascii="Times New Roman" w:hAnsi="Times New Roman"/>
-                <w:sz w:val="22"/>
+                <w:sz w:val="24"/>
                 <w:szCs w:val="22"/>
               </w:rPr>
               <w:t>Владеть (навыками)</w:t>
-            </w:r>
-          </w:p>
-        </w:tc>
-      </w:tr>
-      <w:tr>
-        <w:trPr>
-          <w:jc w:val="center"/>
-          <w:tblHeader/>
-        </w:trPr>
-        <w:tc>
-          <w:tcPr>
-            <w:tcW w:w="0" w:type="auto"/>
-            <w:shd w:val="clear" w:color="auto" w:fill="auto"/>
-          </w:tcPr>
-          <w:p>
-            <w:pPr>
-              <w:keepNext/>
-              <w:jc w:val="both"/>
-              <w:rPr>
-                <w:szCs w:val="22"/>
-              </w:rPr>
-            </w:pPr>
-            <w:r>
-              <w:rPr>
-                <w:rFonts w:ascii="Times New Roman" w:hAnsi="Times New Roman"/>
-                <w:sz w:val="22"/>
-                <w:szCs w:val="22"/>
-              </w:rPr>
-              <w:t>1</w:t>
-            </w:r>
-          </w:p>
-        </w:tc>
-        <w:tc>
-          <w:tcPr>
-            <w:tcW w:w="0" w:type="auto"/>
-            <w:shd w:val="clear" w:color="auto" w:fill="auto"/>
-          </w:tcPr>
-          <w:p>
-            <w:pPr>
-              <w:keepNext/>
-              <w:jc w:val="both"/>
-              <w:rPr>
-                <w:szCs w:val="22"/>
-              </w:rPr>
-            </w:pPr>
-            <w:r>
-              <w:rPr>
-                <w:rFonts w:ascii="Times New Roman" w:hAnsi="Times New Roman"/>
-                <w:sz w:val="22"/>
-                <w:szCs w:val="22"/>
-              </w:rPr>
-              <w:t>2</w:t>
-            </w:r>
-          </w:p>
-        </w:tc>
-        <w:tc>
-          <w:tcPr>
-            <w:tcW w:w="0" w:type="auto"/>
-            <w:shd w:val="clear" w:color="auto" w:fill="auto"/>
-          </w:tcPr>
-          <w:p>
-            <w:pPr>
-              <w:keepNext/>
-              <w:jc w:val="both"/>
-              <w:rPr>
-                <w:szCs w:val="22"/>
-              </w:rPr>
-            </w:pPr>
-            <w:r>
-              <w:rPr>
-                <w:rFonts w:ascii="Times New Roman" w:hAnsi="Times New Roman"/>
-                <w:sz w:val="22"/>
-                <w:szCs w:val="22"/>
-              </w:rPr>
-              <w:t>3</w:t>
-            </w:r>
-          </w:p>
-        </w:tc>
-        <w:tc>
-          <w:tcPr>
-            <w:tcW w:w="0" w:type="auto"/>
-            <w:shd w:val="clear" w:color="auto" w:fill="auto"/>
-          </w:tcPr>
-          <w:p>
-            <w:pPr>
-              <w:keepNext/>
-              <w:jc w:val="both"/>
-              <w:rPr>
-                <w:szCs w:val="22"/>
-              </w:rPr>
-            </w:pPr>
-            <w:r>
-              <w:rPr>
-                <w:rFonts w:ascii="Times New Roman" w:hAnsi="Times New Roman"/>
-                <w:sz w:val="22"/>
-                <w:szCs w:val="22"/>
-              </w:rPr>
-              <w:t>4</w:t>
-            </w:r>
-          </w:p>
-        </w:tc>
-        <w:tc>
-          <w:tcPr>
-            <w:tcW w:w="0" w:type="auto"/>
-            <w:shd w:val="clear" w:color="auto" w:fill="auto"/>
-          </w:tcPr>
-          <w:p>
-            <w:pPr>
-              <w:keepNext/>
-              <w:jc w:val="both"/>
-              <w:rPr>
-                <w:szCs w:val="22"/>
-              </w:rPr>
-            </w:pPr>
-            <w:r>
-              <w:rPr>
-                <w:rFonts w:ascii="Times New Roman" w:hAnsi="Times New Roman"/>
-                <w:sz w:val="22"/>
-                <w:szCs w:val="22"/>
-              </w:rPr>
-              <w:t>5</w:t>
-            </w:r>
-          </w:p>
-        </w:tc>
-        <w:tc>
-          <w:tcPr>
-            <w:tcW w:w="0" w:type="auto"/>
-            <w:shd w:val="clear" w:color="auto" w:fill="auto"/>
-          </w:tcPr>
-          <w:p>
-            <w:pPr>
-              <w:keepNext/>
-              <w:jc w:val="both"/>
-              <w:rPr>
-                <w:szCs w:val="22"/>
-              </w:rPr>
-            </w:pPr>
-            <w:r>
-              <w:rPr>
-                <w:rFonts w:ascii="Times New Roman" w:hAnsi="Times New Roman"/>
-                <w:sz w:val="22"/>
-                <w:szCs w:val="22"/>
-              </w:rPr>
-              <w:t>6</w:t>
             </w:r>
           </w:p>
         </w:tc>
@@ -2089,7 +2001,7 @@
             <w:r>
               <w:rPr>
                 <w:rFonts w:ascii="Times New Roman" w:hAnsi="Times New Roman"/>
-                <w:sz w:val="22"/>
+                <w:sz w:val="24"/>
                 <w:szCs w:val="22"/>
               </w:rPr>
               <w:t>1</w:t>
@@ -2109,7 +2021,7 @@
             <w:r>
               <w:rPr>
                 <w:rFonts w:ascii="Times New Roman" w:hAnsi="Times New Roman"/>
-                <w:sz w:val="22"/>
+                <w:sz w:val="24"/>
               </w:rPr>
               <w:t>ПК-2. Разработка новых архитектур нейронных сетей, методов оптимизации, алгоритмов обучения</w:t>
             </w:r>
@@ -2130,7 +2042,7 @@
             <w:r>
               <w:rPr>
                 <w:rFonts w:ascii="Times New Roman" w:hAnsi="Times New Roman"/>
-                <w:sz w:val="22"/>
+                <w:sz w:val="24"/>
               </w:rPr>
               <w:t>ПК-2.1. Собирает, накапливает и анализирует информацию с использованием современных методов сбора и обработки данных.</w:t>
             </w:r>
@@ -2151,7 +2063,7 @@
             <w:r>
               <w:rPr>
                 <w:rFonts w:ascii="Times New Roman" w:hAnsi="Times New Roman"/>
-                <w:sz w:val="22"/>
+                <w:sz w:val="24"/>
               </w:rPr>
               <w:t>способы подготовки табличных данных, построения признаков и разбиений, предотвращения утечек и оценки качества моделей</w:t>
             </w:r>
@@ -2172,7 +2084,7 @@
             <w:r>
               <w:rPr>
                 <w:rFonts w:ascii="Times New Roman" w:hAnsi="Times New Roman"/>
-                <w:sz w:val="22"/>
+                <w:sz w:val="24"/>
               </w:rPr>
               <w:t>структурировать выборку, анализировать качество и распределение признаков, строить воспроизводимые конвейеры и сравнивать модели по общему протоколу</w:t>
             </w:r>
@@ -2193,7 +2105,7 @@
             <w:r>
               <w:rPr>
                 <w:rFonts w:ascii="Times New Roman" w:hAnsi="Times New Roman"/>
-                <w:sz w:val="22"/>
+                <w:sz w:val="24"/>
               </w:rPr>
               <w:t>навыками обработки данных, анализа ошибок и интерпретации результатов машинного обучения</w:t>
             </w:r>
@@ -2236,7 +2148,7 @@
             <w:r>
               <w:rPr>
                 <w:rFonts w:ascii="Times New Roman" w:hAnsi="Times New Roman"/>
-                <w:sz w:val="22"/>
+                <w:sz w:val="24"/>
               </w:rPr>
               <w:t>ПК-2.2. Применяет знания в области фундаментальной математики и программирования для разработки новых методов оптимизации и алгоритмов обучения нейронных сетей</w:t>
             </w:r>
@@ -2257,7 +2169,7 @@
             <w:r>
               <w:rPr>
                 <w:rFonts w:ascii="Times New Roman" w:hAnsi="Times New Roman"/>
-                <w:sz w:val="22"/>
+                <w:sz w:val="24"/>
               </w:rPr>
               <w:t>математические основания градиентного обучения малого MLP, влияние масштаба градиента, шага и критерия остановки на результат</w:t>
             </w:r>
@@ -2278,7 +2190,7 @@
             <w:r>
               <w:rPr>
                 <w:rFonts w:ascii="Times New Roman" w:hAnsi="Times New Roman"/>
-                <w:sz w:val="22"/>
+                <w:sz w:val="24"/>
               </w:rPr>
               <w:t>составить, реализовать и проверить учебный вариант правила обновления параметров, отделить его влияние от влияния архитектуры и сопоставить с базовым алгоритмом</w:t>
             </w:r>
@@ -2299,7 +2211,7 @@
             <w:r>
               <w:rPr>
                 <w:rFonts w:ascii="Times New Roman" w:hAnsi="Times New Roman"/>
-                <w:sz w:val="22"/>
+                <w:sz w:val="24"/>
               </w:rPr>
               <w:t>навыками разработки и контролируемой экспериментальной проверки варианта алгоритма обучения малого MLP</w:t>
             </w:r>
@@ -2342,7 +2254,7 @@
             <w:r>
               <w:rPr>
                 <w:rFonts w:ascii="Times New Roman" w:hAnsi="Times New Roman"/>
-                <w:sz w:val="22"/>
+                <w:sz w:val="24"/>
               </w:rPr>
               <w:t>ПК-2.3. Разрабатывает и изменяет архитектуру нейронных сетей</w:t>
             </w:r>
@@ -2363,7 +2275,7 @@
             <w:r>
               <w:rPr>
                 <w:rFonts w:ascii="Times New Roman" w:hAnsi="Times New Roman"/>
-                <w:sz w:val="22"/>
+                <w:sz w:val="24"/>
               </w:rPr>
               <w:t>состав полносвязной нейронной модели и связь числа слоев, ширины, активаций и числа параметров с емкостью и стоимостью модели</w:t>
             </w:r>
@@ -2384,7 +2296,7 @@
             <w:r>
               <w:rPr>
                 <w:rFonts w:ascii="Times New Roman" w:hAnsi="Times New Roman"/>
-                <w:sz w:val="22"/>
+                <w:sz w:val="24"/>
               </w:rPr>
               <w:t>спроектировать и реализовать две малые топологии MLP, обосновать изменение архитектуры и сравнить их с классическими моделями на фиксированном разбиении</w:t>
             </w:r>
@@ -2405,7 +2317,7 @@
             <w:r>
               <w:rPr>
                 <w:rFonts w:ascii="Times New Roman" w:hAnsi="Times New Roman"/>
-                <w:sz w:val="22"/>
+                <w:sz w:val="24"/>
               </w:rPr>
               <w:t>навыками изменения архитектуры табличного нейронного классификатора и оценки полученного результата</w:t>
             </w:r>
@@ -2417,14 +2329,17 @@
       <w:pPr>
         <w:rPr>
           <w:color w:val="auto"/>
+          <w:sz w:val="2"/>
+          <w:szCs w:val="2"/>
         </w:rPr>
         <w:sectPr>
           <w:headerReference w:type="default" r:id="rId9"/>
           <w:footerReference w:type="default" r:id="rId10"/>
           <w:pgSz w:w="16838" w:h="11906" w:orient="landscape"/>
-          <w:pgMar w:top="1701" w:right="1134" w:bottom="851" w:left="1134" w:header="720" w:footer="720" w:gutter="0"/>
+          <w:pgMar w:top="1701" w:right="1134" w:bottom="1134" w:left="1134" w:header="709" w:footer="709" w:gutter="0"/>
           <w:cols w:space="720"/>
         </w:sectPr>
+        <w:spacing w:before="0" w:after="0" w:line="20" w:lineRule="exact"/>
       </w:pPr>
     </w:p>
     <w:p>
@@ -2505,53 +2420,72 @@
     </w:p>
     <w:tbl>
       <w:tblPr>
-        <w:tblW w:w="9654" w:type="dxa"/>
-        <w:tblInd w:w="-113" w:type="dxa"/>
+        <w:tblW w:w="5000" w:type="pct"/>
+        <w:tblBorders>
+          <w:top w:val="single" w:sz="4" w:space="0" w:color="000000"/>
+          <w:left w:val="single" w:sz="4" w:space="0" w:color="000000"/>
+          <w:bottom w:val="single" w:sz="4" w:space="0" w:color="000000"/>
+          <w:right w:val="single" w:sz="4" w:space="0" w:color="000000"/>
+          <w:insideH w:val="single" w:sz="4" w:space="0" w:color="000000"/>
+          <w:insideV w:val="single" w:sz="4" w:space="0" w:color="000000"/>
+        </w:tblBorders>
+        <w:tblLayout w:type="fixed"/>
         <w:tblCellMar>
-          <w:left w:w="10" w:type="dxa"/>
-          <w:right w:w="10" w:type="dxa"/>
+          <w:left w:w="0" w:type="dxa"/>
+          <w:right w:w="0" w:type="dxa"/>
         </w:tblCellMar>
-        <w:tblLook w:val="0000" w:firstRow="0" w:lastRow="0" w:firstColumn="0" w:lastColumn="0" w:noHBand="0" w:noVBand="0"/>
+        <w:tblLook w:val="01E0" w:firstRow="1" w:lastRow="1" w:firstColumn="1" w:lastColumn="1" w:noHBand="0" w:noVBand="0"/>
       </w:tblPr>
       <w:tblGrid>
-        <w:gridCol w:w="2915"/>
-        <w:gridCol w:w="1334"/>
-        <w:gridCol w:w="884"/>
-        <w:gridCol w:w="1148"/>
-        <w:gridCol w:w="856"/>
-        <w:gridCol w:w="860"/>
-        <w:gridCol w:w="853"/>
-        <w:gridCol w:w="804"/>
+        <w:gridCol w:w="454"/>
+        <w:gridCol w:w="1814"/>
+        <w:gridCol w:w="1361"/>
+        <w:gridCol w:w="737"/>
+        <w:gridCol w:w="1587"/>
+        <w:gridCol w:w="3402"/>
       </w:tblGrid>
       <w:tr>
-        <w:tc>
-          <w:tcPr>
-            <w:tcW w:w="4249" w:type="dxa"/>
+        <w:trPr>
+          <w:tblHeader/>
+        </w:trPr>
+        <w:tc>
+          <w:tcPr>
+            <w:tcW w:type="dxa" w:w="454"/>
+            <w:vMerge w:val="restart"/>
+            <w:vAlign w:val="center"/>
+          </w:tcPr>
+          <w:p>
+            <w:pPr>
+              <w:spacing w:before="0" w:after="20" w:line="240" w:lineRule="auto"/>
+              <w:jc w:val="center"/>
+            </w:pPr>
+            <w:r>
+              <w:rPr>
+                <w:rFonts w:ascii="Times New Roman" w:hAnsi="Times New Roman"/>
+                <w:b/>
+                <w:sz w:val="24"/>
+              </w:rPr>
+              <w:t>№ п/п</w:t>
+            </w:r>
+          </w:p>
+        </w:tc>
+        <w:tc>
+          <w:tcPr>
+            <w:tcW w:type="dxa" w:w="3175"/>
             <w:gridSpan w:val="2"/>
             <w:vMerge w:val="restart"/>
-            <w:tcBorders>
-              <w:top w:val="single" w:sz="4" w:space="0" w:color="000000"/>
-              <w:left w:val="single" w:sz="4" w:space="0" w:color="000000"/>
-              <w:bottom w:val="single" w:sz="4" w:space="0" w:color="000000"/>
-            </w:tcBorders>
-            <w:tcMar>
-              <w:left w:w="108" w:type="dxa"/>
-              <w:right w:w="108" w:type="dxa"/>
-            </w:tcMar>
             <w:vAlign w:val="center"/>
           </w:tcPr>
           <w:p>
             <w:pPr>
-              <w:pStyle w:val="Standard"/>
-              <w:ind w:firstLine="0"/>
+              <w:spacing w:before="0" w:after="20" w:line="240" w:lineRule="auto"/>
               <w:jc w:val="center"/>
-              <w:rPr>
-                <w:color w:val="auto"/>
-              </w:rPr>
-            </w:pPr>
-            <w:r>
-              <w:rPr>
-                <w:color w:val="auto"/>
+            </w:pPr>
+            <w:r>
+              <w:rPr>
+                <w:rFonts w:ascii="Times New Roman" w:hAnsi="Times New Roman"/>
+                <w:b/>
+                <w:sz w:val="24"/>
               </w:rPr>
               <w:t>Вид учебной работы</w:t>
             </w:r>
@@ -2559,531 +2493,232 @@
         </w:tc>
         <w:tc>
           <w:tcPr>
-            <w:tcW w:w="884" w:type="dxa"/>
+            <w:tcW w:type="dxa" w:w="737"/>
             <w:vMerge w:val="restart"/>
-            <w:tcBorders>
-              <w:top w:val="single" w:sz="4" w:space="0" w:color="000000"/>
-              <w:left w:val="single" w:sz="4" w:space="0" w:color="000000"/>
-              <w:bottom w:val="single" w:sz="4" w:space="0" w:color="000000"/>
-              <w:right w:val="single" w:sz="4" w:space="0" w:color="auto"/>
-            </w:tcBorders>
             <w:vAlign w:val="center"/>
           </w:tcPr>
           <w:p>
             <w:pPr>
-              <w:pStyle w:val="Standard"/>
-              <w:ind w:firstLine="0"/>
+              <w:spacing w:before="0" w:after="20" w:line="240" w:lineRule="auto"/>
               <w:jc w:val="center"/>
-              <w:rPr>
-                <w:color w:val="auto"/>
-              </w:rPr>
-            </w:pPr>
-            <w:r>
-              <w:rPr>
-                <w:color w:val="auto"/>
-              </w:rPr>
-              <w:t>Всего</w:t>
-            </w:r>
-          </w:p>
-          <w:p>
-            <w:pPr>
-              <w:pStyle w:val="Standard"/>
-              <w:ind w:firstLine="0"/>
+            </w:pPr>
+            <w:r>
+              <w:rPr>
+                <w:rFonts w:ascii="Times New Roman" w:hAnsi="Times New Roman"/>
+                <w:b/>
+                <w:sz w:val="24"/>
+              </w:rPr>
+              <w:t>Всего часов</w:t>
+            </w:r>
+          </w:p>
+        </w:tc>
+        <w:tc>
+          <w:tcPr>
+            <w:tcW w:type="dxa" w:w="1587"/>
+            <w:vMerge w:val="restart"/>
+            <w:vAlign w:val="center"/>
+          </w:tcPr>
+          <w:p>
+            <w:pPr>
+              <w:spacing w:before="0" w:after="20" w:line="240" w:lineRule="auto"/>
               <w:jc w:val="center"/>
-              <w:rPr>
-                <w:color w:val="auto"/>
-              </w:rPr>
-            </w:pPr>
-            <w:r>
-              <w:rPr>
-                <w:color w:val="auto"/>
-              </w:rPr>
-              <w:t>часов</w:t>
-            </w:r>
-          </w:p>
-        </w:tc>
-        <w:tc>
-          <w:tcPr>
-            <w:tcW w:w="1148" w:type="dxa"/>
-            <w:vMerge w:val="restart"/>
-            <w:tcBorders>
-              <w:top w:val="single" w:sz="4" w:space="0" w:color="000000"/>
-              <w:left w:val="single" w:sz="4" w:space="0" w:color="auto"/>
-              <w:bottom w:val="single" w:sz="4" w:space="0" w:color="000000"/>
-            </w:tcBorders>
+            </w:pPr>
+            <w:r>
+              <w:rPr>
+                <w:rFonts w:ascii="Times New Roman" w:hAnsi="Times New Roman"/>
+                <w:b/>
+                <w:sz w:val="24"/>
+              </w:rPr>
+              <w:t>В том числе практическая подготовка</w:t>
+            </w:r>
+          </w:p>
+        </w:tc>
+        <w:tc>
+          <w:tcPr>
+            <w:tcW w:type="dxa" w:w="3402"/>
             <w:vAlign w:val="center"/>
           </w:tcPr>
           <w:p>
             <w:pPr>
-              <w:pStyle w:val="Standard"/>
-              <w:ind w:firstLine="0"/>
+              <w:spacing w:before="0" w:after="20" w:line="240" w:lineRule="auto"/>
               <w:jc w:val="center"/>
-              <w:rPr>
-                <w:color w:val="auto"/>
-              </w:rPr>
-            </w:pPr>
-            <w:r>
-              <w:rPr>
-                <w:color w:val="auto"/>
-              </w:rPr>
-              <w:t>Практи-ческая подготовка</w:t>
-            </w:r>
-          </w:p>
-        </w:tc>
-        <w:tc>
-          <w:tcPr>
-            <w:tcW w:w="3373" w:type="dxa"/>
-            <w:gridSpan w:val="4"/>
-            <w:tcBorders>
-              <w:top w:val="single" w:sz="4" w:space="0" w:color="000000"/>
-              <w:left w:val="single" w:sz="4" w:space="0" w:color="000000"/>
-              <w:bottom w:val="single" w:sz="4" w:space="0" w:color="000000"/>
-              <w:right w:val="single" w:sz="4" w:space="0" w:color="000000"/>
-            </w:tcBorders>
-            <w:vAlign w:val="center"/>
-          </w:tcPr>
-          <w:p>
-            <w:pPr>
-              <w:pStyle w:val="Standard"/>
-              <w:ind w:firstLine="0"/>
-              <w:jc w:val="center"/>
-              <w:rPr>
-                <w:color w:val="auto"/>
-              </w:rPr>
-            </w:pPr>
-            <w:r>
-              <w:rPr>
-                <w:color w:val="auto"/>
-              </w:rPr>
-              <w:t>Семестры</w:t>
+            </w:pPr>
+            <w:r>
+              <w:rPr>
+                <w:rFonts w:ascii="Times New Roman" w:hAnsi="Times New Roman"/>
+                <w:b/>
+                <w:sz w:val="24"/>
+              </w:rPr>
+              <w:t>Семестры / курсы</w:t>
             </w:r>
           </w:p>
         </w:tc>
       </w:tr>
       <w:tr>
-        <w:tc>
-          <w:tcPr>
-            <w:tcW w:w="4249" w:type="dxa"/>
+        <w:trPr>
+          <w:tblHeader/>
+        </w:trPr>
+        <w:tc>
+          <w:tcPr>
+            <w:tcW w:type="dxa" w:w="454"/>
+            <w:vMerge/>
+          </w:tcPr>
+          <w:p/>
+        </w:tc>
+        <w:tc>
+          <w:tcPr>
+            <w:tcW w:type="dxa" w:w="3175"/>
             <w:gridSpan w:val="2"/>
             <w:vMerge/>
-            <w:tcBorders>
-              <w:top w:val="single" w:sz="4" w:space="0" w:color="000000"/>
-              <w:left w:val="single" w:sz="4" w:space="0" w:color="000000"/>
-              <w:bottom w:val="single" w:sz="4" w:space="0" w:color="000000"/>
-            </w:tcBorders>
-            <w:tcMar>
-              <w:left w:w="108" w:type="dxa"/>
-              <w:right w:w="108" w:type="dxa"/>
-            </w:tcMar>
+          </w:tcPr>
+          <w:p/>
+        </w:tc>
+        <w:tc>
+          <w:tcPr>
+            <w:tcW w:type="dxa" w:w="737"/>
+            <w:vMerge/>
+          </w:tcPr>
+          <w:p/>
+        </w:tc>
+        <w:tc>
+          <w:tcPr>
+            <w:tcW w:type="dxa" w:w="1587"/>
+            <w:vMerge/>
+          </w:tcPr>
+          <w:p/>
+        </w:tc>
+        <w:tc>
+          <w:tcPr>
+            <w:tcW w:type="dxa" w:w="3402"/>
             <w:vAlign w:val="center"/>
           </w:tcPr>
           <w:p>
             <w:pPr>
-              <w:suppressAutoHyphens w:val="0"/>
-              <w:rPr>
-                <w:rStyle w:val="Standard"/>
-                <w:color w:val="auto"/>
-                <w:sz w:val="24"/>
-              </w:rPr>
-            </w:pPr>
-          </w:p>
-        </w:tc>
-        <w:tc>
-          <w:tcPr>
-            <w:tcW w:w="884" w:type="dxa"/>
-            <w:vMerge/>
-            <w:tcBorders>
-              <w:top w:val="single" w:sz="4" w:space="0" w:color="000000"/>
-              <w:left w:val="single" w:sz="4" w:space="0" w:color="000000"/>
-              <w:bottom w:val="single" w:sz="4" w:space="0" w:color="000000"/>
-              <w:right w:val="single" w:sz="4" w:space="0" w:color="auto"/>
-            </w:tcBorders>
-            <w:vAlign w:val="center"/>
-          </w:tcPr>
-          <w:p>
-            <w:pPr>
-              <w:suppressAutoHyphens w:val="0"/>
-              <w:rPr>
-                <w:rStyle w:val="Standard"/>
-                <w:color w:val="auto"/>
-                <w:sz w:val="24"/>
-              </w:rPr>
-            </w:pPr>
-          </w:p>
-        </w:tc>
-        <w:tc>
-          <w:tcPr>
-            <w:tcW w:w="1148" w:type="dxa"/>
-            <w:vMerge/>
-            <w:tcBorders>
-              <w:top w:val="single" w:sz="4" w:space="0" w:color="000000"/>
-              <w:left w:val="single" w:sz="4" w:space="0" w:color="auto"/>
-              <w:bottom w:val="single" w:sz="4" w:space="0" w:color="000000"/>
-            </w:tcBorders>
-            <w:vAlign w:val="center"/>
-          </w:tcPr>
-          <w:p>
-            <w:pPr>
-              <w:suppressAutoHyphens w:val="0"/>
-              <w:rPr>
-                <w:rStyle w:val="Standard"/>
-                <w:color w:val="auto"/>
-                <w:sz w:val="24"/>
-              </w:rPr>
-            </w:pPr>
-          </w:p>
-        </w:tc>
-        <w:tc>
-          <w:tcPr>
-            <w:tcW w:w="856" w:type="dxa"/>
-            <w:tcBorders>
-              <w:top w:val="single" w:sz="4" w:space="0" w:color="000000"/>
-              <w:left w:val="single" w:sz="4" w:space="0" w:color="000000"/>
-              <w:bottom w:val="single" w:sz="4" w:space="0" w:color="000000"/>
-            </w:tcBorders>
-            <w:vAlign w:val="center"/>
-          </w:tcPr>
-          <w:p>
-            <w:pPr>
-              <w:pStyle w:val="Standard"/>
-              <w:ind w:firstLine="0"/>
+              <w:spacing w:before="0" w:after="20" w:line="240" w:lineRule="auto"/>
               <w:jc w:val="center"/>
-              <w:rPr>
-                <w:color w:val="auto"/>
-                <w:lang w:val="en-US"/>
-              </w:rPr>
-            </w:pPr>
-            <w:r>
-              <w:rPr>
-                <w:color w:val="auto"/>
+            </w:pPr>
+            <w:r>
+              <w:rPr>
+                <w:rFonts w:ascii="Times New Roman" w:hAnsi="Times New Roman"/>
+                <w:b/>
+                <w:sz w:val="24"/>
               </w:rPr>
               <w:t>№ 8</w:t>
             </w:r>
-          </w:p>
-        </w:tc>
-        <w:tc>
-          <w:tcPr>
-            <w:tcW w:w="860" w:type="dxa"/>
-            <w:tcBorders>
-              <w:top w:val="single" w:sz="4" w:space="0" w:color="000000"/>
-              <w:left w:val="single" w:sz="4" w:space="0" w:color="000000"/>
-              <w:bottom w:val="single" w:sz="4" w:space="0" w:color="000000"/>
-            </w:tcBorders>
-            <w:vAlign w:val="center"/>
-          </w:tcPr>
-          <w:p>
-            <w:pPr>
-              <w:pStyle w:val="Standard"/>
-              <w:ind w:firstLine="0"/>
-              <w:jc w:val="center"/>
-              <w:rPr>
-                <w:color w:val="auto"/>
-                <w:lang w:val="en-US"/>
-              </w:rPr>
-            </w:pPr>
-            <w:r>
-              <w:rPr>
-                <w:color w:val="auto"/>
-              </w:rPr>
-            </w:r>
-          </w:p>
-        </w:tc>
-        <w:tc>
-          <w:tcPr>
-            <w:tcW w:w="853" w:type="dxa"/>
-            <w:tcBorders>
-              <w:top w:val="single" w:sz="4" w:space="0" w:color="000000"/>
-              <w:left w:val="single" w:sz="4" w:space="0" w:color="000000"/>
-              <w:bottom w:val="single" w:sz="4" w:space="0" w:color="000000"/>
-            </w:tcBorders>
-            <w:vAlign w:val="center"/>
-          </w:tcPr>
-          <w:p>
-            <w:pPr>
-              <w:pStyle w:val="Standard"/>
-              <w:ind w:firstLine="0"/>
-              <w:jc w:val="center"/>
-              <w:rPr>
-                <w:color w:val="auto"/>
-              </w:rPr>
-            </w:pPr>
-            <w:r/>
-          </w:p>
-        </w:tc>
-        <w:tc>
-          <w:tcPr>
-            <w:tcW w:w="804" w:type="dxa"/>
-            <w:tcBorders>
-              <w:top w:val="single" w:sz="4" w:space="0" w:color="000000"/>
-              <w:left w:val="single" w:sz="4" w:space="0" w:color="000000"/>
-              <w:bottom w:val="single" w:sz="4" w:space="0" w:color="000000"/>
-              <w:right w:val="single" w:sz="4" w:space="0" w:color="000000"/>
-            </w:tcBorders>
-            <w:vAlign w:val="center"/>
-          </w:tcPr>
-          <w:p>
-            <w:pPr>
-              <w:pStyle w:val="Standard"/>
-              <w:ind w:firstLine="0"/>
-              <w:jc w:val="center"/>
-              <w:rPr>
-                <w:color w:val="auto"/>
-              </w:rPr>
-            </w:pPr>
-            <w:r/>
           </w:p>
         </w:tc>
       </w:tr>
       <w:tr>
-        <w:tc>
-          <w:tcPr>
-            <w:tcW w:w="4249" w:type="dxa"/>
+        <w:trPr>
+          <w:tblHeader/>
+        </w:trPr>
+        <w:tc>
+          <w:tcPr>
+            <w:tcW w:type="dxa" w:w="454"/>
+            <w:vMerge/>
+          </w:tcPr>
+          <w:p/>
+        </w:tc>
+        <w:tc>
+          <w:tcPr>
+            <w:tcW w:type="dxa" w:w="3175"/>
             <w:gridSpan w:val="2"/>
             <w:vMerge/>
-            <w:tcBorders>
-              <w:top w:val="single" w:sz="4" w:space="0" w:color="000000"/>
-              <w:left w:val="single" w:sz="4" w:space="0" w:color="000000"/>
-              <w:bottom w:val="single" w:sz="4" w:space="0" w:color="000000"/>
-            </w:tcBorders>
-            <w:tcMar>
-              <w:left w:w="108" w:type="dxa"/>
-              <w:right w:w="108" w:type="dxa"/>
-            </w:tcMar>
+          </w:tcPr>
+          <w:p/>
+        </w:tc>
+        <w:tc>
+          <w:tcPr>
+            <w:tcW w:type="dxa" w:w="737"/>
+            <w:vMerge/>
+          </w:tcPr>
+          <w:p/>
+        </w:tc>
+        <w:tc>
+          <w:tcPr>
+            <w:tcW w:type="dxa" w:w="1587"/>
+            <w:vMerge/>
+          </w:tcPr>
+          <w:p/>
+        </w:tc>
+        <w:tc>
+          <w:tcPr>
+            <w:tcW w:type="dxa" w:w="3402"/>
             <w:vAlign w:val="center"/>
           </w:tcPr>
           <w:p>
             <w:pPr>
-              <w:suppressAutoHyphens w:val="0"/>
-              <w:rPr>
-                <w:rStyle w:val="Standard"/>
-                <w:color w:val="auto"/>
-                <w:sz w:val="24"/>
-              </w:rPr>
-            </w:pPr>
-          </w:p>
-        </w:tc>
-        <w:tc>
-          <w:tcPr>
-            <w:tcW w:w="884" w:type="dxa"/>
-            <w:vMerge/>
-            <w:tcBorders>
-              <w:top w:val="single" w:sz="4" w:space="0" w:color="000000"/>
-              <w:left w:val="single" w:sz="4" w:space="0" w:color="000000"/>
-              <w:bottom w:val="single" w:sz="4" w:space="0" w:color="000000"/>
-              <w:right w:val="single" w:sz="4" w:space="0" w:color="auto"/>
-            </w:tcBorders>
-            <w:vAlign w:val="center"/>
-          </w:tcPr>
-          <w:p>
-            <w:pPr>
-              <w:suppressAutoHyphens w:val="0"/>
-              <w:rPr>
-                <w:rStyle w:val="Standard"/>
-                <w:color w:val="auto"/>
-                <w:sz w:val="24"/>
-              </w:rPr>
-            </w:pPr>
-          </w:p>
-        </w:tc>
-        <w:tc>
-          <w:tcPr>
-            <w:tcW w:w="1148" w:type="dxa"/>
-            <w:vMerge/>
-            <w:tcBorders>
-              <w:top w:val="single" w:sz="4" w:space="0" w:color="000000"/>
-              <w:left w:val="single" w:sz="4" w:space="0" w:color="auto"/>
-              <w:bottom w:val="single" w:sz="4" w:space="0" w:color="000000"/>
-            </w:tcBorders>
-            <w:vAlign w:val="center"/>
-          </w:tcPr>
-          <w:p>
-            <w:pPr>
-              <w:suppressAutoHyphens w:val="0"/>
-              <w:rPr>
-                <w:rStyle w:val="Standard"/>
-                <w:color w:val="auto"/>
-                <w:sz w:val="24"/>
-              </w:rPr>
-            </w:pPr>
-          </w:p>
-        </w:tc>
-        <w:tc>
-          <w:tcPr>
-            <w:tcW w:w="856" w:type="dxa"/>
-            <w:tcBorders>
-              <w:top w:val="single" w:sz="4" w:space="0" w:color="000000"/>
-              <w:left w:val="single" w:sz="4" w:space="0" w:color="000000"/>
-              <w:bottom w:val="single" w:sz="4" w:space="0" w:color="000000"/>
-            </w:tcBorders>
-            <w:vAlign w:val="center"/>
-          </w:tcPr>
-          <w:p>
-            <w:pPr>
-              <w:pStyle w:val="Standard"/>
-              <w:ind w:firstLine="0"/>
+              <w:spacing w:before="0" w:after="20" w:line="240" w:lineRule="auto"/>
               <w:jc w:val="center"/>
-              <w:rPr>
-                <w:color w:val="auto"/>
-              </w:rPr>
-            </w:pPr>
-            <w:r>
-              <w:rPr>
-                <w:color w:val="auto"/>
+            </w:pPr>
+            <w:r>
+              <w:rPr>
+                <w:rFonts w:ascii="Times New Roman" w:hAnsi="Times New Roman"/>
+                <w:b/>
+                <w:sz w:val="24"/>
               </w:rPr>
               <w:t>часов</w:t>
             </w:r>
-          </w:p>
-        </w:tc>
-        <w:tc>
-          <w:tcPr>
-            <w:tcW w:w="860" w:type="dxa"/>
-            <w:tcBorders>
-              <w:top w:val="single" w:sz="4" w:space="0" w:color="000000"/>
-              <w:left w:val="single" w:sz="4" w:space="0" w:color="000000"/>
-              <w:bottom w:val="single" w:sz="4" w:space="0" w:color="000000"/>
-            </w:tcBorders>
-            <w:vAlign w:val="center"/>
-          </w:tcPr>
-          <w:p>
-            <w:pPr>
-              <w:pStyle w:val="Standard"/>
-              <w:ind w:firstLine="0"/>
-              <w:jc w:val="center"/>
-              <w:rPr>
-                <w:color w:val="auto"/>
-              </w:rPr>
-            </w:pPr>
-            <w:r>
-              <w:rPr>
-                <w:color w:val="auto"/>
-              </w:rPr>
-            </w:r>
-          </w:p>
-        </w:tc>
-        <w:tc>
-          <w:tcPr>
-            <w:tcW w:w="853" w:type="dxa"/>
-            <w:tcBorders>
-              <w:top w:val="single" w:sz="4" w:space="0" w:color="000000"/>
-              <w:left w:val="single" w:sz="4" w:space="0" w:color="000000"/>
-              <w:bottom w:val="single" w:sz="4" w:space="0" w:color="000000"/>
-            </w:tcBorders>
-            <w:vAlign w:val="center"/>
-          </w:tcPr>
-          <w:p>
-            <w:pPr>
-              <w:pStyle w:val="Standard"/>
-              <w:ind w:firstLine="0"/>
-              <w:jc w:val="center"/>
-              <w:rPr>
-                <w:color w:val="auto"/>
-              </w:rPr>
-            </w:pPr>
-            <w:r/>
-          </w:p>
-        </w:tc>
-        <w:tc>
-          <w:tcPr>
-            <w:tcW w:w="804" w:type="dxa"/>
-            <w:tcBorders>
-              <w:top w:val="single" w:sz="4" w:space="0" w:color="000000"/>
-              <w:left w:val="single" w:sz="4" w:space="0" w:color="000000"/>
-              <w:bottom w:val="single" w:sz="4" w:space="0" w:color="000000"/>
-              <w:right w:val="single" w:sz="4" w:space="0" w:color="000000"/>
-            </w:tcBorders>
-            <w:vAlign w:val="center"/>
-          </w:tcPr>
-          <w:p>
-            <w:pPr>
-              <w:pStyle w:val="Standard"/>
-              <w:ind w:firstLine="0"/>
-              <w:jc w:val="center"/>
-              <w:rPr>
-                <w:color w:val="auto"/>
-              </w:rPr>
-            </w:pPr>
-            <w:r/>
           </w:p>
         </w:tc>
       </w:tr>
       <w:tr>
         <w:tc>
           <w:tcPr>
-            <w:tcW w:w="4249" w:type="dxa"/>
+            <w:tcW w:type="dxa" w:w="454"/>
+            <w:vAlign w:val="center"/>
+          </w:tcPr>
+          <w:p>
+            <w:pPr>
+              <w:spacing w:before="0" w:after="20" w:line="240" w:lineRule="auto"/>
+              <w:jc w:val="center"/>
+            </w:pPr>
+            <w:r>
+              <w:rPr>
+                <w:rFonts w:ascii="Times New Roman" w:hAnsi="Times New Roman"/>
+                <w:b w:val="0"/>
+                <w:sz w:val="24"/>
+              </w:rPr>
+              <w:t>1</w:t>
+            </w:r>
+          </w:p>
+        </w:tc>
+        <w:tc>
+          <w:tcPr>
+            <w:tcW w:type="dxa" w:w="3175"/>
             <w:gridSpan w:val="2"/>
-            <w:tcBorders>
-              <w:top w:val="single" w:sz="4" w:space="0" w:color="000000"/>
-              <w:left w:val="single" w:sz="4" w:space="0" w:color="000000"/>
-              <w:bottom w:val="single" w:sz="4" w:space="0" w:color="000000"/>
-            </w:tcBorders>
-            <w:tcMar>
-              <w:left w:w="108" w:type="dxa"/>
-              <w:right w:w="108" w:type="dxa"/>
-            </w:tcMar>
-          </w:tcPr>
-          <w:p>
-            <w:pPr>
-              <w:pStyle w:val="Standard"/>
-              <w:ind w:firstLine="0"/>
-              <w:rPr>
-                <w:color w:val="auto"/>
-              </w:rPr>
-            </w:pPr>
-            <w:r>
-              <w:rPr>
-                <w:color w:val="auto"/>
-              </w:rPr>
-              <w:t>1.Контактная работа обучающихся с преподавателем (по видам учебных з</w:t>
-            </w:r>
-            <w:r>
-              <w:rPr>
-                <w:color w:val="auto"/>
-              </w:rPr>
-              <w:t>а</w:t>
-            </w:r>
-            <w:r>
-              <w:rPr>
-                <w:color w:val="auto"/>
-              </w:rPr>
-              <w:t>нятий) (вс</w:t>
-            </w:r>
-            <w:r>
-              <w:rPr>
-                <w:color w:val="auto"/>
-              </w:rPr>
-              <w:t>е</w:t>
-            </w:r>
-            <w:r>
-              <w:rPr>
-                <w:color w:val="auto"/>
-              </w:rPr>
-              <w:t>го)</w:t>
-            </w:r>
-          </w:p>
-        </w:tc>
-        <w:tc>
-          <w:tcPr>
-            <w:tcW w:w="884" w:type="dxa"/>
-            <w:tcBorders>
-              <w:top w:val="single" w:sz="4" w:space="0" w:color="000000"/>
-              <w:left w:val="single" w:sz="4" w:space="0" w:color="000000"/>
-              <w:bottom w:val="single" w:sz="4" w:space="0" w:color="000000"/>
-              <w:right w:val="single" w:sz="4" w:space="0" w:color="auto"/>
-            </w:tcBorders>
             <w:vAlign w:val="center"/>
           </w:tcPr>
           <w:p>
             <w:pPr>
-              <w:pStyle w:val="Standard"/>
-              <w:ind w:firstLine="0"/>
+              <w:spacing w:before="0" w:after="20" w:line="240" w:lineRule="auto"/>
+              <w:jc w:val="left"/>
+            </w:pPr>
+            <w:r>
+              <w:rPr>
+                <w:rFonts w:ascii="Times New Roman" w:hAnsi="Times New Roman"/>
+                <w:b/>
+                <w:sz w:val="24"/>
+              </w:rPr>
+              <w:t>Контактная работа обучающихся с преподавателем (по видам учебных занятий), всего</w:t>
+            </w:r>
+          </w:p>
+        </w:tc>
+        <w:tc>
+          <w:tcPr>
+            <w:tcW w:type="dxa" w:w="737"/>
+            <w:vAlign w:val="center"/>
+          </w:tcPr>
+          <w:p>
+            <w:pPr>
+              <w:spacing w:before="0" w:after="20" w:line="240" w:lineRule="auto"/>
               <w:jc w:val="center"/>
-              <w:rPr>
-                <w:color w:val="auto"/>
-              </w:rPr>
-            </w:pPr>
-            <w:r>
-              <w:rPr>
-                <w:color w:val="auto"/>
+            </w:pPr>
+            <w:r>
+              <w:rPr>
+                <w:rFonts w:ascii="Times New Roman" w:hAnsi="Times New Roman"/>
+                <w:b w:val="0"/>
+                <w:sz w:val="24"/>
               </w:rPr>
               <w:t>68</w:t>
             </w:r>
@@ -3091,309 +2726,142 @@
         </w:tc>
         <w:tc>
           <w:tcPr>
-            <w:tcW w:w="1148" w:type="dxa"/>
-            <w:tcBorders>
-              <w:top w:val="single" w:sz="4" w:space="0" w:color="000000"/>
-              <w:left w:val="single" w:sz="4" w:space="0" w:color="auto"/>
-              <w:bottom w:val="single" w:sz="4" w:space="0" w:color="000000"/>
-            </w:tcBorders>
+            <w:tcW w:type="dxa" w:w="1587"/>
             <w:vAlign w:val="center"/>
           </w:tcPr>
           <w:p>
             <w:pPr>
-              <w:pStyle w:val="Standard"/>
-              <w:ind w:firstLine="0"/>
+              <w:spacing w:before="0" w:after="20" w:line="240" w:lineRule="auto"/>
               <w:jc w:val="center"/>
-              <w:rPr>
-                <w:color w:val="auto"/>
-              </w:rPr>
-            </w:pPr>
-            <w:r/>
-          </w:p>
-        </w:tc>
-        <w:tc>
-          <w:tcPr>
-            <w:tcW w:w="856" w:type="dxa"/>
-            <w:tcBorders>
-              <w:top w:val="single" w:sz="4" w:space="0" w:color="000000"/>
-              <w:left w:val="single" w:sz="4" w:space="0" w:color="000000"/>
-              <w:bottom w:val="single" w:sz="4" w:space="0" w:color="000000"/>
-            </w:tcBorders>
+            </w:pPr>
+            <w:r>
+              <w:rPr>
+                <w:rFonts w:ascii="Times New Roman" w:hAnsi="Times New Roman"/>
+                <w:b w:val="0"/>
+                <w:sz w:val="24"/>
+              </w:rPr>
+              <w:t>10</w:t>
+            </w:r>
+          </w:p>
+        </w:tc>
+        <w:tc>
+          <w:tcPr>
+            <w:tcW w:type="dxa" w:w="3402"/>
             <w:vAlign w:val="center"/>
           </w:tcPr>
           <w:p>
             <w:pPr>
-              <w:pStyle w:val="Standard"/>
-              <w:ind w:firstLine="0"/>
+              <w:spacing w:before="0" w:after="20" w:line="240" w:lineRule="auto"/>
               <w:jc w:val="center"/>
-              <w:rPr>
-                <w:color w:val="auto"/>
-              </w:rPr>
-            </w:pPr>
-            <w:r>
-              <w:rPr>
-                <w:color w:val="auto"/>
+            </w:pPr>
+            <w:r>
+              <w:rPr>
+                <w:rFonts w:ascii="Times New Roman" w:hAnsi="Times New Roman"/>
+                <w:b w:val="0"/>
+                <w:sz w:val="24"/>
               </w:rPr>
               <w:t>68</w:t>
             </w:r>
-          </w:p>
-        </w:tc>
-        <w:tc>
-          <w:tcPr>
-            <w:tcW w:w="860" w:type="dxa"/>
-            <w:tcBorders>
-              <w:top w:val="single" w:sz="4" w:space="0" w:color="000000"/>
-              <w:left w:val="single" w:sz="4" w:space="0" w:color="000000"/>
-              <w:bottom w:val="single" w:sz="4" w:space="0" w:color="000000"/>
-            </w:tcBorders>
-            <w:vAlign w:val="center"/>
-          </w:tcPr>
-          <w:p>
-            <w:pPr>
-              <w:pStyle w:val="Standard"/>
-              <w:ind w:firstLine="0"/>
-              <w:jc w:val="center"/>
-              <w:rPr>
-                <w:color w:val="auto"/>
-              </w:rPr>
-            </w:pPr>
-            <w:r>
-              <w:rPr>
-                <w:color w:val="auto"/>
-              </w:rPr>
-            </w:r>
-          </w:p>
-        </w:tc>
-        <w:tc>
-          <w:tcPr>
-            <w:tcW w:w="853" w:type="dxa"/>
-            <w:tcBorders>
-              <w:top w:val="single" w:sz="4" w:space="0" w:color="000000"/>
-              <w:left w:val="single" w:sz="4" w:space="0" w:color="000000"/>
-              <w:bottom w:val="single" w:sz="4" w:space="0" w:color="000000"/>
-            </w:tcBorders>
-            <w:vAlign w:val="center"/>
-          </w:tcPr>
-          <w:p>
-            <w:pPr>
-              <w:pStyle w:val="Standard"/>
-              <w:ind w:firstLine="0"/>
-              <w:jc w:val="center"/>
-              <w:rPr>
-                <w:color w:val="auto"/>
-              </w:rPr>
-            </w:pPr>
-            <w:r/>
-          </w:p>
-        </w:tc>
-        <w:tc>
-          <w:tcPr>
-            <w:tcW w:w="804" w:type="dxa"/>
-            <w:tcBorders>
-              <w:top w:val="single" w:sz="4" w:space="0" w:color="000000"/>
-              <w:left w:val="single" w:sz="4" w:space="0" w:color="000000"/>
-              <w:bottom w:val="single" w:sz="4" w:space="0" w:color="000000"/>
-              <w:right w:val="single" w:sz="4" w:space="0" w:color="000000"/>
-            </w:tcBorders>
-            <w:vAlign w:val="center"/>
-          </w:tcPr>
-          <w:p>
-            <w:pPr>
-              <w:pStyle w:val="Standard"/>
-              <w:ind w:firstLine="0"/>
-              <w:jc w:val="center"/>
-              <w:rPr>
-                <w:color w:val="auto"/>
-              </w:rPr>
-            </w:pPr>
-            <w:r/>
           </w:p>
         </w:tc>
       </w:tr>
       <w:tr>
         <w:tc>
           <w:tcPr>
-            <w:tcW w:w="4249" w:type="dxa"/>
+            <w:tcW w:type="dxa" w:w="454"/>
+            <w:vAlign w:val="center"/>
+          </w:tcPr>
+          <w:p>
+            <w:pPr>
+              <w:spacing w:before="0" w:after="20" w:line="240" w:lineRule="auto"/>
+              <w:jc w:val="center"/>
+            </w:pPr>
+            <w:r>
+              <w:rPr>
+                <w:rFonts w:ascii="Times New Roman" w:hAnsi="Times New Roman"/>
+                <w:b w:val="0"/>
+                <w:sz w:val="24"/>
+              </w:rPr>
+            </w:r>
+          </w:p>
+        </w:tc>
+        <w:tc>
+          <w:tcPr>
+            <w:tcW w:type="dxa" w:w="3175"/>
             <w:gridSpan w:val="2"/>
-            <w:tcBorders>
-              <w:top w:val="single" w:sz="4" w:space="0" w:color="000000"/>
-              <w:left w:val="single" w:sz="4" w:space="0" w:color="000000"/>
-              <w:bottom w:val="single" w:sz="4" w:space="0" w:color="000000"/>
-            </w:tcBorders>
-            <w:tcMar>
-              <w:left w:w="108" w:type="dxa"/>
-              <w:right w:w="108" w:type="dxa"/>
-            </w:tcMar>
-          </w:tcPr>
-          <w:p>
-            <w:pPr>
-              <w:pStyle w:val="Standard"/>
-              <w:ind w:firstLine="0"/>
-              <w:rPr>
-                <w:color w:val="auto"/>
-              </w:rPr>
-            </w:pPr>
-            <w:r>
-              <w:rPr>
-                <w:color w:val="auto"/>
-              </w:rPr>
-              <w:t>В том числе:</w:t>
-            </w:r>
-          </w:p>
-        </w:tc>
-        <w:tc>
-          <w:tcPr>
-            <w:tcW w:w="884" w:type="dxa"/>
-            <w:tcBorders>
-              <w:top w:val="single" w:sz="4" w:space="0" w:color="000000"/>
-              <w:left w:val="single" w:sz="4" w:space="0" w:color="000000"/>
-              <w:bottom w:val="single" w:sz="4" w:space="0" w:color="000000"/>
-              <w:right w:val="single" w:sz="4" w:space="0" w:color="auto"/>
-            </w:tcBorders>
-          </w:tcPr>
-          <w:p>
-            <w:pPr>
-              <w:pStyle w:val="Standard"/>
-              <w:ind w:firstLine="0"/>
-              <w:rPr>
-                <w:color w:val="auto"/>
-              </w:rPr>
-            </w:pPr>
-            <w:r/>
-          </w:p>
-        </w:tc>
-        <w:tc>
-          <w:tcPr>
-            <w:tcW w:w="1148" w:type="dxa"/>
-            <w:tcBorders>
-              <w:top w:val="single" w:sz="4" w:space="0" w:color="000000"/>
-              <w:left w:val="single" w:sz="4" w:space="0" w:color="auto"/>
-              <w:bottom w:val="single" w:sz="4" w:space="0" w:color="000000"/>
-            </w:tcBorders>
-          </w:tcPr>
-          <w:p>
-            <w:pPr>
-              <w:pStyle w:val="Standard"/>
-              <w:ind w:firstLine="0"/>
-              <w:rPr>
-                <w:color w:val="auto"/>
-              </w:rPr>
-            </w:pPr>
-            <w:r/>
-          </w:p>
-        </w:tc>
-        <w:tc>
-          <w:tcPr>
-            <w:tcW w:w="856" w:type="dxa"/>
-            <w:tcBorders>
-              <w:top w:val="single" w:sz="4" w:space="0" w:color="000000"/>
-              <w:left w:val="single" w:sz="4" w:space="0" w:color="000000"/>
-              <w:bottom w:val="single" w:sz="4" w:space="0" w:color="000000"/>
-            </w:tcBorders>
-          </w:tcPr>
-          <w:p>
-            <w:pPr>
-              <w:pStyle w:val="Standard"/>
-              <w:ind w:firstLine="0"/>
-              <w:jc w:val="center"/>
-              <w:rPr>
-                <w:color w:val="auto"/>
-              </w:rPr>
-            </w:pPr>
-            <w:r/>
-          </w:p>
-        </w:tc>
-        <w:tc>
-          <w:tcPr>
-            <w:tcW w:w="860" w:type="dxa"/>
-            <w:tcBorders>
-              <w:top w:val="single" w:sz="4" w:space="0" w:color="000000"/>
-              <w:left w:val="single" w:sz="4" w:space="0" w:color="000000"/>
-              <w:bottom w:val="single" w:sz="4" w:space="0" w:color="000000"/>
-            </w:tcBorders>
-          </w:tcPr>
-          <w:p>
-            <w:pPr>
-              <w:pStyle w:val="Standard"/>
-              <w:ind w:firstLine="0"/>
-              <w:jc w:val="center"/>
-              <w:rPr>
-                <w:color w:val="auto"/>
-              </w:rPr>
-            </w:pPr>
-            <w:r/>
-          </w:p>
-        </w:tc>
-        <w:tc>
-          <w:tcPr>
-            <w:tcW w:w="853" w:type="dxa"/>
-            <w:tcBorders>
-              <w:top w:val="single" w:sz="4" w:space="0" w:color="000000"/>
-              <w:left w:val="single" w:sz="4" w:space="0" w:color="000000"/>
-              <w:bottom w:val="single" w:sz="4" w:space="0" w:color="000000"/>
-            </w:tcBorders>
-          </w:tcPr>
-          <w:p>
-            <w:pPr>
-              <w:pStyle w:val="Standard"/>
-              <w:ind w:firstLine="0"/>
-              <w:jc w:val="center"/>
-              <w:rPr>
-                <w:color w:val="auto"/>
-              </w:rPr>
-            </w:pPr>
-            <w:r/>
-          </w:p>
-        </w:tc>
-        <w:tc>
-          <w:tcPr>
-            <w:tcW w:w="804" w:type="dxa"/>
-            <w:tcBorders>
-              <w:top w:val="single" w:sz="4" w:space="0" w:color="000000"/>
-              <w:left w:val="single" w:sz="4" w:space="0" w:color="000000"/>
-              <w:bottom w:val="single" w:sz="4" w:space="0" w:color="000000"/>
-              <w:right w:val="single" w:sz="4" w:space="0" w:color="000000"/>
-            </w:tcBorders>
-          </w:tcPr>
-          <w:p>
-            <w:pPr>
-              <w:pStyle w:val="Standard"/>
-              <w:ind w:firstLine="0"/>
-              <w:jc w:val="center"/>
-              <w:rPr>
-                <w:color w:val="auto"/>
-              </w:rPr>
-            </w:pPr>
-            <w:r/>
-          </w:p>
+            <w:vAlign w:val="center"/>
+          </w:tcPr>
+          <w:p>
+            <w:pPr>
+              <w:spacing w:before="0" w:after="20" w:line="240" w:lineRule="auto"/>
+              <w:jc w:val="left"/>
+            </w:pPr>
+            <w:r>
+              <w:rPr>
+                <w:rFonts w:ascii="Times New Roman" w:hAnsi="Times New Roman"/>
+                <w:b w:val="0"/>
+                <w:sz w:val="24"/>
+              </w:rPr>
+              <w:t>в том числе:</w:t>
+            </w:r>
+          </w:p>
+        </w:tc>
+        <w:tc>
+          <w:tcPr>
+            <w:tcW w:type="dxa" w:w="737"/>
+          </w:tcPr>
+          <w:p/>
+        </w:tc>
+        <w:tc>
+          <w:tcPr>
+            <w:tcW w:type="dxa" w:w="1587"/>
+          </w:tcPr>
+          <w:p/>
+        </w:tc>
+        <w:tc>
+          <w:tcPr>
+            <w:tcW w:type="dxa" w:w="3402"/>
+          </w:tcPr>
+          <w:p/>
         </w:tc>
       </w:tr>
       <w:tr>
         <w:tc>
           <w:tcPr>
-            <w:tcW w:w="4249" w:type="dxa"/>
+            <w:tcW w:type="dxa" w:w="454"/>
+            <w:vAlign w:val="center"/>
+          </w:tcPr>
+          <w:p>
+            <w:pPr>
+              <w:spacing w:before="0" w:after="20" w:line="240" w:lineRule="auto"/>
+              <w:jc w:val="center"/>
+            </w:pPr>
+            <w:r>
+              <w:rPr>
+                <w:rFonts w:ascii="Times New Roman" w:hAnsi="Times New Roman"/>
+                <w:b w:val="0"/>
+                <w:sz w:val="24"/>
+              </w:rPr>
+              <w:t>1.1</w:t>
+            </w:r>
+          </w:p>
+        </w:tc>
+        <w:tc>
+          <w:tcPr>
+            <w:tcW w:type="dxa" w:w="3175"/>
             <w:gridSpan w:val="2"/>
-            <w:tcBorders>
-              <w:top w:val="single" w:sz="4" w:space="0" w:color="000000"/>
-              <w:left w:val="single" w:sz="4" w:space="0" w:color="000000"/>
-              <w:bottom w:val="single" w:sz="4" w:space="0" w:color="000000"/>
-            </w:tcBorders>
-            <w:tcMar>
-              <w:left w:w="108" w:type="dxa"/>
-              <w:right w:w="108" w:type="dxa"/>
-            </w:tcMar>
-          </w:tcPr>
-          <w:p>
-            <w:pPr>
-              <w:pStyle w:val="Standard"/>
-              <w:ind w:firstLine="0"/>
-              <w:rPr>
-                <w:color w:val="auto"/>
-              </w:rPr>
-            </w:pPr>
-            <w:r>
-              <w:rPr>
-                <w:color w:val="auto"/>
+            <w:vAlign w:val="center"/>
+          </w:tcPr>
+          <w:p>
+            <w:pPr>
+              <w:spacing w:before="0" w:after="20" w:line="240" w:lineRule="auto"/>
+              <w:jc w:val="left"/>
+            </w:pPr>
+            <w:r>
+              <w:rPr>
+                <w:rFonts w:ascii="Times New Roman" w:hAnsi="Times New Roman"/>
+                <w:b w:val="0"/>
+                <w:sz w:val="24"/>
               </w:rPr>
               <w:t>Лекции (Л)</w:t>
             </w:r>
@@ -3401,26 +2869,19 @@
         </w:tc>
         <w:tc>
           <w:tcPr>
-            <w:tcW w:w="884" w:type="dxa"/>
-            <w:tcBorders>
-              <w:top w:val="single" w:sz="4" w:space="0" w:color="000000"/>
-              <w:left w:val="single" w:sz="4" w:space="0" w:color="000000"/>
-              <w:bottom w:val="single" w:sz="4" w:space="0" w:color="000000"/>
-              <w:right w:val="single" w:sz="4" w:space="0" w:color="auto"/>
-            </w:tcBorders>
-          </w:tcPr>
-          <w:p>
-            <w:pPr>
-              <w:pStyle w:val="Standard"/>
-              <w:ind w:firstLine="0"/>
+            <w:tcW w:type="dxa" w:w="737"/>
+            <w:vAlign w:val="center"/>
+          </w:tcPr>
+          <w:p>
+            <w:pPr>
+              <w:spacing w:before="0" w:after="20" w:line="240" w:lineRule="auto"/>
               <w:jc w:val="center"/>
-              <w:rPr>
-                <w:color w:val="auto"/>
-              </w:rPr>
-            </w:pPr>
-            <w:r>
-              <w:rPr>
-                <w:color w:val="auto"/>
+            </w:pPr>
+            <w:r>
+              <w:rPr>
+                <w:rFonts w:ascii="Times New Roman" w:hAnsi="Times New Roman"/>
+                <w:b w:val="0"/>
+                <w:sz w:val="24"/>
               </w:rPr>
               <w:t>34</w:t>
             </w:r>
@@ -3428,1961 +2889,1485 @@
         </w:tc>
         <w:tc>
           <w:tcPr>
-            <w:tcW w:w="1148" w:type="dxa"/>
-            <w:tcBorders>
-              <w:top w:val="single" w:sz="4" w:space="0" w:color="000000"/>
-              <w:left w:val="single" w:sz="4" w:space="0" w:color="auto"/>
-              <w:bottom w:val="single" w:sz="4" w:space="0" w:color="000000"/>
-            </w:tcBorders>
-          </w:tcPr>
-          <w:p>
-            <w:pPr>
-              <w:pStyle w:val="Standard"/>
-              <w:ind w:firstLine="0"/>
+            <w:tcW w:type="dxa" w:w="1587"/>
+            <w:vAlign w:val="center"/>
+          </w:tcPr>
+          <w:p>
+            <w:pPr>
+              <w:spacing w:before="0" w:after="20" w:line="240" w:lineRule="auto"/>
               <w:jc w:val="center"/>
-              <w:rPr>
-                <w:color w:val="auto"/>
-              </w:rPr>
-            </w:pPr>
-            <w:r/>
-          </w:p>
-        </w:tc>
-        <w:tc>
-          <w:tcPr>
-            <w:tcW w:w="856" w:type="dxa"/>
-            <w:tcBorders>
-              <w:top w:val="single" w:sz="4" w:space="0" w:color="000000"/>
-              <w:left w:val="single" w:sz="4" w:space="0" w:color="000000"/>
-              <w:bottom w:val="single" w:sz="4" w:space="0" w:color="000000"/>
-            </w:tcBorders>
-          </w:tcPr>
-          <w:p>
-            <w:pPr>
-              <w:pStyle w:val="Standard"/>
-              <w:ind w:firstLine="0"/>
+            </w:pPr>
+            <w:r>
+              <w:rPr>
+                <w:rFonts w:ascii="Times New Roman" w:hAnsi="Times New Roman"/>
+                <w:b w:val="0"/>
+                <w:sz w:val="24"/>
+              </w:rPr>
+              <w:t>0</w:t>
+            </w:r>
+          </w:p>
+        </w:tc>
+        <w:tc>
+          <w:tcPr>
+            <w:tcW w:type="dxa" w:w="3402"/>
+            <w:vAlign w:val="center"/>
+          </w:tcPr>
+          <w:p>
+            <w:pPr>
+              <w:spacing w:before="0" w:after="20" w:line="240" w:lineRule="auto"/>
               <w:jc w:val="center"/>
-              <w:rPr>
-                <w:color w:val="auto"/>
-              </w:rPr>
-            </w:pPr>
-            <w:r>
-              <w:rPr>
-                <w:color w:val="auto"/>
+            </w:pPr>
+            <w:r>
+              <w:rPr>
+                <w:rFonts w:ascii="Times New Roman" w:hAnsi="Times New Roman"/>
+                <w:b w:val="0"/>
+                <w:sz w:val="24"/>
               </w:rPr>
               <w:t>34</w:t>
             </w:r>
-          </w:p>
-        </w:tc>
-        <w:tc>
-          <w:tcPr>
-            <w:tcW w:w="860" w:type="dxa"/>
-            <w:tcBorders>
-              <w:top w:val="single" w:sz="4" w:space="0" w:color="000000"/>
-              <w:left w:val="single" w:sz="4" w:space="0" w:color="000000"/>
-              <w:bottom w:val="single" w:sz="4" w:space="0" w:color="000000"/>
-            </w:tcBorders>
-          </w:tcPr>
-          <w:p>
-            <w:pPr>
-              <w:pStyle w:val="Standard"/>
-              <w:ind w:firstLine="0"/>
-              <w:jc w:val="center"/>
-              <w:rPr>
-                <w:color w:val="auto"/>
-              </w:rPr>
-            </w:pPr>
-            <w:r>
-              <w:rPr>
-                <w:color w:val="auto"/>
-              </w:rPr>
-            </w:r>
-          </w:p>
-        </w:tc>
-        <w:tc>
-          <w:tcPr>
-            <w:tcW w:w="853" w:type="dxa"/>
-            <w:tcBorders>
-              <w:top w:val="single" w:sz="4" w:space="0" w:color="000000"/>
-              <w:left w:val="single" w:sz="4" w:space="0" w:color="000000"/>
-              <w:bottom w:val="single" w:sz="4" w:space="0" w:color="000000"/>
-            </w:tcBorders>
-          </w:tcPr>
-          <w:p>
-            <w:pPr>
-              <w:pStyle w:val="Standard"/>
-              <w:ind w:firstLine="0"/>
-              <w:jc w:val="center"/>
-              <w:rPr>
-                <w:color w:val="auto"/>
-              </w:rPr>
-            </w:pPr>
-            <w:r/>
-          </w:p>
-        </w:tc>
-        <w:tc>
-          <w:tcPr>
-            <w:tcW w:w="804" w:type="dxa"/>
-            <w:tcBorders>
-              <w:top w:val="single" w:sz="4" w:space="0" w:color="000000"/>
-              <w:left w:val="single" w:sz="4" w:space="0" w:color="000000"/>
-              <w:bottom w:val="single" w:sz="4" w:space="0" w:color="000000"/>
-              <w:right w:val="single" w:sz="4" w:space="0" w:color="000000"/>
-            </w:tcBorders>
-          </w:tcPr>
-          <w:p>
-            <w:pPr>
-              <w:pStyle w:val="Standard"/>
-              <w:ind w:firstLine="0"/>
-              <w:jc w:val="center"/>
-              <w:rPr>
-                <w:color w:val="auto"/>
-              </w:rPr>
-            </w:pPr>
-            <w:r/>
           </w:p>
         </w:tc>
       </w:tr>
       <w:tr>
         <w:tc>
           <w:tcPr>
-            <w:tcW w:w="4249" w:type="dxa"/>
+            <w:tcW w:type="dxa" w:w="454"/>
+            <w:vAlign w:val="center"/>
+          </w:tcPr>
+          <w:p>
+            <w:pPr>
+              <w:spacing w:before="0" w:after="20" w:line="240" w:lineRule="auto"/>
+              <w:jc w:val="center"/>
+            </w:pPr>
+            <w:r>
+              <w:rPr>
+                <w:rFonts w:ascii="Times New Roman" w:hAnsi="Times New Roman"/>
+                <w:b w:val="0"/>
+                <w:sz w:val="24"/>
+              </w:rPr>
+              <w:t>1.2</w:t>
+            </w:r>
+          </w:p>
+        </w:tc>
+        <w:tc>
+          <w:tcPr>
+            <w:tcW w:type="dxa" w:w="3175"/>
             <w:gridSpan w:val="2"/>
-            <w:tcBorders>
-              <w:top w:val="single" w:sz="4" w:space="0" w:color="000000"/>
-              <w:left w:val="single" w:sz="4" w:space="0" w:color="000000"/>
-              <w:bottom w:val="single" w:sz="4" w:space="0" w:color="000000"/>
-            </w:tcBorders>
-            <w:tcMar>
-              <w:left w:w="108" w:type="dxa"/>
-              <w:right w:w="108" w:type="dxa"/>
-            </w:tcMar>
-          </w:tcPr>
-          <w:p>
-            <w:pPr>
-              <w:pStyle w:val="Standard"/>
-              <w:ind w:firstLine="0"/>
-              <w:rPr>
-                <w:color w:val="auto"/>
-              </w:rPr>
-            </w:pPr>
-            <w:r>
-              <w:rPr>
-                <w:color w:val="auto"/>
-              </w:rPr>
-              <w:t>Практические занятия (ПЗ), семин</w:t>
-            </w:r>
-            <w:r>
-              <w:rPr>
-                <w:color w:val="auto"/>
-              </w:rPr>
-              <w:t>а</w:t>
-            </w:r>
-            <w:r>
-              <w:rPr>
-                <w:color w:val="auto"/>
-              </w:rPr>
-              <w:t>ры (С)</w:t>
-            </w:r>
-          </w:p>
-        </w:tc>
-        <w:tc>
-          <w:tcPr>
-            <w:tcW w:w="884" w:type="dxa"/>
-            <w:tcBorders>
-              <w:top w:val="single" w:sz="4" w:space="0" w:color="000000"/>
-              <w:left w:val="single" w:sz="4" w:space="0" w:color="000000"/>
-              <w:bottom w:val="single" w:sz="4" w:space="0" w:color="000000"/>
-              <w:right w:val="single" w:sz="4" w:space="0" w:color="auto"/>
-            </w:tcBorders>
             <w:vAlign w:val="center"/>
           </w:tcPr>
           <w:p>
             <w:pPr>
-              <w:pStyle w:val="Standard"/>
-              <w:ind w:firstLine="0"/>
+              <w:spacing w:before="0" w:after="20" w:line="240" w:lineRule="auto"/>
+              <w:jc w:val="left"/>
+            </w:pPr>
+            <w:r>
+              <w:rPr>
+                <w:rFonts w:ascii="Times New Roman" w:hAnsi="Times New Roman"/>
+                <w:b w:val="0"/>
+                <w:sz w:val="24"/>
+              </w:rPr>
+              <w:t>Практические занятия (ПЗ)</w:t>
+            </w:r>
+          </w:p>
+        </w:tc>
+        <w:tc>
+          <w:tcPr>
+            <w:tcW w:type="dxa" w:w="737"/>
+            <w:vAlign w:val="center"/>
+          </w:tcPr>
+          <w:p>
+            <w:pPr>
+              <w:spacing w:before="0" w:after="20" w:line="240" w:lineRule="auto"/>
               <w:jc w:val="center"/>
-              <w:rPr>
-                <w:color w:val="auto"/>
-              </w:rPr>
-            </w:pPr>
-            <w:r/>
-          </w:p>
-        </w:tc>
-        <w:tc>
-          <w:tcPr>
-            <w:tcW w:w="1148" w:type="dxa"/>
-            <w:tcBorders>
-              <w:top w:val="single" w:sz="4" w:space="0" w:color="000000"/>
-              <w:left w:val="single" w:sz="4" w:space="0" w:color="auto"/>
-              <w:bottom w:val="single" w:sz="4" w:space="0" w:color="000000"/>
-            </w:tcBorders>
+            </w:pPr>
+            <w:r>
+              <w:rPr>
+                <w:rFonts w:ascii="Times New Roman" w:hAnsi="Times New Roman"/>
+                <w:b w:val="0"/>
+                <w:sz w:val="24"/>
+              </w:rPr>
+              <w:t>0</w:t>
+            </w:r>
+          </w:p>
+        </w:tc>
+        <w:tc>
+          <w:tcPr>
+            <w:tcW w:type="dxa" w:w="1587"/>
             <w:vAlign w:val="center"/>
           </w:tcPr>
           <w:p>
             <w:pPr>
-              <w:pStyle w:val="Standard"/>
-              <w:ind w:firstLine="0"/>
+              <w:spacing w:before="0" w:after="20" w:line="240" w:lineRule="auto"/>
               <w:jc w:val="center"/>
-              <w:rPr>
-                <w:color w:val="auto"/>
-              </w:rPr>
-            </w:pPr>
-            <w:r/>
-          </w:p>
-        </w:tc>
-        <w:tc>
-          <w:tcPr>
-            <w:tcW w:w="856" w:type="dxa"/>
-            <w:tcBorders>
-              <w:top w:val="single" w:sz="4" w:space="0" w:color="000000"/>
-              <w:left w:val="single" w:sz="4" w:space="0" w:color="000000"/>
-              <w:bottom w:val="single" w:sz="4" w:space="0" w:color="000000"/>
-            </w:tcBorders>
+            </w:pPr>
+            <w:r>
+              <w:rPr>
+                <w:rFonts w:ascii="Times New Roman" w:hAnsi="Times New Roman"/>
+                <w:b w:val="0"/>
+                <w:sz w:val="24"/>
+              </w:rPr>
+              <w:t>0</w:t>
+            </w:r>
+          </w:p>
+        </w:tc>
+        <w:tc>
+          <w:tcPr>
+            <w:tcW w:type="dxa" w:w="3402"/>
             <w:vAlign w:val="center"/>
           </w:tcPr>
           <w:p>
             <w:pPr>
-              <w:pStyle w:val="Standard"/>
-              <w:ind w:firstLine="0"/>
+              <w:spacing w:before="0" w:after="20" w:line="240" w:lineRule="auto"/>
               <w:jc w:val="center"/>
-              <w:rPr>
-                <w:color w:val="auto"/>
-              </w:rPr>
-            </w:pPr>
-            <w:r/>
-          </w:p>
-        </w:tc>
-        <w:tc>
-          <w:tcPr>
-            <w:tcW w:w="860" w:type="dxa"/>
-            <w:tcBorders>
-              <w:top w:val="single" w:sz="4" w:space="0" w:color="000000"/>
-              <w:left w:val="single" w:sz="4" w:space="0" w:color="000000"/>
-              <w:bottom w:val="single" w:sz="4" w:space="0" w:color="000000"/>
-            </w:tcBorders>
-            <w:vAlign w:val="center"/>
-          </w:tcPr>
-          <w:p>
-            <w:pPr>
-              <w:pStyle w:val="Standard"/>
-              <w:ind w:firstLine="0"/>
-              <w:jc w:val="center"/>
-              <w:rPr>
-                <w:color w:val="auto"/>
-              </w:rPr>
-            </w:pPr>
-            <w:r/>
-          </w:p>
-        </w:tc>
-        <w:tc>
-          <w:tcPr>
-            <w:tcW w:w="853" w:type="dxa"/>
-            <w:tcBorders>
-              <w:top w:val="single" w:sz="4" w:space="0" w:color="000000"/>
-              <w:left w:val="single" w:sz="4" w:space="0" w:color="000000"/>
-              <w:bottom w:val="single" w:sz="4" w:space="0" w:color="000000"/>
-            </w:tcBorders>
-            <w:vAlign w:val="center"/>
-          </w:tcPr>
-          <w:p>
-            <w:pPr>
-              <w:pStyle w:val="Standard"/>
-              <w:ind w:firstLine="0"/>
-              <w:jc w:val="center"/>
-              <w:rPr>
-                <w:color w:val="auto"/>
-              </w:rPr>
-            </w:pPr>
-            <w:r/>
-          </w:p>
-        </w:tc>
-        <w:tc>
-          <w:tcPr>
-            <w:tcW w:w="804" w:type="dxa"/>
-            <w:tcBorders>
-              <w:top w:val="single" w:sz="4" w:space="0" w:color="000000"/>
-              <w:left w:val="single" w:sz="4" w:space="0" w:color="000000"/>
-              <w:bottom w:val="single" w:sz="4" w:space="0" w:color="000000"/>
-              <w:right w:val="single" w:sz="4" w:space="0" w:color="000000"/>
-            </w:tcBorders>
-            <w:vAlign w:val="center"/>
-          </w:tcPr>
-          <w:p>
-            <w:pPr>
-              <w:pStyle w:val="Standard"/>
-              <w:ind w:firstLine="0"/>
-              <w:jc w:val="center"/>
-              <w:rPr>
-                <w:color w:val="auto"/>
-              </w:rPr>
-            </w:pPr>
-            <w:r/>
+            </w:pPr>
+            <w:r>
+              <w:rPr>
+                <w:rFonts w:ascii="Times New Roman" w:hAnsi="Times New Roman"/>
+                <w:b w:val="0"/>
+                <w:sz w:val="24"/>
+              </w:rPr>
+              <w:t>0</w:t>
+            </w:r>
           </w:p>
         </w:tc>
       </w:tr>
       <w:tr>
         <w:tc>
           <w:tcPr>
-            <w:tcW w:w="4249" w:type="dxa"/>
+            <w:tcW w:type="dxa" w:w="454"/>
+            <w:vAlign w:val="center"/>
+          </w:tcPr>
+          <w:p>
+            <w:pPr>
+              <w:spacing w:before="0" w:after="20" w:line="240" w:lineRule="auto"/>
+              <w:jc w:val="center"/>
+            </w:pPr>
+            <w:r>
+              <w:rPr>
+                <w:rFonts w:ascii="Times New Roman" w:hAnsi="Times New Roman"/>
+                <w:b w:val="0"/>
+                <w:sz w:val="24"/>
+              </w:rPr>
+              <w:t>1.3</w:t>
+            </w:r>
+          </w:p>
+        </w:tc>
+        <w:tc>
+          <w:tcPr>
+            <w:tcW w:type="dxa" w:w="3175"/>
             <w:gridSpan w:val="2"/>
-            <w:tcBorders>
-              <w:top w:val="single" w:sz="4" w:space="0" w:color="000000"/>
-              <w:left w:val="single" w:sz="4" w:space="0" w:color="000000"/>
-              <w:bottom w:val="single" w:sz="4" w:space="0" w:color="000000"/>
-            </w:tcBorders>
-            <w:tcMar>
-              <w:left w:w="108" w:type="dxa"/>
-              <w:right w:w="108" w:type="dxa"/>
-            </w:tcMar>
-          </w:tcPr>
-          <w:p>
-            <w:pPr>
-              <w:pStyle w:val="Standard"/>
-              <w:ind w:firstLine="0"/>
-              <w:rPr>
-                <w:color w:val="auto"/>
-              </w:rPr>
-            </w:pPr>
-            <w:r>
-              <w:rPr>
-                <w:color w:val="auto"/>
-              </w:rPr>
-              <w:t>Лабораторные работы (ЛР)</w:t>
-            </w:r>
-          </w:p>
-        </w:tc>
-        <w:tc>
-          <w:tcPr>
-            <w:tcW w:w="884" w:type="dxa"/>
-            <w:tcBorders>
-              <w:top w:val="single" w:sz="4" w:space="0" w:color="000000"/>
-              <w:left w:val="single" w:sz="4" w:space="0" w:color="000000"/>
-              <w:bottom w:val="single" w:sz="4" w:space="0" w:color="000000"/>
-              <w:right w:val="single" w:sz="4" w:space="0" w:color="auto"/>
-            </w:tcBorders>
             <w:vAlign w:val="center"/>
           </w:tcPr>
           <w:p>
             <w:pPr>
-              <w:pStyle w:val="Standard"/>
-              <w:ind w:firstLine="0"/>
+              <w:spacing w:before="0" w:after="20" w:line="240" w:lineRule="auto"/>
+              <w:jc w:val="left"/>
+            </w:pPr>
+            <w:r>
+              <w:rPr>
+                <w:rFonts w:ascii="Times New Roman" w:hAnsi="Times New Roman"/>
+                <w:b w:val="0"/>
+                <w:sz w:val="24"/>
+              </w:rPr>
+              <w:t>Семинары (С)</w:t>
+            </w:r>
+          </w:p>
+        </w:tc>
+        <w:tc>
+          <w:tcPr>
+            <w:tcW w:type="dxa" w:w="737"/>
+            <w:vAlign w:val="center"/>
+          </w:tcPr>
+          <w:p>
+            <w:pPr>
+              <w:spacing w:before="0" w:after="20" w:line="240" w:lineRule="auto"/>
               <w:jc w:val="center"/>
-              <w:rPr>
-                <w:color w:val="auto"/>
-              </w:rPr>
-            </w:pPr>
-            <w:r>
-              <w:rPr>
-                <w:color w:val="auto"/>
-              </w:rPr>
-              <w:t>34</w:t>
-            </w:r>
-          </w:p>
-        </w:tc>
-        <w:tc>
-          <w:tcPr>
-            <w:tcW w:w="1148" w:type="dxa"/>
-            <w:tcBorders>
-              <w:top w:val="single" w:sz="4" w:space="0" w:color="000000"/>
-              <w:left w:val="single" w:sz="4" w:space="0" w:color="auto"/>
-              <w:bottom w:val="single" w:sz="4" w:space="0" w:color="000000"/>
-            </w:tcBorders>
+            </w:pPr>
+            <w:r>
+              <w:rPr>
+                <w:rFonts w:ascii="Times New Roman" w:hAnsi="Times New Roman"/>
+                <w:b w:val="0"/>
+                <w:sz w:val="24"/>
+              </w:rPr>
+              <w:t>0</w:t>
+            </w:r>
+          </w:p>
+        </w:tc>
+        <w:tc>
+          <w:tcPr>
+            <w:tcW w:type="dxa" w:w="1587"/>
             <w:vAlign w:val="center"/>
           </w:tcPr>
           <w:p>
             <w:pPr>
-              <w:pStyle w:val="Standard"/>
-              <w:ind w:firstLine="0"/>
+              <w:spacing w:before="0" w:after="20" w:line="240" w:lineRule="auto"/>
               <w:jc w:val="center"/>
-              <w:rPr>
-                <w:color w:val="auto"/>
-              </w:rPr>
-            </w:pPr>
-            <w:r>
-              <w:rPr>
-                <w:color w:val="auto"/>
-              </w:rPr>
-            </w:r>
-          </w:p>
-        </w:tc>
-        <w:tc>
-          <w:tcPr>
-            <w:tcW w:w="856" w:type="dxa"/>
-            <w:tcBorders>
-              <w:top w:val="single" w:sz="4" w:space="0" w:color="000000"/>
-              <w:left w:val="single" w:sz="4" w:space="0" w:color="000000"/>
-              <w:bottom w:val="single" w:sz="4" w:space="0" w:color="000000"/>
-            </w:tcBorders>
+            </w:pPr>
+            <w:r>
+              <w:rPr>
+                <w:rFonts w:ascii="Times New Roman" w:hAnsi="Times New Roman"/>
+                <w:b w:val="0"/>
+                <w:sz w:val="24"/>
+              </w:rPr>
+              <w:t>0</w:t>
+            </w:r>
+          </w:p>
+        </w:tc>
+        <w:tc>
+          <w:tcPr>
+            <w:tcW w:type="dxa" w:w="3402"/>
             <w:vAlign w:val="center"/>
           </w:tcPr>
           <w:p>
             <w:pPr>
-              <w:pStyle w:val="Standard"/>
-              <w:ind w:firstLine="0"/>
+              <w:spacing w:before="0" w:after="20" w:line="240" w:lineRule="auto"/>
               <w:jc w:val="center"/>
-              <w:rPr>
-                <w:color w:val="auto"/>
-              </w:rPr>
-            </w:pPr>
-            <w:r>
-              <w:rPr>
-                <w:color w:val="auto"/>
-              </w:rPr>
-              <w:t>34</w:t>
-            </w:r>
-          </w:p>
-        </w:tc>
-        <w:tc>
-          <w:tcPr>
-            <w:tcW w:w="860" w:type="dxa"/>
-            <w:tcBorders>
-              <w:top w:val="single" w:sz="4" w:space="0" w:color="000000"/>
-              <w:left w:val="single" w:sz="4" w:space="0" w:color="000000"/>
-              <w:bottom w:val="single" w:sz="4" w:space="0" w:color="000000"/>
-            </w:tcBorders>
-            <w:vAlign w:val="center"/>
-          </w:tcPr>
-          <w:p>
-            <w:pPr>
-              <w:pStyle w:val="Standard"/>
-              <w:ind w:firstLine="0"/>
-              <w:jc w:val="center"/>
-              <w:rPr>
-                <w:color w:val="auto"/>
-              </w:rPr>
-            </w:pPr>
-            <w:r>
-              <w:rPr>
-                <w:color w:val="auto"/>
-              </w:rPr>
-            </w:r>
-          </w:p>
-        </w:tc>
-        <w:tc>
-          <w:tcPr>
-            <w:tcW w:w="853" w:type="dxa"/>
-            <w:tcBorders>
-              <w:top w:val="single" w:sz="4" w:space="0" w:color="000000"/>
-              <w:left w:val="single" w:sz="4" w:space="0" w:color="000000"/>
-              <w:bottom w:val="single" w:sz="4" w:space="0" w:color="000000"/>
-            </w:tcBorders>
-            <w:vAlign w:val="center"/>
-          </w:tcPr>
-          <w:p>
-            <w:pPr>
-              <w:pStyle w:val="Standard"/>
-              <w:ind w:firstLine="0"/>
-              <w:jc w:val="center"/>
-              <w:rPr>
-                <w:color w:val="auto"/>
-              </w:rPr>
-            </w:pPr>
-            <w:r/>
-          </w:p>
-        </w:tc>
-        <w:tc>
-          <w:tcPr>
-            <w:tcW w:w="804" w:type="dxa"/>
-            <w:tcBorders>
-              <w:top w:val="single" w:sz="4" w:space="0" w:color="000000"/>
-              <w:left w:val="single" w:sz="4" w:space="0" w:color="000000"/>
-              <w:bottom w:val="single" w:sz="4" w:space="0" w:color="000000"/>
-              <w:right w:val="single" w:sz="4" w:space="0" w:color="000000"/>
-            </w:tcBorders>
-            <w:vAlign w:val="center"/>
-          </w:tcPr>
-          <w:p>
-            <w:pPr>
-              <w:pStyle w:val="Standard"/>
-              <w:ind w:firstLine="0"/>
-              <w:jc w:val="center"/>
-              <w:rPr>
-                <w:color w:val="auto"/>
-              </w:rPr>
-            </w:pPr>
-            <w:r/>
+            </w:pPr>
+            <w:r>
+              <w:rPr>
+                <w:rFonts w:ascii="Times New Roman" w:hAnsi="Times New Roman"/>
+                <w:b w:val="0"/>
+                <w:sz w:val="24"/>
+              </w:rPr>
+              <w:t>0</w:t>
+            </w:r>
           </w:p>
         </w:tc>
       </w:tr>
       <w:tr>
         <w:tc>
           <w:tcPr>
-            <w:tcW w:w="4249" w:type="dxa"/>
+            <w:tcW w:type="dxa" w:w="454"/>
+            <w:vAlign w:val="center"/>
+          </w:tcPr>
+          <w:p>
+            <w:pPr>
+              <w:spacing w:before="0" w:after="20" w:line="240" w:lineRule="auto"/>
+              <w:jc w:val="center"/>
+            </w:pPr>
+            <w:r>
+              <w:rPr>
+                <w:rFonts w:ascii="Times New Roman" w:hAnsi="Times New Roman"/>
+                <w:b w:val="0"/>
+                <w:sz w:val="24"/>
+              </w:rPr>
+              <w:t>1.4</w:t>
+            </w:r>
+          </w:p>
+        </w:tc>
+        <w:tc>
+          <w:tcPr>
+            <w:tcW w:type="dxa" w:w="3175"/>
             <w:gridSpan w:val="2"/>
-            <w:tcBorders>
-              <w:top w:val="single" w:sz="4" w:space="0" w:color="000000"/>
-              <w:left w:val="single" w:sz="4" w:space="0" w:color="000000"/>
-              <w:bottom w:val="single" w:sz="4" w:space="0" w:color="000000"/>
-            </w:tcBorders>
-            <w:tcMar>
-              <w:left w:w="108" w:type="dxa"/>
-              <w:right w:w="108" w:type="dxa"/>
-            </w:tcMar>
-          </w:tcPr>
-          <w:p>
-            <w:pPr>
-              <w:pStyle w:val="Standard"/>
-              <w:ind w:firstLine="0"/>
-              <w:rPr>
-                <w:color w:val="auto"/>
-              </w:rPr>
-            </w:pPr>
-            <w:r>
-              <w:rPr>
-                <w:rFonts w:eastAsia="Calibri"/>
-                <w:color w:val="auto"/>
-              </w:rPr>
-              <w:t>Иные виды занятий</w:t>
-            </w:r>
-          </w:p>
-        </w:tc>
-        <w:tc>
-          <w:tcPr>
-            <w:tcW w:w="884" w:type="dxa"/>
-            <w:tcBorders>
-              <w:top w:val="single" w:sz="4" w:space="0" w:color="000000"/>
-              <w:left w:val="single" w:sz="4" w:space="0" w:color="000000"/>
-              <w:bottom w:val="single" w:sz="4" w:space="0" w:color="000000"/>
-              <w:right w:val="single" w:sz="4" w:space="0" w:color="auto"/>
-            </w:tcBorders>
             <w:vAlign w:val="center"/>
           </w:tcPr>
           <w:p>
             <w:pPr>
-              <w:pStyle w:val="Standard"/>
-              <w:ind w:firstLine="0"/>
+              <w:spacing w:before="0" w:after="20" w:line="240" w:lineRule="auto"/>
+              <w:jc w:val="left"/>
+            </w:pPr>
+            <w:r>
+              <w:rPr>
+                <w:rFonts w:ascii="Times New Roman" w:hAnsi="Times New Roman"/>
+                <w:b w:val="0"/>
+                <w:sz w:val="24"/>
+              </w:rPr>
+              <w:t>Лабораторные работы (ЛР)</w:t>
+            </w:r>
+          </w:p>
+        </w:tc>
+        <w:tc>
+          <w:tcPr>
+            <w:tcW w:type="dxa" w:w="737"/>
+            <w:vAlign w:val="center"/>
+          </w:tcPr>
+          <w:p>
+            <w:pPr>
+              <w:spacing w:before="0" w:after="20" w:line="240" w:lineRule="auto"/>
               <w:jc w:val="center"/>
-              <w:rPr>
-                <w:color w:val="auto"/>
-              </w:rPr>
-            </w:pPr>
-            <w:r/>
-          </w:p>
-        </w:tc>
-        <w:tc>
-          <w:tcPr>
-            <w:tcW w:w="1148" w:type="dxa"/>
-            <w:tcBorders>
-              <w:top w:val="single" w:sz="4" w:space="0" w:color="000000"/>
-              <w:left w:val="single" w:sz="4" w:space="0" w:color="auto"/>
-              <w:bottom w:val="single" w:sz="4" w:space="0" w:color="000000"/>
-            </w:tcBorders>
+            </w:pPr>
+            <w:r>
+              <w:rPr>
+                <w:rFonts w:ascii="Times New Roman" w:hAnsi="Times New Roman"/>
+                <w:b w:val="0"/>
+                <w:sz w:val="24"/>
+              </w:rPr>
+              <w:t>34</w:t>
+            </w:r>
+          </w:p>
+        </w:tc>
+        <w:tc>
+          <w:tcPr>
+            <w:tcW w:type="dxa" w:w="1587"/>
             <w:vAlign w:val="center"/>
           </w:tcPr>
           <w:p>
             <w:pPr>
-              <w:pStyle w:val="Standard"/>
-              <w:ind w:firstLine="0"/>
+              <w:spacing w:before="0" w:after="20" w:line="240" w:lineRule="auto"/>
               <w:jc w:val="center"/>
-              <w:rPr>
-                <w:color w:val="auto"/>
-              </w:rPr>
-            </w:pPr>
-            <w:r/>
-          </w:p>
-        </w:tc>
-        <w:tc>
-          <w:tcPr>
-            <w:tcW w:w="856" w:type="dxa"/>
-            <w:tcBorders>
-              <w:top w:val="single" w:sz="4" w:space="0" w:color="000000"/>
-              <w:left w:val="single" w:sz="4" w:space="0" w:color="000000"/>
-              <w:bottom w:val="single" w:sz="4" w:space="0" w:color="000000"/>
-            </w:tcBorders>
+            </w:pPr>
+            <w:r>
+              <w:rPr>
+                <w:rFonts w:ascii="Times New Roman" w:hAnsi="Times New Roman"/>
+                <w:b w:val="0"/>
+                <w:sz w:val="24"/>
+              </w:rPr>
+              <w:t>10</w:t>
+            </w:r>
+          </w:p>
+        </w:tc>
+        <w:tc>
+          <w:tcPr>
+            <w:tcW w:type="dxa" w:w="3402"/>
             <w:vAlign w:val="center"/>
           </w:tcPr>
           <w:p>
             <w:pPr>
-              <w:pStyle w:val="Standard"/>
-              <w:ind w:firstLine="0"/>
+              <w:spacing w:before="0" w:after="20" w:line="240" w:lineRule="auto"/>
               <w:jc w:val="center"/>
-              <w:rPr>
-                <w:color w:val="auto"/>
-              </w:rPr>
-            </w:pPr>
-            <w:r/>
-          </w:p>
-        </w:tc>
-        <w:tc>
-          <w:tcPr>
-            <w:tcW w:w="860" w:type="dxa"/>
-            <w:tcBorders>
-              <w:top w:val="single" w:sz="4" w:space="0" w:color="000000"/>
-              <w:left w:val="single" w:sz="4" w:space="0" w:color="000000"/>
-              <w:bottom w:val="single" w:sz="4" w:space="0" w:color="000000"/>
-            </w:tcBorders>
-            <w:vAlign w:val="center"/>
-          </w:tcPr>
-          <w:p>
-            <w:pPr>
-              <w:pStyle w:val="Standard"/>
-              <w:ind w:firstLine="0"/>
-              <w:jc w:val="center"/>
-              <w:rPr>
-                <w:color w:val="auto"/>
-              </w:rPr>
-            </w:pPr>
-            <w:r/>
-          </w:p>
-        </w:tc>
-        <w:tc>
-          <w:tcPr>
-            <w:tcW w:w="853" w:type="dxa"/>
-            <w:tcBorders>
-              <w:top w:val="single" w:sz="4" w:space="0" w:color="000000"/>
-              <w:left w:val="single" w:sz="4" w:space="0" w:color="000000"/>
-              <w:bottom w:val="single" w:sz="4" w:space="0" w:color="000000"/>
-            </w:tcBorders>
-            <w:vAlign w:val="center"/>
-          </w:tcPr>
-          <w:p>
-            <w:pPr>
-              <w:pStyle w:val="Standard"/>
-              <w:ind w:firstLine="0"/>
-              <w:jc w:val="center"/>
-              <w:rPr>
-                <w:color w:val="auto"/>
-              </w:rPr>
-            </w:pPr>
-            <w:r/>
-          </w:p>
-        </w:tc>
-        <w:tc>
-          <w:tcPr>
-            <w:tcW w:w="804" w:type="dxa"/>
-            <w:tcBorders>
-              <w:top w:val="single" w:sz="4" w:space="0" w:color="000000"/>
-              <w:left w:val="single" w:sz="4" w:space="0" w:color="000000"/>
-              <w:bottom w:val="single" w:sz="4" w:space="0" w:color="000000"/>
-              <w:right w:val="single" w:sz="4" w:space="0" w:color="000000"/>
-            </w:tcBorders>
-            <w:vAlign w:val="center"/>
-          </w:tcPr>
-          <w:p>
-            <w:pPr>
-              <w:pStyle w:val="Standard"/>
-              <w:ind w:firstLine="0"/>
-              <w:jc w:val="center"/>
-              <w:rPr>
-                <w:color w:val="auto"/>
-              </w:rPr>
-            </w:pPr>
-            <w:r/>
+            </w:pPr>
+            <w:r>
+              <w:rPr>
+                <w:rFonts w:ascii="Times New Roman" w:hAnsi="Times New Roman"/>
+                <w:b w:val="0"/>
+                <w:sz w:val="24"/>
+              </w:rPr>
+              <w:t>34</w:t>
+            </w:r>
           </w:p>
         </w:tc>
       </w:tr>
       <w:tr>
         <w:tc>
           <w:tcPr>
-            <w:tcW w:w="4249" w:type="dxa"/>
+            <w:tcW w:type="dxa" w:w="454"/>
+            <w:vAlign w:val="center"/>
+          </w:tcPr>
+          <w:p>
+            <w:pPr>
+              <w:spacing w:before="0" w:after="20" w:line="240" w:lineRule="auto"/>
+              <w:jc w:val="center"/>
+            </w:pPr>
+            <w:r>
+              <w:rPr>
+                <w:rFonts w:ascii="Times New Roman" w:hAnsi="Times New Roman"/>
+                <w:b w:val="0"/>
+                <w:sz w:val="24"/>
+              </w:rPr>
+              <w:t>1.5</w:t>
+            </w:r>
+          </w:p>
+        </w:tc>
+        <w:tc>
+          <w:tcPr>
+            <w:tcW w:type="dxa" w:w="3175"/>
             <w:gridSpan w:val="2"/>
-            <w:tcBorders>
-              <w:top w:val="single" w:sz="4" w:space="0" w:color="000000"/>
-              <w:left w:val="single" w:sz="4" w:space="0" w:color="000000"/>
-              <w:bottom w:val="single" w:sz="4" w:space="0" w:color="000000"/>
-            </w:tcBorders>
-            <w:tcMar>
-              <w:left w:w="108" w:type="dxa"/>
-              <w:right w:w="108" w:type="dxa"/>
-            </w:tcMar>
-          </w:tcPr>
-          <w:p>
-            <w:pPr>
-              <w:pStyle w:val="Standard"/>
-              <w:ind w:firstLine="0"/>
-              <w:rPr>
-                <w:color w:val="auto"/>
-              </w:rPr>
-            </w:pPr>
-            <w:r>
-              <w:rPr>
-                <w:color w:val="auto"/>
-              </w:rPr>
-              <w:t>2.Самостоятельная работа студента (всего)</w:t>
-            </w:r>
-          </w:p>
-        </w:tc>
-        <w:tc>
-          <w:tcPr>
-            <w:tcW w:w="884" w:type="dxa"/>
-            <w:tcBorders>
-              <w:top w:val="single" w:sz="4" w:space="0" w:color="000000"/>
-              <w:left w:val="single" w:sz="4" w:space="0" w:color="000000"/>
-              <w:bottom w:val="single" w:sz="4" w:space="0" w:color="000000"/>
-              <w:right w:val="single" w:sz="4" w:space="0" w:color="auto"/>
-            </w:tcBorders>
             <w:vAlign w:val="center"/>
           </w:tcPr>
           <w:p>
             <w:pPr>
-              <w:pStyle w:val="Standard"/>
-              <w:ind w:firstLine="0"/>
+              <w:spacing w:before="0" w:after="20" w:line="240" w:lineRule="auto"/>
+              <w:jc w:val="left"/>
+            </w:pPr>
+            <w:r>
+              <w:rPr>
+                <w:rFonts w:ascii="Times New Roman" w:hAnsi="Times New Roman"/>
+                <w:b w:val="0"/>
+                <w:sz w:val="24"/>
+              </w:rPr>
+              <w:t>Иные виды занятий</w:t>
+            </w:r>
+          </w:p>
+        </w:tc>
+        <w:tc>
+          <w:tcPr>
+            <w:tcW w:type="dxa" w:w="737"/>
+            <w:vAlign w:val="center"/>
+          </w:tcPr>
+          <w:p>
+            <w:pPr>
+              <w:spacing w:before="0" w:after="20" w:line="240" w:lineRule="auto"/>
               <w:jc w:val="center"/>
-              <w:rPr>
-                <w:color w:val="auto"/>
-              </w:rPr>
-            </w:pPr>
-            <w:r>
-              <w:rPr>
-                <w:color w:val="auto"/>
-              </w:rPr>
-              <w:t>76</w:t>
-            </w:r>
-          </w:p>
-        </w:tc>
-        <w:tc>
-          <w:tcPr>
-            <w:tcW w:w="1148" w:type="dxa"/>
-            <w:tcBorders>
-              <w:top w:val="single" w:sz="4" w:space="0" w:color="000000"/>
-              <w:left w:val="single" w:sz="4" w:space="0" w:color="auto"/>
-              <w:bottom w:val="single" w:sz="4" w:space="0" w:color="000000"/>
-            </w:tcBorders>
+            </w:pPr>
+            <w:r>
+              <w:rPr>
+                <w:rFonts w:ascii="Times New Roman" w:hAnsi="Times New Roman"/>
+                <w:b w:val="0"/>
+                <w:sz w:val="24"/>
+              </w:rPr>
+              <w:t>0</w:t>
+            </w:r>
+          </w:p>
+        </w:tc>
+        <w:tc>
+          <w:tcPr>
+            <w:tcW w:type="dxa" w:w="1587"/>
             <w:vAlign w:val="center"/>
           </w:tcPr>
           <w:p>
             <w:pPr>
-              <w:pStyle w:val="Standard"/>
-              <w:ind w:firstLine="0"/>
+              <w:spacing w:before="0" w:after="20" w:line="240" w:lineRule="auto"/>
               <w:jc w:val="center"/>
-              <w:rPr>
-                <w:color w:val="auto"/>
-              </w:rPr>
-            </w:pPr>
-            <w:r/>
-          </w:p>
-        </w:tc>
-        <w:tc>
-          <w:tcPr>
-            <w:tcW w:w="856" w:type="dxa"/>
-            <w:tcBorders>
-              <w:top w:val="single" w:sz="4" w:space="0" w:color="000000"/>
-              <w:left w:val="single" w:sz="4" w:space="0" w:color="000000"/>
-              <w:bottom w:val="single" w:sz="4" w:space="0" w:color="000000"/>
-            </w:tcBorders>
+            </w:pPr>
+            <w:r>
+              <w:rPr>
+                <w:rFonts w:ascii="Times New Roman" w:hAnsi="Times New Roman"/>
+                <w:b w:val="0"/>
+                <w:sz w:val="24"/>
+              </w:rPr>
+              <w:t>0</w:t>
+            </w:r>
+          </w:p>
+        </w:tc>
+        <w:tc>
+          <w:tcPr>
+            <w:tcW w:type="dxa" w:w="3402"/>
             <w:vAlign w:val="center"/>
           </w:tcPr>
           <w:p>
             <w:pPr>
-              <w:pStyle w:val="Standard"/>
-              <w:ind w:firstLine="0"/>
+              <w:spacing w:before="0" w:after="20" w:line="240" w:lineRule="auto"/>
               <w:jc w:val="center"/>
-              <w:rPr>
-                <w:color w:val="auto"/>
-              </w:rPr>
-            </w:pPr>
-            <w:r>
-              <w:rPr>
-                <w:color w:val="auto"/>
-              </w:rPr>
-              <w:t>76</w:t>
-            </w:r>
-          </w:p>
-        </w:tc>
-        <w:tc>
-          <w:tcPr>
-            <w:tcW w:w="860" w:type="dxa"/>
-            <w:tcBorders>
-              <w:top w:val="single" w:sz="4" w:space="0" w:color="000000"/>
-              <w:left w:val="single" w:sz="4" w:space="0" w:color="000000"/>
-              <w:bottom w:val="single" w:sz="4" w:space="0" w:color="000000"/>
-            </w:tcBorders>
-            <w:vAlign w:val="center"/>
-          </w:tcPr>
-          <w:p>
-            <w:pPr>
-              <w:pStyle w:val="Standard"/>
-              <w:ind w:firstLine="0"/>
-              <w:jc w:val="center"/>
-              <w:rPr>
-                <w:color w:val="auto"/>
-              </w:rPr>
-            </w:pPr>
-            <w:r>
-              <w:rPr>
-                <w:color w:val="auto"/>
-              </w:rPr>
-            </w:r>
-          </w:p>
-        </w:tc>
-        <w:tc>
-          <w:tcPr>
-            <w:tcW w:w="853" w:type="dxa"/>
-            <w:tcBorders>
-              <w:top w:val="single" w:sz="4" w:space="0" w:color="000000"/>
-              <w:left w:val="single" w:sz="4" w:space="0" w:color="000000"/>
-              <w:bottom w:val="single" w:sz="4" w:space="0" w:color="000000"/>
-            </w:tcBorders>
-            <w:vAlign w:val="center"/>
-          </w:tcPr>
-          <w:p>
-            <w:pPr>
-              <w:pStyle w:val="Standard"/>
-              <w:ind w:firstLine="0"/>
-              <w:jc w:val="center"/>
-              <w:rPr>
-                <w:color w:val="auto"/>
-              </w:rPr>
-            </w:pPr>
-            <w:r/>
-          </w:p>
-        </w:tc>
-        <w:tc>
-          <w:tcPr>
-            <w:tcW w:w="804" w:type="dxa"/>
-            <w:tcBorders>
-              <w:top w:val="single" w:sz="4" w:space="0" w:color="000000"/>
-              <w:left w:val="single" w:sz="4" w:space="0" w:color="000000"/>
-              <w:bottom w:val="single" w:sz="4" w:space="0" w:color="000000"/>
-              <w:right w:val="single" w:sz="4" w:space="0" w:color="000000"/>
-            </w:tcBorders>
-            <w:vAlign w:val="center"/>
-          </w:tcPr>
-          <w:p>
-            <w:pPr>
-              <w:pStyle w:val="Standard"/>
-              <w:tabs>
-                <w:tab w:val="center" w:pos="409"/>
-              </w:tabs>
-              <w:ind w:firstLine="0"/>
-              <w:jc w:val="center"/>
-              <w:rPr>
-                <w:color w:val="auto"/>
-              </w:rPr>
-            </w:pPr>
-            <w:r/>
+            </w:pPr>
+            <w:r>
+              <w:rPr>
+                <w:rFonts w:ascii="Times New Roman" w:hAnsi="Times New Roman"/>
+                <w:b w:val="0"/>
+                <w:sz w:val="24"/>
+              </w:rPr>
+              <w:t>0</w:t>
+            </w:r>
           </w:p>
         </w:tc>
       </w:tr>
       <w:tr>
         <w:tc>
           <w:tcPr>
-            <w:tcW w:w="2915" w:type="dxa"/>
-            <w:vMerge w:val="restart"/>
-            <w:tcBorders>
-              <w:top w:val="single" w:sz="4" w:space="0" w:color="000000"/>
-              <w:left w:val="single" w:sz="4" w:space="0" w:color="000000"/>
-              <w:bottom w:val="single" w:sz="4" w:space="0" w:color="000000"/>
-            </w:tcBorders>
-            <w:tcMar>
-              <w:left w:w="108" w:type="dxa"/>
-              <w:right w:w="108" w:type="dxa"/>
-            </w:tcMar>
+            <w:tcW w:type="dxa" w:w="454"/>
             <w:vAlign w:val="center"/>
           </w:tcPr>
           <w:p>
             <w:pPr>
-              <w:pStyle w:val="Standard"/>
-              <w:ind w:firstLine="0"/>
+              <w:spacing w:before="0" w:after="20" w:line="240" w:lineRule="auto"/>
+              <w:jc w:val="center"/>
+            </w:pPr>
+            <w:r>
+              <w:rPr>
+                <w:rFonts w:ascii="Times New Roman" w:hAnsi="Times New Roman"/>
+                <w:b w:val="0"/>
+                <w:sz w:val="24"/>
+              </w:rPr>
+              <w:t>2</w:t>
+            </w:r>
+          </w:p>
+        </w:tc>
+        <w:tc>
+          <w:tcPr>
+            <w:tcW w:type="dxa" w:w="3175"/>
+            <w:gridSpan w:val="2"/>
+            <w:vAlign w:val="center"/>
+          </w:tcPr>
+          <w:p>
+            <w:pPr>
+              <w:spacing w:before="0" w:after="20" w:line="240" w:lineRule="auto"/>
               <w:jc w:val="left"/>
-              <w:rPr>
-                <w:color w:val="auto"/>
-              </w:rPr>
-            </w:pPr>
-            <w:r>
-              <w:rPr>
-                <w:color w:val="auto"/>
-              </w:rPr>
-              <w:t>3.</w:t>
-            </w:r>
-            <w:r>
-              <w:rPr>
-                <w:rFonts w:eastAsia="Calibri"/>
-                <w:color w:val="auto"/>
-              </w:rPr>
-              <w:t xml:space="preserve"> Курсовая работа</w:t>
-            </w:r>
-            <w:r>
-              <w:rPr>
-                <w:rFonts w:eastAsia="Calibri"/>
-                <w:color w:val="auto"/>
-              </w:rPr>
-              <w:br/>
-              <w:t xml:space="preserve"> (при нал</w:t>
-            </w:r>
-            <w:r>
-              <w:rPr>
-                <w:rFonts w:eastAsia="Calibri"/>
-                <w:color w:val="auto"/>
-              </w:rPr>
-              <w:t>и</w:t>
-            </w:r>
-            <w:r>
-              <w:rPr>
-                <w:rFonts w:eastAsia="Calibri"/>
-                <w:color w:val="auto"/>
-              </w:rPr>
-              <w:t>чии)</w:t>
-            </w:r>
-          </w:p>
-        </w:tc>
-        <w:tc>
-          <w:tcPr>
-            <w:tcW w:w="1334" w:type="dxa"/>
-            <w:tcBorders>
-              <w:top w:val="single" w:sz="4" w:space="0" w:color="000000"/>
-              <w:left w:val="single" w:sz="4" w:space="0" w:color="000000"/>
-              <w:bottom w:val="single" w:sz="4" w:space="0" w:color="000000"/>
-            </w:tcBorders>
-          </w:tcPr>
-          <w:p>
-            <w:pPr>
-              <w:pStyle w:val="Standard"/>
-              <w:ind w:firstLine="0"/>
+            </w:pPr>
+            <w:r>
+              <w:rPr>
+                <w:rFonts w:ascii="Times New Roman" w:hAnsi="Times New Roman"/>
+                <w:b/>
+                <w:sz w:val="24"/>
+              </w:rPr>
+              <w:t>Самостоятельная работа, всего</w:t>
+            </w:r>
+          </w:p>
+        </w:tc>
+        <w:tc>
+          <w:tcPr>
+            <w:tcW w:type="dxa" w:w="737"/>
+            <w:vAlign w:val="center"/>
+          </w:tcPr>
+          <w:p>
+            <w:pPr>
+              <w:spacing w:before="0" w:after="20" w:line="240" w:lineRule="auto"/>
               <w:jc w:val="center"/>
-              <w:rPr>
-                <w:color w:val="auto"/>
-              </w:rPr>
-            </w:pPr>
-            <w:r>
-              <w:rPr>
-                <w:color w:val="auto"/>
-              </w:rPr>
-              <w:t>КП</w:t>
-            </w:r>
-          </w:p>
-        </w:tc>
-        <w:tc>
-          <w:tcPr>
-            <w:tcW w:w="884" w:type="dxa"/>
-            <w:tcBorders>
-              <w:top w:val="single" w:sz="4" w:space="0" w:color="000000"/>
-              <w:left w:val="single" w:sz="4" w:space="0" w:color="000000"/>
-              <w:bottom w:val="single" w:sz="4" w:space="0" w:color="000000"/>
-              <w:right w:val="single" w:sz="4" w:space="0" w:color="auto"/>
-            </w:tcBorders>
-          </w:tcPr>
-          <w:p>
-            <w:pPr>
-              <w:pStyle w:val="Standard"/>
-              <w:ind w:firstLine="0"/>
+            </w:pPr>
+            <w:r>
+              <w:rPr>
+                <w:rFonts w:ascii="Times New Roman" w:hAnsi="Times New Roman"/>
+                <w:b w:val="0"/>
+                <w:sz w:val="24"/>
+              </w:rPr>
+              <w:t>76</w:t>
+            </w:r>
+          </w:p>
+        </w:tc>
+        <w:tc>
+          <w:tcPr>
+            <w:tcW w:type="dxa" w:w="1587"/>
+            <w:vAlign w:val="center"/>
+          </w:tcPr>
+          <w:p>
+            <w:pPr>
+              <w:spacing w:before="0" w:after="20" w:line="240" w:lineRule="auto"/>
               <w:jc w:val="center"/>
-              <w:rPr>
-                <w:color w:val="auto"/>
-              </w:rPr>
-            </w:pPr>
-            <w:r>
-              <w:rPr>
-                <w:color w:val="auto"/>
-              </w:rPr>
-              <w:t>КП</w:t>
-            </w:r>
-          </w:p>
-        </w:tc>
-        <w:tc>
-          <w:tcPr>
-            <w:tcW w:w="1148" w:type="dxa"/>
-            <w:tcBorders>
-              <w:top w:val="single" w:sz="4" w:space="0" w:color="000000"/>
-              <w:left w:val="single" w:sz="4" w:space="0" w:color="auto"/>
-              <w:bottom w:val="single" w:sz="4" w:space="0" w:color="000000"/>
-            </w:tcBorders>
-          </w:tcPr>
-          <w:p>
-            <w:pPr>
-              <w:pStyle w:val="Standard"/>
-              <w:ind w:firstLine="0"/>
+            </w:pPr>
+            <w:r>
+              <w:rPr>
+                <w:rFonts w:ascii="Times New Roman" w:hAnsi="Times New Roman"/>
+                <w:b w:val="0"/>
+                <w:sz w:val="24"/>
+              </w:rPr>
+              <w:t>18</w:t>
+            </w:r>
+          </w:p>
+        </w:tc>
+        <w:tc>
+          <w:tcPr>
+            <w:tcW w:type="dxa" w:w="3402"/>
+            <w:vAlign w:val="center"/>
+          </w:tcPr>
+          <w:p>
+            <w:pPr>
+              <w:spacing w:before="0" w:after="20" w:line="240" w:lineRule="auto"/>
               <w:jc w:val="center"/>
-              <w:rPr>
-                <w:color w:val="auto"/>
-              </w:rPr>
-            </w:pPr>
-            <w:r/>
-          </w:p>
-        </w:tc>
-        <w:tc>
-          <w:tcPr>
-            <w:tcW w:w="856" w:type="dxa"/>
-            <w:tcBorders>
-              <w:top w:val="single" w:sz="4" w:space="0" w:color="000000"/>
-              <w:left w:val="single" w:sz="4" w:space="0" w:color="000000"/>
-              <w:bottom w:val="single" w:sz="4" w:space="0" w:color="000000"/>
-            </w:tcBorders>
-          </w:tcPr>
-          <w:p>
-            <w:pPr>
-              <w:pStyle w:val="Standard"/>
-              <w:ind w:firstLine="0"/>
-              <w:jc w:val="center"/>
-              <w:rPr>
-                <w:color w:val="auto"/>
-              </w:rPr>
-            </w:pPr>
-            <w:r>
-              <w:rPr>
-                <w:color w:val="auto"/>
-              </w:rPr>
-              <w:t>КП</w:t>
-            </w:r>
-          </w:p>
-        </w:tc>
-        <w:tc>
-          <w:tcPr>
-            <w:tcW w:w="860" w:type="dxa"/>
-            <w:tcBorders>
-              <w:top w:val="single" w:sz="4" w:space="0" w:color="000000"/>
-              <w:left w:val="single" w:sz="4" w:space="0" w:color="000000"/>
-              <w:bottom w:val="single" w:sz="4" w:space="0" w:color="000000"/>
-            </w:tcBorders>
-          </w:tcPr>
-          <w:p>
-            <w:pPr>
-              <w:pStyle w:val="Standard"/>
-              <w:ind w:firstLine="0"/>
-              <w:jc w:val="center"/>
-              <w:rPr>
-                <w:color w:val="auto"/>
-              </w:rPr>
-            </w:pPr>
-            <w:r/>
-          </w:p>
-        </w:tc>
-        <w:tc>
-          <w:tcPr>
-            <w:tcW w:w="853" w:type="dxa"/>
-            <w:tcBorders>
-              <w:top w:val="single" w:sz="4" w:space="0" w:color="000000"/>
-              <w:left w:val="single" w:sz="4" w:space="0" w:color="000000"/>
-              <w:bottom w:val="single" w:sz="4" w:space="0" w:color="000000"/>
-            </w:tcBorders>
-          </w:tcPr>
-          <w:p>
-            <w:pPr>
-              <w:pStyle w:val="Standard"/>
-              <w:ind w:firstLine="0"/>
-              <w:jc w:val="center"/>
-              <w:rPr>
-                <w:color w:val="auto"/>
-              </w:rPr>
-            </w:pPr>
-            <w:r/>
-          </w:p>
-        </w:tc>
-        <w:tc>
-          <w:tcPr>
-            <w:tcW w:w="804" w:type="dxa"/>
-            <w:tcBorders>
-              <w:top w:val="single" w:sz="4" w:space="0" w:color="000000"/>
-              <w:left w:val="single" w:sz="4" w:space="0" w:color="000000"/>
-              <w:bottom w:val="single" w:sz="4" w:space="0" w:color="000000"/>
-              <w:right w:val="single" w:sz="4" w:space="0" w:color="000000"/>
-            </w:tcBorders>
-          </w:tcPr>
-          <w:p>
-            <w:pPr>
-              <w:pStyle w:val="Standard"/>
-              <w:ind w:firstLine="0"/>
-              <w:jc w:val="center"/>
-              <w:rPr>
-                <w:color w:val="auto"/>
-              </w:rPr>
-            </w:pPr>
-            <w:r/>
+            </w:pPr>
+            <w:r>
+              <w:rPr>
+                <w:rFonts w:ascii="Times New Roman" w:hAnsi="Times New Roman"/>
+                <w:b w:val="0"/>
+                <w:sz w:val="24"/>
+              </w:rPr>
+              <w:t>76</w:t>
+            </w:r>
           </w:p>
         </w:tc>
       </w:tr>
       <w:tr>
         <w:tc>
           <w:tcPr>
-            <w:tcW w:w="2915" w:type="dxa"/>
-            <w:vMerge/>
-            <w:tcBorders>
-              <w:top w:val="single" w:sz="4" w:space="0" w:color="000000"/>
-              <w:left w:val="single" w:sz="4" w:space="0" w:color="000000"/>
-              <w:bottom w:val="single" w:sz="4" w:space="0" w:color="000000"/>
-            </w:tcBorders>
-            <w:tcMar>
-              <w:left w:w="108" w:type="dxa"/>
-              <w:right w:w="108" w:type="dxa"/>
-            </w:tcMar>
+            <w:tcW w:type="dxa" w:w="454"/>
             <w:vAlign w:val="center"/>
           </w:tcPr>
           <w:p>
             <w:pPr>
-              <w:suppressAutoHyphens w:val="0"/>
-              <w:rPr>
-                <w:rStyle w:val="Standard"/>
-                <w:color w:val="auto"/>
-                <w:sz w:val="24"/>
-              </w:rPr>
-            </w:pPr>
-          </w:p>
-        </w:tc>
-        <w:tc>
-          <w:tcPr>
-            <w:tcW w:w="1334" w:type="dxa"/>
-            <w:tcBorders>
-              <w:top w:val="single" w:sz="4" w:space="0" w:color="000000"/>
-              <w:left w:val="single" w:sz="4" w:space="0" w:color="000000"/>
-              <w:bottom w:val="single" w:sz="4" w:space="0" w:color="000000"/>
-            </w:tcBorders>
-          </w:tcPr>
-          <w:p>
-            <w:pPr>
-              <w:pStyle w:val="Standard"/>
-              <w:ind w:firstLine="0"/>
+              <w:spacing w:before="0" w:after="20" w:line="240" w:lineRule="auto"/>
               <w:jc w:val="center"/>
-              <w:rPr>
-                <w:color w:val="auto"/>
-              </w:rPr>
-            </w:pPr>
-            <w:r>
-              <w:rPr>
-                <w:color w:val="auto"/>
-              </w:rPr>
-              <w:t>КР</w:t>
-            </w:r>
-          </w:p>
-        </w:tc>
-        <w:tc>
-          <w:tcPr>
-            <w:tcW w:w="884" w:type="dxa"/>
-            <w:tcBorders>
-              <w:top w:val="single" w:sz="4" w:space="0" w:color="000000"/>
-              <w:left w:val="single" w:sz="4" w:space="0" w:color="000000"/>
-              <w:bottom w:val="single" w:sz="4" w:space="0" w:color="000000"/>
-              <w:right w:val="single" w:sz="4" w:space="0" w:color="auto"/>
-            </w:tcBorders>
-          </w:tcPr>
-          <w:p>
-            <w:pPr>
-              <w:pStyle w:val="Standard"/>
-              <w:ind w:firstLine="0"/>
-              <w:jc w:val="center"/>
-              <w:rPr>
-                <w:color w:val="auto"/>
-              </w:rPr>
-            </w:pPr>
-            <w:r>
-              <w:rPr>
-                <w:color w:val="auto"/>
-              </w:rPr>
-              <w:t>-</w:t>
-            </w:r>
-          </w:p>
-        </w:tc>
-        <w:tc>
-          <w:tcPr>
-            <w:tcW w:w="1148" w:type="dxa"/>
-            <w:tcBorders>
-              <w:top w:val="single" w:sz="4" w:space="0" w:color="000000"/>
-              <w:left w:val="single" w:sz="4" w:space="0" w:color="auto"/>
-              <w:bottom w:val="single" w:sz="4" w:space="0" w:color="000000"/>
-            </w:tcBorders>
-          </w:tcPr>
-          <w:p>
-            <w:pPr>
-              <w:pStyle w:val="Standard"/>
-              <w:ind w:firstLine="0"/>
-              <w:rPr>
-                <w:color w:val="auto"/>
-              </w:rPr>
-            </w:pPr>
-            <w:r/>
-          </w:p>
-        </w:tc>
-        <w:tc>
-          <w:tcPr>
-            <w:tcW w:w="856" w:type="dxa"/>
-            <w:tcBorders>
-              <w:top w:val="single" w:sz="4" w:space="0" w:color="000000"/>
-              <w:left w:val="single" w:sz="4" w:space="0" w:color="000000"/>
-              <w:bottom w:val="single" w:sz="4" w:space="0" w:color="000000"/>
-            </w:tcBorders>
-          </w:tcPr>
-          <w:p>
-            <w:pPr>
-              <w:pStyle w:val="Standard"/>
-              <w:ind w:firstLine="0"/>
-              <w:jc w:val="center"/>
-              <w:rPr>
-                <w:color w:val="auto"/>
-              </w:rPr>
-            </w:pPr>
-            <w:r>
-              <w:rPr>
-                <w:color w:val="auto"/>
-              </w:rPr>
-              <w:t>-</w:t>
-            </w:r>
-          </w:p>
-        </w:tc>
-        <w:tc>
-          <w:tcPr>
-            <w:tcW w:w="860" w:type="dxa"/>
-            <w:tcBorders>
-              <w:top w:val="single" w:sz="4" w:space="0" w:color="000000"/>
-              <w:left w:val="single" w:sz="4" w:space="0" w:color="000000"/>
-              <w:bottom w:val="single" w:sz="4" w:space="0" w:color="000000"/>
-            </w:tcBorders>
-          </w:tcPr>
-          <w:p>
-            <w:pPr>
-              <w:pStyle w:val="Standard"/>
-              <w:ind w:firstLine="0"/>
-              <w:jc w:val="center"/>
-              <w:rPr>
-                <w:color w:val="auto"/>
-              </w:rPr>
-            </w:pPr>
-            <w:r/>
-          </w:p>
-        </w:tc>
-        <w:tc>
-          <w:tcPr>
-            <w:tcW w:w="853" w:type="dxa"/>
-            <w:tcBorders>
-              <w:top w:val="single" w:sz="4" w:space="0" w:color="000000"/>
-              <w:left w:val="single" w:sz="4" w:space="0" w:color="000000"/>
-              <w:bottom w:val="single" w:sz="4" w:space="0" w:color="000000"/>
-            </w:tcBorders>
-          </w:tcPr>
-          <w:p>
-            <w:pPr>
-              <w:pStyle w:val="Standard"/>
-              <w:ind w:firstLine="0"/>
-              <w:jc w:val="center"/>
-              <w:rPr>
-                <w:color w:val="auto"/>
-              </w:rPr>
-            </w:pPr>
-            <w:r/>
-          </w:p>
-        </w:tc>
-        <w:tc>
-          <w:tcPr>
-            <w:tcW w:w="804" w:type="dxa"/>
-            <w:tcBorders>
-              <w:top w:val="single" w:sz="4" w:space="0" w:color="000000"/>
-              <w:left w:val="single" w:sz="4" w:space="0" w:color="000000"/>
-              <w:bottom w:val="single" w:sz="4" w:space="0" w:color="000000"/>
-              <w:right w:val="single" w:sz="4" w:space="0" w:color="000000"/>
-            </w:tcBorders>
-          </w:tcPr>
-          <w:p>
-            <w:pPr>
-              <w:pStyle w:val="Standard"/>
-              <w:ind w:firstLine="0"/>
-              <w:jc w:val="center"/>
-              <w:rPr>
-                <w:color w:val="auto"/>
-              </w:rPr>
-            </w:pPr>
-            <w:r/>
-          </w:p>
+            </w:pPr>
+            <w:r>
+              <w:rPr>
+                <w:rFonts w:ascii="Times New Roman" w:hAnsi="Times New Roman"/>
+                <w:b w:val="0"/>
+                <w:sz w:val="24"/>
+              </w:rPr>
+            </w:r>
+          </w:p>
+        </w:tc>
+        <w:tc>
+          <w:tcPr>
+            <w:tcW w:type="dxa" w:w="3175"/>
+            <w:gridSpan w:val="2"/>
+            <w:vAlign w:val="center"/>
+          </w:tcPr>
+          <w:p>
+            <w:pPr>
+              <w:spacing w:before="0" w:after="20" w:line="240" w:lineRule="auto"/>
+              <w:jc w:val="left"/>
+            </w:pPr>
+            <w:r>
+              <w:rPr>
+                <w:rFonts w:ascii="Times New Roman" w:hAnsi="Times New Roman"/>
+                <w:b w:val="0"/>
+                <w:sz w:val="24"/>
+              </w:rPr>
+              <w:t>в том числе:</w:t>
+            </w:r>
+          </w:p>
+        </w:tc>
+        <w:tc>
+          <w:tcPr>
+            <w:tcW w:type="dxa" w:w="737"/>
+          </w:tcPr>
+          <w:p/>
+        </w:tc>
+        <w:tc>
+          <w:tcPr>
+            <w:tcW w:type="dxa" w:w="1587"/>
+          </w:tcPr>
+          <w:p/>
+        </w:tc>
+        <w:tc>
+          <w:tcPr>
+            <w:tcW w:type="dxa" w:w="3402"/>
+          </w:tcPr>
+          <w:p/>
         </w:tc>
       </w:tr>
       <w:tr>
         <w:tc>
           <w:tcPr>
-            <w:tcW w:w="2915" w:type="dxa"/>
-            <w:vMerge w:val="restart"/>
-            <w:tcBorders>
-              <w:top w:val="single" w:sz="4" w:space="0" w:color="000000"/>
-              <w:left w:val="single" w:sz="4" w:space="0" w:color="000000"/>
-              <w:bottom w:val="single" w:sz="4" w:space="0" w:color="000000"/>
-            </w:tcBorders>
-            <w:tcMar>
-              <w:left w:w="108" w:type="dxa"/>
-              <w:right w:w="108" w:type="dxa"/>
-            </w:tcMar>
+            <w:tcW w:type="dxa" w:w="454"/>
             <w:vAlign w:val="center"/>
           </w:tcPr>
           <w:p>
             <w:pPr>
-              <w:pStyle w:val="Standard"/>
-              <w:ind w:firstLine="0"/>
-              <w:rPr>
-                <w:color w:val="auto"/>
-              </w:rPr>
-            </w:pPr>
-            <w:r>
-              <w:rPr>
-                <w:color w:val="auto"/>
-              </w:rPr>
-              <w:t>Вид промежуточной</w:t>
-            </w:r>
-          </w:p>
-          <w:p>
-            <w:pPr>
-              <w:pStyle w:val="Standard"/>
-              <w:ind w:firstLine="0"/>
-              <w:rPr>
-                <w:color w:val="auto"/>
-              </w:rPr>
-            </w:pPr>
-            <w:r>
-              <w:rPr>
-                <w:color w:val="auto"/>
-              </w:rPr>
-              <w:t>аттестации</w:t>
-            </w:r>
-          </w:p>
-        </w:tc>
-        <w:tc>
-          <w:tcPr>
-            <w:tcW w:w="1334" w:type="dxa"/>
-            <w:tcBorders>
-              <w:top w:val="single" w:sz="4" w:space="0" w:color="000000"/>
-              <w:left w:val="single" w:sz="4" w:space="0" w:color="000000"/>
-              <w:bottom w:val="single" w:sz="4" w:space="0" w:color="000000"/>
-            </w:tcBorders>
-          </w:tcPr>
-          <w:p>
-            <w:pPr>
-              <w:pStyle w:val="Standard"/>
-              <w:ind w:firstLine="0"/>
-              <w:rPr>
-                <w:color w:val="auto"/>
-              </w:rPr>
-            </w:pPr>
-            <w:r>
-              <w:rPr>
-                <w:color w:val="auto"/>
-              </w:rPr>
-              <w:t>зачет (З)</w:t>
-            </w:r>
-          </w:p>
-        </w:tc>
-        <w:tc>
-          <w:tcPr>
-            <w:tcW w:w="884" w:type="dxa"/>
-            <w:tcBorders>
-              <w:top w:val="single" w:sz="4" w:space="0" w:color="000000"/>
-              <w:left w:val="single" w:sz="4" w:space="0" w:color="000000"/>
-              <w:bottom w:val="single" w:sz="4" w:space="0" w:color="000000"/>
-              <w:right w:val="single" w:sz="4" w:space="0" w:color="auto"/>
-            </w:tcBorders>
+              <w:spacing w:before="0" w:after="20" w:line="240" w:lineRule="auto"/>
+              <w:jc w:val="center"/>
+            </w:pPr>
+            <w:r>
+              <w:rPr>
+                <w:rFonts w:ascii="Times New Roman" w:hAnsi="Times New Roman"/>
+                <w:b w:val="0"/>
+                <w:sz w:val="24"/>
+              </w:rPr>
+              <w:t>2.1</w:t>
+            </w:r>
+          </w:p>
+        </w:tc>
+        <w:tc>
+          <w:tcPr>
+            <w:tcW w:type="dxa" w:w="1814"/>
             <w:vAlign w:val="center"/>
           </w:tcPr>
           <w:p>
             <w:pPr>
-              <w:pStyle w:val="Standard"/>
-              <w:ind w:firstLine="0"/>
+              <w:spacing w:before="0" w:after="20" w:line="240" w:lineRule="auto"/>
+              <w:jc w:val="left"/>
+            </w:pPr>
+            <w:r>
+              <w:rPr>
+                <w:rFonts w:ascii="Times New Roman" w:hAnsi="Times New Roman"/>
+                <w:b w:val="0"/>
+                <w:sz w:val="24"/>
+              </w:rPr>
+              <w:t>Курсовая работа/проект (при наличии)</w:t>
+            </w:r>
+          </w:p>
+        </w:tc>
+        <w:tc>
+          <w:tcPr>
+            <w:tcW w:type="dxa" w:w="1361"/>
+            <w:vAlign w:val="center"/>
+          </w:tcPr>
+          <w:p>
+            <w:pPr>
+              <w:spacing w:before="0" w:after="20" w:line="240" w:lineRule="auto"/>
               <w:jc w:val="center"/>
-              <w:rPr>
-                <w:color w:val="auto"/>
-              </w:rPr>
-            </w:pPr>
-            <w:r/>
-          </w:p>
-        </w:tc>
-        <w:tc>
-          <w:tcPr>
-            <w:tcW w:w="1148" w:type="dxa"/>
-            <w:tcBorders>
-              <w:top w:val="single" w:sz="4" w:space="0" w:color="000000"/>
-              <w:left w:val="single" w:sz="4" w:space="0" w:color="auto"/>
-              <w:bottom w:val="single" w:sz="4" w:space="0" w:color="000000"/>
-            </w:tcBorders>
+            </w:pPr>
+            <w:r>
+              <w:rPr>
+                <w:rFonts w:ascii="Times New Roman" w:hAnsi="Times New Roman"/>
+                <w:b w:val="0"/>
+                <w:sz w:val="24"/>
+              </w:rPr>
+              <w:t>КР</w:t>
+            </w:r>
+          </w:p>
+        </w:tc>
+        <w:tc>
+          <w:tcPr>
+            <w:tcW w:type="dxa" w:w="737"/>
             <w:vAlign w:val="center"/>
           </w:tcPr>
           <w:p>
             <w:pPr>
-              <w:pStyle w:val="Standard"/>
-              <w:ind w:firstLine="0"/>
+              <w:spacing w:before="0" w:after="20" w:line="240" w:lineRule="auto"/>
               <w:jc w:val="center"/>
-              <w:rPr>
-                <w:color w:val="auto"/>
-              </w:rPr>
-            </w:pPr>
-            <w:r/>
-          </w:p>
-        </w:tc>
-        <w:tc>
-          <w:tcPr>
-            <w:tcW w:w="856" w:type="dxa"/>
-            <w:tcBorders>
-              <w:top w:val="single" w:sz="4" w:space="0" w:color="000000"/>
-              <w:left w:val="single" w:sz="4" w:space="0" w:color="000000"/>
-              <w:bottom w:val="single" w:sz="4" w:space="0" w:color="000000"/>
-            </w:tcBorders>
+            </w:pPr>
+            <w:r>
+              <w:rPr>
+                <w:rFonts w:ascii="Times New Roman" w:hAnsi="Times New Roman"/>
+                <w:b w:val="0"/>
+                <w:sz w:val="24"/>
+              </w:rPr>
+              <w:t>—</w:t>
+            </w:r>
+          </w:p>
+        </w:tc>
+        <w:tc>
+          <w:tcPr>
+            <w:tcW w:type="dxa" w:w="1587"/>
             <w:vAlign w:val="center"/>
           </w:tcPr>
           <w:p>
             <w:pPr>
-              <w:pStyle w:val="Standard"/>
-              <w:ind w:firstLine="0"/>
+              <w:spacing w:before="0" w:after="20" w:line="240" w:lineRule="auto"/>
               <w:jc w:val="center"/>
-              <w:rPr>
-                <w:color w:val="auto"/>
-              </w:rPr>
-            </w:pPr>
-            <w:r>
-              <w:rPr>
-                <w:color w:val="auto"/>
-              </w:rPr>
-            </w:r>
-          </w:p>
-        </w:tc>
-        <w:tc>
-          <w:tcPr>
-            <w:tcW w:w="860" w:type="dxa"/>
-            <w:tcBorders>
-              <w:top w:val="single" w:sz="4" w:space="0" w:color="000000"/>
-              <w:left w:val="single" w:sz="4" w:space="0" w:color="000000"/>
-              <w:bottom w:val="single" w:sz="4" w:space="0" w:color="000000"/>
-            </w:tcBorders>
+            </w:pPr>
+            <w:r>
+              <w:rPr>
+                <w:rFonts w:ascii="Times New Roman" w:hAnsi="Times New Roman"/>
+                <w:b w:val="0"/>
+                <w:sz w:val="24"/>
+              </w:rPr>
+              <w:t>—</w:t>
+            </w:r>
+          </w:p>
+        </w:tc>
+        <w:tc>
+          <w:tcPr>
+            <w:tcW w:type="dxa" w:w="3402"/>
             <w:vAlign w:val="center"/>
           </w:tcPr>
           <w:p>
             <w:pPr>
-              <w:pStyle w:val="Standard"/>
-              <w:ind w:firstLine="0"/>
+              <w:spacing w:before="0" w:after="20" w:line="240" w:lineRule="auto"/>
               <w:jc w:val="center"/>
-              <w:rPr>
-                <w:color w:val="auto"/>
-              </w:rPr>
-            </w:pPr>
-            <w:r/>
-          </w:p>
-        </w:tc>
-        <w:tc>
-          <w:tcPr>
-            <w:tcW w:w="853" w:type="dxa"/>
-            <w:tcBorders>
-              <w:top w:val="single" w:sz="4" w:space="0" w:color="000000"/>
-              <w:left w:val="single" w:sz="4" w:space="0" w:color="000000"/>
-              <w:bottom w:val="single" w:sz="4" w:space="0" w:color="000000"/>
-            </w:tcBorders>
-            <w:vAlign w:val="center"/>
-          </w:tcPr>
-          <w:p>
-            <w:pPr>
-              <w:pStyle w:val="Standard"/>
-              <w:ind w:firstLine="0"/>
-              <w:jc w:val="center"/>
-              <w:rPr>
-                <w:color w:val="auto"/>
-              </w:rPr>
-            </w:pPr>
-            <w:r/>
-          </w:p>
-        </w:tc>
-        <w:tc>
-          <w:tcPr>
-            <w:tcW w:w="804" w:type="dxa"/>
-            <w:tcBorders>
-              <w:top w:val="single" w:sz="4" w:space="0" w:color="000000"/>
-              <w:left w:val="single" w:sz="4" w:space="0" w:color="000000"/>
-              <w:bottom w:val="single" w:sz="4" w:space="0" w:color="000000"/>
-              <w:right w:val="single" w:sz="4" w:space="0" w:color="000000"/>
-            </w:tcBorders>
-            <w:vAlign w:val="center"/>
-          </w:tcPr>
-          <w:p>
-            <w:pPr>
-              <w:pStyle w:val="Standard"/>
-              <w:ind w:firstLine="0"/>
-              <w:jc w:val="center"/>
-              <w:rPr>
-                <w:color w:val="auto"/>
-              </w:rPr>
-            </w:pPr>
-            <w:r/>
+            </w:pPr>
+            <w:r>
+              <w:rPr>
+                <w:rFonts w:ascii="Times New Roman" w:hAnsi="Times New Roman"/>
+                <w:b w:val="0"/>
+                <w:sz w:val="24"/>
+              </w:rPr>
+              <w:t>—</w:t>
+            </w:r>
           </w:p>
         </w:tc>
       </w:tr>
       <w:tr>
         <w:tc>
           <w:tcPr>
-            <w:tcW w:w="2915" w:type="dxa"/>
-            <w:vMerge/>
-            <w:tcBorders>
-              <w:top w:val="single" w:sz="4" w:space="0" w:color="000000"/>
-              <w:left w:val="single" w:sz="4" w:space="0" w:color="000000"/>
-              <w:bottom w:val="single" w:sz="4" w:space="0" w:color="000000"/>
-            </w:tcBorders>
-            <w:tcMar>
-              <w:left w:w="108" w:type="dxa"/>
-              <w:right w:w="108" w:type="dxa"/>
-            </w:tcMar>
+            <w:tcW w:type="dxa" w:w="454"/>
             <w:vAlign w:val="center"/>
           </w:tcPr>
           <w:p>
             <w:pPr>
-              <w:suppressAutoHyphens w:val="0"/>
-              <w:rPr>
-                <w:rStyle w:val="Standard"/>
-                <w:color w:val="auto"/>
-                <w:sz w:val="24"/>
-              </w:rPr>
-            </w:pPr>
-          </w:p>
-        </w:tc>
-        <w:tc>
-          <w:tcPr>
-            <w:tcW w:w="1334" w:type="dxa"/>
-            <w:tcBorders>
-              <w:top w:val="single" w:sz="4" w:space="0" w:color="000000"/>
-              <w:left w:val="single" w:sz="4" w:space="0" w:color="000000"/>
-              <w:bottom w:val="single" w:sz="4" w:space="0" w:color="000000"/>
-            </w:tcBorders>
-          </w:tcPr>
-          <w:p>
-            <w:pPr>
-              <w:pStyle w:val="Standard"/>
-              <w:ind w:firstLine="0"/>
-              <w:rPr>
-                <w:color w:val="auto"/>
-              </w:rPr>
-            </w:pPr>
-            <w:r>
-              <w:rPr>
-                <w:color w:val="auto"/>
-              </w:rPr>
-              <w:t>экзамен (Э)</w:t>
-            </w:r>
-          </w:p>
-        </w:tc>
-        <w:tc>
-          <w:tcPr>
-            <w:tcW w:w="884" w:type="dxa"/>
-            <w:tcBorders>
-              <w:top w:val="single" w:sz="4" w:space="0" w:color="000000"/>
-              <w:left w:val="single" w:sz="4" w:space="0" w:color="000000"/>
-              <w:bottom w:val="single" w:sz="4" w:space="0" w:color="000000"/>
-              <w:right w:val="single" w:sz="4" w:space="0" w:color="auto"/>
-            </w:tcBorders>
-          </w:tcPr>
-          <w:p>
-            <w:pPr>
-              <w:pStyle w:val="Standard"/>
-              <w:ind w:firstLine="0"/>
+              <w:spacing w:before="0" w:after="20" w:line="240" w:lineRule="auto"/>
               <w:jc w:val="center"/>
-              <w:rPr>
-                <w:color w:val="auto"/>
-              </w:rPr>
-            </w:pPr>
-            <w:r>
-              <w:rPr>
-                <w:color w:val="auto"/>
-              </w:rPr>
-              <w:t>36</w:t>
-            </w:r>
-          </w:p>
-        </w:tc>
-        <w:tc>
-          <w:tcPr>
-            <w:tcW w:w="1148" w:type="dxa"/>
-            <w:tcBorders>
-              <w:top w:val="single" w:sz="4" w:space="0" w:color="000000"/>
-              <w:left w:val="single" w:sz="4" w:space="0" w:color="auto"/>
-              <w:bottom w:val="single" w:sz="4" w:space="0" w:color="000000"/>
-            </w:tcBorders>
-          </w:tcPr>
-          <w:p>
-            <w:pPr>
-              <w:pStyle w:val="Standard"/>
-              <w:ind w:firstLine="0"/>
+            </w:pPr>
+            <w:r>
+              <w:rPr>
+                <w:rFonts w:ascii="Times New Roman" w:hAnsi="Times New Roman"/>
+                <w:b w:val="0"/>
+                <w:sz w:val="24"/>
+              </w:rPr>
+              <w:t>2.1</w:t>
+            </w:r>
+          </w:p>
+        </w:tc>
+        <w:tc>
+          <w:tcPr>
+            <w:tcW w:type="dxa" w:w="1814"/>
+            <w:vAlign w:val="center"/>
+          </w:tcPr>
+          <w:p>
+            <w:pPr>
+              <w:spacing w:before="0" w:after="20" w:line="240" w:lineRule="auto"/>
+              <w:jc w:val="left"/>
+            </w:pPr>
+            <w:r>
+              <w:rPr>
+                <w:rFonts w:ascii="Times New Roman" w:hAnsi="Times New Roman"/>
+                <w:b w:val="0"/>
+                <w:sz w:val="24"/>
+              </w:rPr>
+              <w:t>Курсовая работа/проект (при наличии)</w:t>
+            </w:r>
+          </w:p>
+        </w:tc>
+        <w:tc>
+          <w:tcPr>
+            <w:tcW w:type="dxa" w:w="1361"/>
+            <w:vAlign w:val="center"/>
+          </w:tcPr>
+          <w:p>
+            <w:pPr>
+              <w:spacing w:before="0" w:after="20" w:line="240" w:lineRule="auto"/>
               <w:jc w:val="center"/>
-              <w:rPr>
-                <w:color w:val="auto"/>
-              </w:rPr>
-            </w:pPr>
-            <w:r/>
-          </w:p>
-        </w:tc>
-        <w:tc>
-          <w:tcPr>
-            <w:tcW w:w="856" w:type="dxa"/>
-            <w:tcBorders>
-              <w:top w:val="single" w:sz="4" w:space="0" w:color="000000"/>
-              <w:left w:val="single" w:sz="4" w:space="0" w:color="000000"/>
-              <w:bottom w:val="single" w:sz="4" w:space="0" w:color="000000"/>
-            </w:tcBorders>
-          </w:tcPr>
-          <w:p>
-            <w:pPr>
-              <w:pStyle w:val="Standard"/>
-              <w:ind w:firstLine="0"/>
+            </w:pPr>
+            <w:r>
+              <w:rPr>
+                <w:rFonts w:ascii="Times New Roman" w:hAnsi="Times New Roman"/>
+                <w:b w:val="0"/>
+                <w:sz w:val="24"/>
+              </w:rPr>
+              <w:t>КП</w:t>
+            </w:r>
+          </w:p>
+        </w:tc>
+        <w:tc>
+          <w:tcPr>
+            <w:tcW w:type="dxa" w:w="737"/>
+            <w:vAlign w:val="center"/>
+          </w:tcPr>
+          <w:p>
+            <w:pPr>
+              <w:spacing w:before="0" w:after="20" w:line="240" w:lineRule="auto"/>
               <w:jc w:val="center"/>
-              <w:rPr>
-                <w:color w:val="auto"/>
-              </w:rPr>
-            </w:pPr>
-            <w:r>
-              <w:t>36</w:t>
-            </w:r>
-          </w:p>
-        </w:tc>
-        <w:tc>
-          <w:tcPr>
-            <w:tcW w:w="860" w:type="dxa"/>
-            <w:tcBorders>
-              <w:top w:val="single" w:sz="4" w:space="0" w:color="000000"/>
-              <w:left w:val="single" w:sz="4" w:space="0" w:color="000000"/>
-              <w:bottom w:val="single" w:sz="4" w:space="0" w:color="000000"/>
-            </w:tcBorders>
-          </w:tcPr>
-          <w:p>
-            <w:pPr>
-              <w:pStyle w:val="Standard"/>
-              <w:tabs>
-                <w:tab w:val="left" w:pos="360"/>
-                <w:tab w:val="center" w:pos="440"/>
-              </w:tabs>
-              <w:ind w:firstLine="0"/>
+            </w:pPr>
+            <w:r>
+              <w:rPr>
+                <w:rFonts w:ascii="Times New Roman" w:hAnsi="Times New Roman"/>
+                <w:b w:val="0"/>
+                <w:sz w:val="24"/>
+              </w:rPr>
+              <w:t>КП</w:t>
+            </w:r>
+          </w:p>
+        </w:tc>
+        <w:tc>
+          <w:tcPr>
+            <w:tcW w:type="dxa" w:w="1587"/>
+            <w:vAlign w:val="center"/>
+          </w:tcPr>
+          <w:p>
+            <w:pPr>
+              <w:spacing w:before="0" w:after="20" w:line="240" w:lineRule="auto"/>
               <w:jc w:val="center"/>
-              <w:rPr>
-                <w:color w:val="auto"/>
-              </w:rPr>
-            </w:pPr>
-            <w:r>
-              <w:rPr>
-                <w:color w:val="auto"/>
-              </w:rPr>
-            </w:r>
-          </w:p>
-        </w:tc>
-        <w:tc>
-          <w:tcPr>
-            <w:tcW w:w="853" w:type="dxa"/>
-            <w:tcBorders>
-              <w:top w:val="single" w:sz="4" w:space="0" w:color="000000"/>
-              <w:left w:val="single" w:sz="4" w:space="0" w:color="000000"/>
-              <w:bottom w:val="single" w:sz="4" w:space="0" w:color="000000"/>
-            </w:tcBorders>
-          </w:tcPr>
-          <w:p>
-            <w:pPr>
-              <w:pStyle w:val="Standard"/>
-              <w:ind w:firstLine="0"/>
+            </w:pPr>
+            <w:r>
+              <w:rPr>
+                <w:rFonts w:ascii="Times New Roman" w:hAnsi="Times New Roman"/>
+                <w:b w:val="0"/>
+                <w:sz w:val="24"/>
+              </w:rPr>
+              <w:t>—</w:t>
+            </w:r>
+          </w:p>
+        </w:tc>
+        <w:tc>
+          <w:tcPr>
+            <w:tcW w:type="dxa" w:w="3402"/>
+            <w:vAlign w:val="center"/>
+          </w:tcPr>
+          <w:p>
+            <w:pPr>
+              <w:spacing w:before="0" w:after="20" w:line="240" w:lineRule="auto"/>
               <w:jc w:val="center"/>
-              <w:rPr>
-                <w:color w:val="auto"/>
-              </w:rPr>
-            </w:pPr>
-            <w:r/>
-          </w:p>
-        </w:tc>
-        <w:tc>
-          <w:tcPr>
-            <w:tcW w:w="804" w:type="dxa"/>
-            <w:tcBorders>
-              <w:top w:val="single" w:sz="4" w:space="0" w:color="000000"/>
-              <w:left w:val="single" w:sz="4" w:space="0" w:color="000000"/>
-              <w:bottom w:val="single" w:sz="4" w:space="0" w:color="000000"/>
-              <w:right w:val="single" w:sz="4" w:space="0" w:color="000000"/>
-            </w:tcBorders>
-          </w:tcPr>
-          <w:p>
-            <w:pPr>
-              <w:pStyle w:val="Standard"/>
-              <w:tabs>
-                <w:tab w:val="left" w:pos="315"/>
-                <w:tab w:val="center" w:pos="409"/>
-              </w:tabs>
-              <w:ind w:firstLine="0"/>
-              <w:jc w:val="center"/>
-              <w:rPr>
-                <w:color w:val="auto"/>
-              </w:rPr>
-            </w:pPr>
-            <w:r/>
+            </w:pPr>
+            <w:r>
+              <w:rPr>
+                <w:rFonts w:ascii="Times New Roman" w:hAnsi="Times New Roman"/>
+                <w:b w:val="0"/>
+                <w:sz w:val="24"/>
+              </w:rPr>
+              <w:t>КП</w:t>
+            </w:r>
           </w:p>
         </w:tc>
       </w:tr>
       <w:tr>
         <w:tc>
           <w:tcPr>
-            <w:tcW w:w="2915" w:type="dxa"/>
-            <w:vMerge w:val="restart"/>
-            <w:tcBorders>
-              <w:top w:val="single" w:sz="4" w:space="0" w:color="000000"/>
-              <w:left w:val="single" w:sz="4" w:space="0" w:color="000000"/>
-              <w:bottom w:val="single" w:sz="4" w:space="0" w:color="000000"/>
-            </w:tcBorders>
-            <w:tcMar>
-              <w:left w:w="108" w:type="dxa"/>
-              <w:right w:w="108" w:type="dxa"/>
-            </w:tcMar>
+            <w:tcW w:type="dxa" w:w="454"/>
             <w:vAlign w:val="center"/>
           </w:tcPr>
           <w:p>
             <w:pPr>
-              <w:pStyle w:val="Standard"/>
-              <w:ind w:firstLine="0"/>
-              <w:rPr>
-                <w:color w:val="auto"/>
-              </w:rPr>
-            </w:pPr>
-            <w:r>
-              <w:rPr>
-                <w:color w:val="auto"/>
-              </w:rPr>
-              <w:t>ИТОГО: общая трудое</w:t>
-            </w:r>
-            <w:r>
-              <w:rPr>
-                <w:color w:val="auto"/>
-              </w:rPr>
-              <w:t>м</w:t>
-            </w:r>
-            <w:r>
-              <w:rPr>
-                <w:color w:val="auto"/>
-              </w:rPr>
-              <w:t>кость</w:t>
-            </w:r>
-          </w:p>
-        </w:tc>
-        <w:tc>
-          <w:tcPr>
-            <w:tcW w:w="1334" w:type="dxa"/>
-            <w:tcBorders>
-              <w:top w:val="single" w:sz="4" w:space="0" w:color="000000"/>
-              <w:left w:val="single" w:sz="4" w:space="0" w:color="000000"/>
-              <w:bottom w:val="single" w:sz="4" w:space="0" w:color="000000"/>
-            </w:tcBorders>
-          </w:tcPr>
-          <w:p>
-            <w:pPr>
-              <w:pStyle w:val="Standard"/>
-              <w:ind w:firstLine="0"/>
+              <w:spacing w:before="0" w:after="20" w:line="240" w:lineRule="auto"/>
               <w:jc w:val="center"/>
-              <w:rPr>
-                <w:color w:val="auto"/>
-              </w:rPr>
-            </w:pPr>
-            <w:r>
-              <w:rPr>
-                <w:color w:val="auto"/>
-              </w:rPr>
-              <w:t>часов</w:t>
-            </w:r>
-          </w:p>
-        </w:tc>
-        <w:tc>
-          <w:tcPr>
-            <w:tcW w:w="884" w:type="dxa"/>
-            <w:tcBorders>
-              <w:top w:val="single" w:sz="4" w:space="0" w:color="000000"/>
-              <w:left w:val="single" w:sz="4" w:space="0" w:color="000000"/>
-              <w:bottom w:val="single" w:sz="4" w:space="0" w:color="000000"/>
-              <w:right w:val="single" w:sz="4" w:space="0" w:color="auto"/>
-            </w:tcBorders>
-          </w:tcPr>
-          <w:p>
-            <w:pPr>
-              <w:pStyle w:val="Standard"/>
-              <w:tabs>
-                <w:tab w:val="left" w:pos="270"/>
-                <w:tab w:val="center" w:pos="529"/>
-              </w:tabs>
-              <w:ind w:firstLine="0"/>
+            </w:pPr>
+            <w:r>
+              <w:rPr>
+                <w:rFonts w:ascii="Times New Roman" w:hAnsi="Times New Roman"/>
+                <w:b w:val="0"/>
+                <w:sz w:val="24"/>
+              </w:rPr>
+              <w:t>3</w:t>
+            </w:r>
+          </w:p>
+        </w:tc>
+        <w:tc>
+          <w:tcPr>
+            <w:tcW w:type="dxa" w:w="1814"/>
+            <w:vAlign w:val="center"/>
+          </w:tcPr>
+          <w:p>
+            <w:pPr>
+              <w:spacing w:before="0" w:after="20" w:line="240" w:lineRule="auto"/>
+              <w:jc w:val="left"/>
+            </w:pPr>
+            <w:r>
+              <w:rPr>
+                <w:rFonts w:ascii="Times New Roman" w:hAnsi="Times New Roman"/>
+                <w:b w:val="0"/>
+                <w:sz w:val="24"/>
+              </w:rPr>
+              <w:t>Промежуточная аттестация</w:t>
+            </w:r>
+          </w:p>
+        </w:tc>
+        <w:tc>
+          <w:tcPr>
+            <w:tcW w:type="dxa" w:w="1361"/>
+            <w:vAlign w:val="center"/>
+          </w:tcPr>
+          <w:p>
+            <w:pPr>
+              <w:spacing w:before="0" w:after="20" w:line="240" w:lineRule="auto"/>
               <w:jc w:val="center"/>
-              <w:rPr>
-                <w:color w:val="auto"/>
-              </w:rPr>
-            </w:pPr>
-            <w:r>
-              <w:rPr>
-                <w:color w:val="auto"/>
-              </w:rPr>
-              <w:t>180</w:t>
-            </w:r>
-          </w:p>
-        </w:tc>
-        <w:tc>
-          <w:tcPr>
-            <w:tcW w:w="1148" w:type="dxa"/>
-            <w:tcBorders>
-              <w:top w:val="single" w:sz="4" w:space="0" w:color="000000"/>
-              <w:left w:val="single" w:sz="4" w:space="0" w:color="auto"/>
-              <w:bottom w:val="single" w:sz="4" w:space="0" w:color="000000"/>
-            </w:tcBorders>
-          </w:tcPr>
-          <w:p>
-            <w:pPr>
-              <w:pStyle w:val="Standard"/>
-              <w:tabs>
-                <w:tab w:val="left" w:pos="270"/>
-                <w:tab w:val="center" w:pos="529"/>
-              </w:tabs>
-              <w:ind w:firstLine="0"/>
+            </w:pPr>
+            <w:r>
+              <w:rPr>
+                <w:rFonts w:ascii="Times New Roman" w:hAnsi="Times New Roman"/>
+                <w:b w:val="0"/>
+                <w:sz w:val="24"/>
+              </w:rPr>
+              <w:t>зачёт (З)</w:t>
+            </w:r>
+          </w:p>
+        </w:tc>
+        <w:tc>
+          <w:tcPr>
+            <w:tcW w:type="dxa" w:w="737"/>
+            <w:vAlign w:val="center"/>
+          </w:tcPr>
+          <w:p>
+            <w:pPr>
+              <w:spacing w:before="0" w:after="20" w:line="240" w:lineRule="auto"/>
               <w:jc w:val="center"/>
-              <w:rPr>
-                <w:color w:val="auto"/>
-              </w:rPr>
-            </w:pPr>
-            <w:r>
-              <w:rPr>
-                <w:color w:val="auto"/>
-              </w:rPr>
-            </w:r>
-          </w:p>
-        </w:tc>
-        <w:tc>
-          <w:tcPr>
-            <w:tcW w:w="856" w:type="dxa"/>
-            <w:tcBorders>
-              <w:top w:val="single" w:sz="4" w:space="0" w:color="000000"/>
-              <w:left w:val="single" w:sz="4" w:space="0" w:color="000000"/>
-              <w:bottom w:val="single" w:sz="4" w:space="0" w:color="000000"/>
-            </w:tcBorders>
-          </w:tcPr>
-          <w:p>
-            <w:pPr>
-              <w:pStyle w:val="Standard"/>
-              <w:ind w:firstLine="0"/>
+            </w:pPr>
+            <w:r>
+              <w:rPr>
+                <w:rFonts w:ascii="Times New Roman" w:hAnsi="Times New Roman"/>
+                <w:b w:val="0"/>
+                <w:sz w:val="24"/>
+              </w:rPr>
+              <w:t>—</w:t>
+            </w:r>
+          </w:p>
+        </w:tc>
+        <w:tc>
+          <w:tcPr>
+            <w:tcW w:type="dxa" w:w="1587"/>
+            <w:vAlign w:val="center"/>
+          </w:tcPr>
+          <w:p>
+            <w:pPr>
+              <w:spacing w:before="0" w:after="20" w:line="240" w:lineRule="auto"/>
               <w:jc w:val="center"/>
-              <w:rPr>
-                <w:color w:val="auto"/>
-              </w:rPr>
-            </w:pPr>
-            <w:r>
-              <w:rPr>
-                <w:color w:val="auto"/>
-              </w:rPr>
-              <w:t>180</w:t>
-            </w:r>
-          </w:p>
-        </w:tc>
-        <w:tc>
-          <w:tcPr>
-            <w:tcW w:w="860" w:type="dxa"/>
-            <w:tcBorders>
-              <w:top w:val="single" w:sz="4" w:space="0" w:color="000000"/>
-              <w:left w:val="single" w:sz="4" w:space="0" w:color="000000"/>
-              <w:bottom w:val="single" w:sz="4" w:space="0" w:color="000000"/>
-            </w:tcBorders>
-          </w:tcPr>
-          <w:p>
-            <w:pPr>
-              <w:pStyle w:val="Standard"/>
-              <w:ind w:firstLine="0"/>
+            </w:pPr>
+            <w:r>
+              <w:rPr>
+                <w:rFonts w:ascii="Times New Roman" w:hAnsi="Times New Roman"/>
+                <w:b w:val="0"/>
+                <w:sz w:val="24"/>
+              </w:rPr>
+              <w:t>—</w:t>
+            </w:r>
+          </w:p>
+        </w:tc>
+        <w:tc>
+          <w:tcPr>
+            <w:tcW w:type="dxa" w:w="3402"/>
+            <w:vAlign w:val="center"/>
+          </w:tcPr>
+          <w:p>
+            <w:pPr>
+              <w:spacing w:before="0" w:after="20" w:line="240" w:lineRule="auto"/>
               <w:jc w:val="center"/>
-              <w:rPr>
-                <w:color w:val="auto"/>
-              </w:rPr>
-            </w:pPr>
-            <w:r>
-              <w:rPr>
-                <w:color w:val="auto"/>
-              </w:rPr>
-            </w:r>
-          </w:p>
-        </w:tc>
-        <w:tc>
-          <w:tcPr>
-            <w:tcW w:w="853" w:type="dxa"/>
-            <w:tcBorders>
-              <w:top w:val="single" w:sz="4" w:space="0" w:color="000000"/>
-              <w:left w:val="single" w:sz="4" w:space="0" w:color="000000"/>
-              <w:bottom w:val="single" w:sz="4" w:space="0" w:color="000000"/>
-            </w:tcBorders>
-          </w:tcPr>
-          <w:p>
-            <w:pPr>
-              <w:pStyle w:val="Standard"/>
-              <w:ind w:firstLine="0"/>
-              <w:jc w:val="center"/>
-              <w:rPr>
-                <w:color w:val="auto"/>
-              </w:rPr>
-            </w:pPr>
-            <w:r/>
-          </w:p>
-        </w:tc>
-        <w:tc>
-          <w:tcPr>
-            <w:tcW w:w="804" w:type="dxa"/>
-            <w:tcBorders>
-              <w:top w:val="single" w:sz="4" w:space="0" w:color="000000"/>
-              <w:left w:val="single" w:sz="4" w:space="0" w:color="000000"/>
-              <w:bottom w:val="single" w:sz="4" w:space="0" w:color="000000"/>
-              <w:right w:val="single" w:sz="4" w:space="0" w:color="000000"/>
-            </w:tcBorders>
-          </w:tcPr>
-          <w:p>
-            <w:pPr>
-              <w:pStyle w:val="Standard"/>
-              <w:ind w:firstLine="0"/>
-              <w:jc w:val="center"/>
-              <w:rPr>
-                <w:color w:val="auto"/>
-              </w:rPr>
-            </w:pPr>
-            <w:r/>
+            </w:pPr>
+            <w:r>
+              <w:rPr>
+                <w:rFonts w:ascii="Times New Roman" w:hAnsi="Times New Roman"/>
+                <w:b w:val="0"/>
+                <w:sz w:val="24"/>
+              </w:rPr>
+              <w:t>—</w:t>
+            </w:r>
           </w:p>
         </w:tc>
       </w:tr>
       <w:tr>
         <w:tc>
           <w:tcPr>
-            <w:tcW w:w="2915" w:type="dxa"/>
-            <w:vMerge/>
-            <w:tcBorders>
-              <w:top w:val="single" w:sz="4" w:space="0" w:color="000000"/>
-              <w:left w:val="single" w:sz="4" w:space="0" w:color="000000"/>
-              <w:bottom w:val="single" w:sz="4" w:space="0" w:color="000000"/>
-            </w:tcBorders>
-            <w:tcMar>
-              <w:left w:w="108" w:type="dxa"/>
-              <w:right w:w="108" w:type="dxa"/>
-            </w:tcMar>
+            <w:tcW w:type="dxa" w:w="454"/>
             <w:vAlign w:val="center"/>
           </w:tcPr>
           <w:p>
             <w:pPr>
-              <w:suppressAutoHyphens w:val="0"/>
-              <w:rPr>
-                <w:rStyle w:val="Standard"/>
-                <w:color w:val="auto"/>
-                <w:sz w:val="24"/>
-              </w:rPr>
-            </w:pPr>
-          </w:p>
-        </w:tc>
-        <w:tc>
-          <w:tcPr>
-            <w:tcW w:w="1334" w:type="dxa"/>
-            <w:tcBorders>
-              <w:top w:val="single" w:sz="4" w:space="0" w:color="000000"/>
-              <w:left w:val="single" w:sz="4" w:space="0" w:color="000000"/>
-              <w:bottom w:val="single" w:sz="4" w:space="0" w:color="000000"/>
-            </w:tcBorders>
-          </w:tcPr>
-          <w:p>
-            <w:pPr>
-              <w:pStyle w:val="Standard"/>
-              <w:ind w:firstLine="0"/>
+              <w:spacing w:before="0" w:after="20" w:line="240" w:lineRule="auto"/>
               <w:jc w:val="center"/>
-              <w:rPr>
-                <w:color w:val="auto"/>
-              </w:rPr>
-            </w:pPr>
-            <w:r>
-              <w:rPr>
-                <w:color w:val="auto"/>
-              </w:rPr>
-              <w:t>зач. ед.</w:t>
-            </w:r>
-          </w:p>
-        </w:tc>
-        <w:tc>
-          <w:tcPr>
-            <w:tcW w:w="884" w:type="dxa"/>
-            <w:tcBorders>
-              <w:top w:val="single" w:sz="4" w:space="0" w:color="000000"/>
-              <w:left w:val="single" w:sz="4" w:space="0" w:color="000000"/>
-              <w:bottom w:val="single" w:sz="4" w:space="0" w:color="000000"/>
-              <w:right w:val="single" w:sz="4" w:space="0" w:color="auto"/>
-            </w:tcBorders>
-          </w:tcPr>
-          <w:p>
-            <w:pPr>
-              <w:pStyle w:val="Standard"/>
-              <w:ind w:firstLine="0"/>
+            </w:pPr>
+            <w:r>
+              <w:rPr>
+                <w:rFonts w:ascii="Times New Roman" w:hAnsi="Times New Roman"/>
+                <w:b w:val="0"/>
+                <w:sz w:val="24"/>
+              </w:rPr>
+              <w:t>3</w:t>
+            </w:r>
+          </w:p>
+        </w:tc>
+        <w:tc>
+          <w:tcPr>
+            <w:tcW w:type="dxa" w:w="1814"/>
+            <w:vAlign w:val="center"/>
+          </w:tcPr>
+          <w:p>
+            <w:pPr>
+              <w:spacing w:before="0" w:after="20" w:line="240" w:lineRule="auto"/>
+              <w:jc w:val="left"/>
+            </w:pPr>
+            <w:r>
+              <w:rPr>
+                <w:rFonts w:ascii="Times New Roman" w:hAnsi="Times New Roman"/>
+                <w:b w:val="0"/>
+                <w:sz w:val="24"/>
+              </w:rPr>
+              <w:t>Промежуточная аттестация</w:t>
+            </w:r>
+          </w:p>
+        </w:tc>
+        <w:tc>
+          <w:tcPr>
+            <w:tcW w:type="dxa" w:w="1361"/>
+            <w:vAlign w:val="center"/>
+          </w:tcPr>
+          <w:p>
+            <w:pPr>
+              <w:spacing w:before="0" w:after="20" w:line="240" w:lineRule="auto"/>
               <w:jc w:val="center"/>
-              <w:rPr>
-                <w:color w:val="auto"/>
-              </w:rPr>
-            </w:pPr>
-            <w:r>
-              <w:rPr>
-                <w:color w:val="auto"/>
+            </w:pPr>
+            <w:r>
+              <w:rPr>
+                <w:rFonts w:ascii="Times New Roman" w:hAnsi="Times New Roman"/>
+                <w:b w:val="0"/>
+                <w:sz w:val="24"/>
+              </w:rPr>
+              <w:t>зачёт с оценкой (ЗаО)</w:t>
+            </w:r>
+          </w:p>
+        </w:tc>
+        <w:tc>
+          <w:tcPr>
+            <w:tcW w:type="dxa" w:w="737"/>
+            <w:vAlign w:val="center"/>
+          </w:tcPr>
+          <w:p>
+            <w:pPr>
+              <w:spacing w:before="0" w:after="20" w:line="240" w:lineRule="auto"/>
+              <w:jc w:val="center"/>
+            </w:pPr>
+            <w:r>
+              <w:rPr>
+                <w:rFonts w:ascii="Times New Roman" w:hAnsi="Times New Roman"/>
+                <w:b w:val="0"/>
+                <w:sz w:val="24"/>
+              </w:rPr>
+              <w:t>—</w:t>
+            </w:r>
+          </w:p>
+        </w:tc>
+        <w:tc>
+          <w:tcPr>
+            <w:tcW w:type="dxa" w:w="1587"/>
+            <w:vAlign w:val="center"/>
+          </w:tcPr>
+          <w:p>
+            <w:pPr>
+              <w:spacing w:before="0" w:after="20" w:line="240" w:lineRule="auto"/>
+              <w:jc w:val="center"/>
+            </w:pPr>
+            <w:r>
+              <w:rPr>
+                <w:rFonts w:ascii="Times New Roman" w:hAnsi="Times New Roman"/>
+                <w:b w:val="0"/>
+                <w:sz w:val="24"/>
+              </w:rPr>
+              <w:t>—</w:t>
+            </w:r>
+          </w:p>
+        </w:tc>
+        <w:tc>
+          <w:tcPr>
+            <w:tcW w:type="dxa" w:w="3402"/>
+            <w:vAlign w:val="center"/>
+          </w:tcPr>
+          <w:p>
+            <w:pPr>
+              <w:spacing w:before="0" w:after="20" w:line="240" w:lineRule="auto"/>
+              <w:jc w:val="center"/>
+            </w:pPr>
+            <w:r>
+              <w:rPr>
+                <w:rFonts w:ascii="Times New Roman" w:hAnsi="Times New Roman"/>
+                <w:b w:val="0"/>
+                <w:sz w:val="24"/>
+              </w:rPr>
+              <w:t>—</w:t>
+            </w:r>
+          </w:p>
+        </w:tc>
+      </w:tr>
+      <w:tr>
+        <w:tc>
+          <w:tcPr>
+            <w:tcW w:type="dxa" w:w="454"/>
+            <w:vAlign w:val="center"/>
+          </w:tcPr>
+          <w:p>
+            <w:pPr>
+              <w:spacing w:before="0" w:after="20" w:line="240" w:lineRule="auto"/>
+              <w:jc w:val="center"/>
+            </w:pPr>
+            <w:r>
+              <w:rPr>
+                <w:rFonts w:ascii="Times New Roman" w:hAnsi="Times New Roman"/>
+                <w:b w:val="0"/>
+                <w:sz w:val="24"/>
+              </w:rPr>
+              <w:t>3</w:t>
+            </w:r>
+          </w:p>
+        </w:tc>
+        <w:tc>
+          <w:tcPr>
+            <w:tcW w:type="dxa" w:w="1814"/>
+            <w:vAlign w:val="center"/>
+          </w:tcPr>
+          <w:p>
+            <w:pPr>
+              <w:spacing w:before="0" w:after="20" w:line="240" w:lineRule="auto"/>
+              <w:jc w:val="left"/>
+            </w:pPr>
+            <w:r>
+              <w:rPr>
+                <w:rFonts w:ascii="Times New Roman" w:hAnsi="Times New Roman"/>
+                <w:b w:val="0"/>
+                <w:sz w:val="24"/>
+              </w:rPr>
+              <w:t>Промежуточная аттестация</w:t>
+            </w:r>
+          </w:p>
+        </w:tc>
+        <w:tc>
+          <w:tcPr>
+            <w:tcW w:type="dxa" w:w="1361"/>
+            <w:vAlign w:val="center"/>
+          </w:tcPr>
+          <w:p>
+            <w:pPr>
+              <w:spacing w:before="0" w:after="20" w:line="240" w:lineRule="auto"/>
+              <w:jc w:val="center"/>
+            </w:pPr>
+            <w:r>
+              <w:rPr>
+                <w:rFonts w:ascii="Times New Roman" w:hAnsi="Times New Roman"/>
+                <w:b w:val="0"/>
+                <w:sz w:val="24"/>
+              </w:rPr>
+              <w:t>экзамен (Э)</w:t>
+            </w:r>
+          </w:p>
+        </w:tc>
+        <w:tc>
+          <w:tcPr>
+            <w:tcW w:type="dxa" w:w="737"/>
+            <w:vAlign w:val="center"/>
+          </w:tcPr>
+          <w:p>
+            <w:pPr>
+              <w:spacing w:before="0" w:after="20" w:line="240" w:lineRule="auto"/>
+              <w:jc w:val="center"/>
+            </w:pPr>
+            <w:r>
+              <w:rPr>
+                <w:rFonts w:ascii="Times New Roman" w:hAnsi="Times New Roman"/>
+                <w:b w:val="0"/>
+                <w:sz w:val="24"/>
+              </w:rPr>
+              <w:t>36</w:t>
+            </w:r>
+          </w:p>
+        </w:tc>
+        <w:tc>
+          <w:tcPr>
+            <w:tcW w:type="dxa" w:w="1587"/>
+            <w:vAlign w:val="center"/>
+          </w:tcPr>
+          <w:p>
+            <w:pPr>
+              <w:spacing w:before="0" w:after="20" w:line="240" w:lineRule="auto"/>
+              <w:jc w:val="center"/>
+            </w:pPr>
+            <w:r>
+              <w:rPr>
+                <w:rFonts w:ascii="Times New Roman" w:hAnsi="Times New Roman"/>
+                <w:b w:val="0"/>
+                <w:sz w:val="24"/>
+              </w:rPr>
+              <w:t>0</w:t>
+            </w:r>
+          </w:p>
+        </w:tc>
+        <w:tc>
+          <w:tcPr>
+            <w:tcW w:type="dxa" w:w="3402"/>
+            <w:vAlign w:val="center"/>
+          </w:tcPr>
+          <w:p>
+            <w:pPr>
+              <w:spacing w:before="0" w:after="20" w:line="240" w:lineRule="auto"/>
+              <w:jc w:val="center"/>
+            </w:pPr>
+            <w:r>
+              <w:rPr>
+                <w:rFonts w:ascii="Times New Roman" w:hAnsi="Times New Roman"/>
+                <w:b w:val="0"/>
+                <w:sz w:val="24"/>
+              </w:rPr>
+              <w:t>36</w:t>
+            </w:r>
+          </w:p>
+        </w:tc>
+      </w:tr>
+      <w:tr>
+        <w:tc>
+          <w:tcPr>
+            <w:tcW w:type="dxa" w:w="454"/>
+            <w:vAlign w:val="center"/>
+          </w:tcPr>
+          <w:p>
+            <w:pPr>
+              <w:spacing w:before="0" w:after="20" w:line="240" w:lineRule="auto"/>
+              <w:jc w:val="center"/>
+            </w:pPr>
+            <w:r>
+              <w:rPr>
+                <w:rFonts w:ascii="Times New Roman" w:hAnsi="Times New Roman"/>
+                <w:b w:val="0"/>
+                <w:sz w:val="24"/>
+              </w:rPr>
+            </w:r>
+          </w:p>
+        </w:tc>
+        <w:tc>
+          <w:tcPr>
+            <w:tcW w:type="dxa" w:w="3175"/>
+            <w:gridSpan w:val="2"/>
+            <w:vAlign w:val="center"/>
+          </w:tcPr>
+          <w:p>
+            <w:pPr>
+              <w:spacing w:before="0" w:after="20" w:line="240" w:lineRule="auto"/>
+              <w:jc w:val="left"/>
+            </w:pPr>
+            <w:r>
+              <w:rPr>
+                <w:rFonts w:ascii="Times New Roman" w:hAnsi="Times New Roman"/>
+                <w:b w:val="0"/>
+                <w:sz w:val="24"/>
+              </w:rPr>
+            </w:r>
+          </w:p>
+        </w:tc>
+        <w:tc>
+          <w:tcPr>
+            <w:tcW w:type="dxa" w:w="737"/>
+          </w:tcPr>
+          <w:p/>
+        </w:tc>
+        <w:tc>
+          <w:tcPr>
+            <w:tcW w:type="dxa" w:w="1587"/>
+          </w:tcPr>
+          <w:p/>
+        </w:tc>
+        <w:tc>
+          <w:tcPr>
+            <w:tcW w:type="dxa" w:w="3402"/>
+          </w:tcPr>
+          <w:p/>
+        </w:tc>
+      </w:tr>
+      <w:tr>
+        <w:tc>
+          <w:tcPr>
+            <w:tcW w:type="dxa" w:w="454"/>
+            <w:vAlign w:val="center"/>
+          </w:tcPr>
+          <w:p>
+            <w:pPr>
+              <w:spacing w:before="0" w:after="20" w:line="240" w:lineRule="auto"/>
+              <w:jc w:val="center"/>
+            </w:pPr>
+            <w:r>
+              <w:rPr>
+                <w:rFonts w:ascii="Times New Roman" w:hAnsi="Times New Roman"/>
+                <w:b w:val="0"/>
+                <w:sz w:val="24"/>
+              </w:rPr>
+            </w:r>
+          </w:p>
+        </w:tc>
+        <w:tc>
+          <w:tcPr>
+            <w:tcW w:type="dxa" w:w="1814"/>
+            <w:vAlign w:val="center"/>
+          </w:tcPr>
+          <w:p>
+            <w:pPr>
+              <w:spacing w:before="0" w:after="20" w:line="240" w:lineRule="auto"/>
+              <w:jc w:val="left"/>
+            </w:pPr>
+            <w:r>
+              <w:rPr>
+                <w:rFonts w:ascii="Times New Roman" w:hAnsi="Times New Roman"/>
+                <w:b/>
+                <w:sz w:val="24"/>
+              </w:rPr>
+              <w:t>ИТОГО: общая трудоёмкость</w:t>
+            </w:r>
+          </w:p>
+        </w:tc>
+        <w:tc>
+          <w:tcPr>
+            <w:tcW w:type="dxa" w:w="1361"/>
+            <w:vAlign w:val="center"/>
+          </w:tcPr>
+          <w:p>
+            <w:pPr>
+              <w:spacing w:before="0" w:after="20" w:line="240" w:lineRule="auto"/>
+              <w:jc w:val="center"/>
+            </w:pPr>
+            <w:r>
+              <w:rPr>
+                <w:rFonts w:ascii="Times New Roman" w:hAnsi="Times New Roman"/>
+                <w:b w:val="0"/>
+                <w:sz w:val="24"/>
+              </w:rPr>
+              <w:t>часов</w:t>
+            </w:r>
+          </w:p>
+        </w:tc>
+        <w:tc>
+          <w:tcPr>
+            <w:tcW w:type="dxa" w:w="737"/>
+            <w:vAlign w:val="center"/>
+          </w:tcPr>
+          <w:p>
+            <w:pPr>
+              <w:spacing w:before="0" w:after="20" w:line="240" w:lineRule="auto"/>
+              <w:jc w:val="center"/>
+            </w:pPr>
+            <w:r>
+              <w:rPr>
+                <w:rFonts w:ascii="Times New Roman" w:hAnsi="Times New Roman"/>
+                <w:b/>
+                <w:sz w:val="24"/>
+              </w:rPr>
+              <w:t>180</w:t>
+            </w:r>
+          </w:p>
+        </w:tc>
+        <w:tc>
+          <w:tcPr>
+            <w:tcW w:type="dxa" w:w="1587"/>
+            <w:vAlign w:val="center"/>
+          </w:tcPr>
+          <w:p>
+            <w:pPr>
+              <w:spacing w:before="0" w:after="20" w:line="240" w:lineRule="auto"/>
+              <w:jc w:val="center"/>
+            </w:pPr>
+            <w:r>
+              <w:rPr>
+                <w:rFonts w:ascii="Times New Roman" w:hAnsi="Times New Roman"/>
+                <w:b w:val="0"/>
+                <w:sz w:val="24"/>
+              </w:rPr>
+              <w:t>28</w:t>
+            </w:r>
+          </w:p>
+        </w:tc>
+        <w:tc>
+          <w:tcPr>
+            <w:tcW w:type="dxa" w:w="3402"/>
+            <w:vAlign w:val="center"/>
+          </w:tcPr>
+          <w:p>
+            <w:pPr>
+              <w:spacing w:before="0" w:after="20" w:line="240" w:lineRule="auto"/>
+              <w:jc w:val="center"/>
+            </w:pPr>
+            <w:r>
+              <w:rPr>
+                <w:rFonts w:ascii="Times New Roman" w:hAnsi="Times New Roman"/>
+                <w:b/>
+                <w:sz w:val="24"/>
+              </w:rPr>
+              <w:t>180</w:t>
+            </w:r>
+          </w:p>
+        </w:tc>
+      </w:tr>
+      <w:tr>
+        <w:tc>
+          <w:tcPr>
+            <w:tcW w:type="dxa" w:w="454"/>
+            <w:vAlign w:val="center"/>
+          </w:tcPr>
+          <w:p>
+            <w:pPr>
+              <w:spacing w:before="0" w:after="20" w:line="240" w:lineRule="auto"/>
+              <w:jc w:val="center"/>
+            </w:pPr>
+            <w:r>
+              <w:rPr>
+                <w:rFonts w:ascii="Times New Roman" w:hAnsi="Times New Roman"/>
+                <w:b w:val="0"/>
+                <w:sz w:val="24"/>
+              </w:rPr>
+            </w:r>
+          </w:p>
+        </w:tc>
+        <w:tc>
+          <w:tcPr>
+            <w:tcW w:type="dxa" w:w="1814"/>
+            <w:vAlign w:val="center"/>
+          </w:tcPr>
+          <w:p>
+            <w:pPr>
+              <w:spacing w:before="0" w:after="20" w:line="240" w:lineRule="auto"/>
+              <w:jc w:val="left"/>
+            </w:pPr>
+            <w:r>
+              <w:rPr>
+                <w:rFonts w:ascii="Times New Roman" w:hAnsi="Times New Roman"/>
+                <w:b/>
+                <w:sz w:val="24"/>
+              </w:rPr>
+              <w:t>ИТОГО: общая трудоёмкость</w:t>
+            </w:r>
+          </w:p>
+        </w:tc>
+        <w:tc>
+          <w:tcPr>
+            <w:tcW w:type="dxa" w:w="1361"/>
+            <w:vAlign w:val="center"/>
+          </w:tcPr>
+          <w:p>
+            <w:pPr>
+              <w:spacing w:before="0" w:after="20" w:line="240" w:lineRule="auto"/>
+              <w:jc w:val="center"/>
+            </w:pPr>
+            <w:r>
+              <w:rPr>
+                <w:rFonts w:ascii="Times New Roman" w:hAnsi="Times New Roman"/>
+                <w:b w:val="0"/>
+                <w:sz w:val="24"/>
+              </w:rPr>
+              <w:t>з.е.</w:t>
+            </w:r>
+          </w:p>
+        </w:tc>
+        <w:tc>
+          <w:tcPr>
+            <w:tcW w:type="dxa" w:w="737"/>
+            <w:vAlign w:val="center"/>
+          </w:tcPr>
+          <w:p>
+            <w:pPr>
+              <w:spacing w:before="0" w:after="20" w:line="240" w:lineRule="auto"/>
+              <w:jc w:val="center"/>
+            </w:pPr>
+            <w:r>
+              <w:rPr>
+                <w:rFonts w:ascii="Times New Roman" w:hAnsi="Times New Roman"/>
+                <w:b/>
+                <w:sz w:val="24"/>
               </w:rPr>
               <w:t>5</w:t>
             </w:r>
@@ -5390,121 +4375,59 @@
         </w:tc>
         <w:tc>
           <w:tcPr>
-            <w:tcW w:w="1148" w:type="dxa"/>
-            <w:tcBorders>
-              <w:top w:val="single" w:sz="4" w:space="0" w:color="000000"/>
-              <w:left w:val="single" w:sz="4" w:space="0" w:color="auto"/>
-              <w:bottom w:val="single" w:sz="4" w:space="0" w:color="000000"/>
-            </w:tcBorders>
-          </w:tcPr>
-          <w:p>
-            <w:pPr>
-              <w:pStyle w:val="Standard"/>
-              <w:ind w:firstLine="0"/>
+            <w:tcW w:type="dxa" w:w="1587"/>
+            <w:vAlign w:val="center"/>
+          </w:tcPr>
+          <w:p>
+            <w:pPr>
+              <w:spacing w:before="0" w:after="20" w:line="240" w:lineRule="auto"/>
               <w:jc w:val="center"/>
-              <w:rPr>
-                <w:color w:val="auto"/>
-              </w:rPr>
-            </w:pPr>
-            <w:r/>
-          </w:p>
-        </w:tc>
-        <w:tc>
-          <w:tcPr>
-            <w:tcW w:w="856" w:type="dxa"/>
-            <w:tcBorders>
-              <w:top w:val="single" w:sz="4" w:space="0" w:color="000000"/>
-              <w:left w:val="single" w:sz="4" w:space="0" w:color="000000"/>
-              <w:bottom w:val="single" w:sz="4" w:space="0" w:color="000000"/>
-            </w:tcBorders>
-          </w:tcPr>
-          <w:p>
-            <w:pPr>
-              <w:pStyle w:val="Standard"/>
-              <w:ind w:firstLine="0"/>
+            </w:pPr>
+            <w:r>
+              <w:rPr>
+                <w:rFonts w:ascii="Times New Roman" w:hAnsi="Times New Roman"/>
+                <w:b w:val="0"/>
+                <w:sz w:val="24"/>
+              </w:rPr>
+              <w:t>—</w:t>
+            </w:r>
+          </w:p>
+        </w:tc>
+        <w:tc>
+          <w:tcPr>
+            <w:tcW w:type="dxa" w:w="3402"/>
+            <w:vAlign w:val="center"/>
+          </w:tcPr>
+          <w:p>
+            <w:pPr>
+              <w:spacing w:before="0" w:after="20" w:line="240" w:lineRule="auto"/>
               <w:jc w:val="center"/>
-              <w:rPr>
-                <w:color w:val="auto"/>
-              </w:rPr>
-            </w:pPr>
-            <w:r>
-              <w:rPr>
-                <w:color w:val="auto"/>
+            </w:pPr>
+            <w:r>
+              <w:rPr>
+                <w:rFonts w:ascii="Times New Roman" w:hAnsi="Times New Roman"/>
+                <w:b/>
+                <w:sz w:val="24"/>
               </w:rPr>
               <w:t>5</w:t>
             </w:r>
-          </w:p>
-        </w:tc>
-        <w:tc>
-          <w:tcPr>
-            <w:tcW w:w="860" w:type="dxa"/>
-            <w:tcBorders>
-              <w:top w:val="single" w:sz="4" w:space="0" w:color="000000"/>
-              <w:left w:val="single" w:sz="4" w:space="0" w:color="000000"/>
-              <w:bottom w:val="single" w:sz="4" w:space="0" w:color="000000"/>
-            </w:tcBorders>
-          </w:tcPr>
-          <w:p>
-            <w:pPr>
-              <w:pStyle w:val="Standard"/>
-              <w:ind w:firstLine="0"/>
-              <w:jc w:val="center"/>
-              <w:rPr>
-                <w:color w:val="auto"/>
-              </w:rPr>
-            </w:pPr>
-            <w:r>
-              <w:rPr>
-                <w:color w:val="auto"/>
-              </w:rPr>
-            </w:r>
-          </w:p>
-        </w:tc>
-        <w:tc>
-          <w:tcPr>
-            <w:tcW w:w="853" w:type="dxa"/>
-            <w:tcBorders>
-              <w:top w:val="single" w:sz="4" w:space="0" w:color="000000"/>
-              <w:left w:val="single" w:sz="4" w:space="0" w:color="000000"/>
-              <w:bottom w:val="single" w:sz="4" w:space="0" w:color="000000"/>
-            </w:tcBorders>
-          </w:tcPr>
-          <w:p>
-            <w:pPr>
-              <w:pStyle w:val="Standard"/>
-              <w:ind w:firstLine="0"/>
-              <w:jc w:val="center"/>
-              <w:rPr>
-                <w:color w:val="auto"/>
-              </w:rPr>
-            </w:pPr>
-            <w:r/>
-          </w:p>
-        </w:tc>
-        <w:tc>
-          <w:tcPr>
-            <w:tcW w:w="804" w:type="dxa"/>
-            <w:tcBorders>
-              <w:top w:val="single" w:sz="4" w:space="0" w:color="000000"/>
-              <w:left w:val="single" w:sz="4" w:space="0" w:color="000000"/>
-              <w:bottom w:val="single" w:sz="4" w:space="0" w:color="000000"/>
-              <w:right w:val="single" w:sz="4" w:space="0" w:color="000000"/>
-            </w:tcBorders>
-          </w:tcPr>
-          <w:p>
-            <w:pPr>
-              <w:pStyle w:val="Standard"/>
-              <w:ind w:firstLine="0"/>
-              <w:jc w:val="center"/>
-              <w:rPr>
-                <w:color w:val="auto"/>
-              </w:rPr>
-            </w:pPr>
-            <w:r/>
           </w:p>
         </w:tc>
       </w:tr>
     </w:tbl>
+    <w:p>
+      <w:pPr>
+        <w:spacing w:after="160"/>
+      </w:pPr>
+      <w:r>
+        <w:rPr>
+          <w:rFonts w:ascii="Times New Roman" w:hAnsi="Times New Roman"/>
+          <w:b w:val="0"/>
+          <w:sz w:val="24"/>
+        </w:rPr>
+        <w:t>Обозначения КР/КП указывают наличие курсовой работы/проекта в соответствующем семестре. Отдельные часы выполнения КР/КП учебным планом не выделены; работа выполняется в составе самостоятельной работы.</w:t>
+      </w:r>
+    </w:p>
     <w:p>
       <w:pPr>
         <w:pStyle w:val="Standard"/>
@@ -5552,20 +4475,13 @@
       </w:pPr>
       <w:r>
         <w:rPr>
-          <w:color w:val="auto"/>
-          <w:sz w:val="28"/>
-          <w:szCs w:val="28"/>
-        </w:rPr>
-        <w:br w:type="page"/>
-      </w:r>
-      <w:r>
-        <w:rPr>
-          <w:color w:val="auto"/>
-          <w:sz w:val="28"/>
-          <w:szCs w:val="28"/>
-        </w:rPr>
-        <w:lastRenderedPageBreak/>
-        <w:t xml:space="preserve">2. СОДЕРЖАНИЕ УЧЕБНОЙ ДИСЦИПЛИНЫ </w:t>
+          <w:rFonts w:ascii="Times New Roman" w:hAnsi="Times New Roman"/>
+          <w:b/>
+          <w:color w:val="000000"/>
+          <w:sz w:val="28"/>
+          <w:szCs w:val="28"/>
+        </w:rPr>
+        <w:t xml:space="preserve">2. СОДЕРЖАНИЕ ДИСЦИПЛИНЫ (МОДУЛЯ)</w:t>
       </w:r>
     </w:p>
     <w:p>
@@ -5594,11 +4510,13 @@
       </w:pPr>
       <w:r>
         <w:rPr>
-          <w:color w:val="auto"/>
-          <w:sz w:val="28"/>
-          <w:szCs w:val="28"/>
-        </w:rPr>
-        <w:t>2.1. Содержание разделов учебной дисциплины</w:t>
+          <w:rFonts w:ascii="Times New Roman" w:hAnsi="Times New Roman"/>
+          <w:b/>
+          <w:color w:val="000000"/>
+          <w:sz w:val="28"/>
+          <w:szCs w:val="28"/>
+        </w:rPr>
+        <w:t xml:space="preserve">2.1. Содержание разделов дисциплины (модуля)</w:t>
       </w:r>
     </w:p>
     <w:p>
@@ -5610,6 +4528,7 @@
           <w:sz w:val="28"/>
           <w:szCs w:val="28"/>
         </w:rPr>
+        <w:keepNext/>
       </w:pPr>
       <w:r>
         <w:rPr>
@@ -5647,23 +4566,20 @@
           <w:tcPr>
             <w:tcW w:w="0" w:type="auto"/>
             <w:shd w:val="clear" w:color="auto" w:fill="auto"/>
-          </w:tcPr>
-          <w:p>
-            <w:pPr>
-              <w:keepNext/>
+            <w:vAlign w:val="center"/>
+          </w:tcPr>
+          <w:p>
+            <w:pPr>
+              <w:spacing w:before="0" w:after="20" w:line="240" w:lineRule="auto"/>
               <w:jc w:val="center"/>
-              <w:rPr>
-                <w:szCs w:val="22"/>
-              </w:rPr>
             </w:pPr>
             <w:r>
               <w:rPr>
                 <w:rFonts w:ascii="Times New Roman" w:hAnsi="Times New Roman"/>
                 <w:b/>
                 <w:sz w:val="24"/>
-                <w:szCs w:val="22"/>
-              </w:rPr>
-              <w:t>№ семестра</w:t>
+              </w:rPr>
+              <w:t>№ семестра/курса</w:t>
             </w:r>
           </w:p>
         </w:tc>
@@ -6400,38 +5316,6 @@
           <w:szCs w:val="28"/>
         </w:rPr>
       </w:pPr>
-    </w:p>
-    <w:p>
-      <w:pPr>
-        <w:keepNext/>
-        <w:keepLines/>
-        <w:widowControl/>
-        <w:numPr>
-          <w:ilvl w:val="1"/>
-          <w:numId w:val="17"/>
-        </w:numPr>
-        <w:suppressAutoHyphens w:val="0"/>
-        <w:autoSpaceDE w:val="0"/>
-        <w:autoSpaceDN w:val="0"/>
-        <w:jc w:val="both"/>
-        <w:rPr>
-          <w:rFonts w:ascii="Times New Roman" w:eastAsia="Times New Roman" w:hAnsi="Times New Roman" w:cs="Times New Roman"/>
-          <w:color w:val="auto"/>
-          <w:sz w:val="28"/>
-          <w:szCs w:val="28"/>
-          <w:lang w:eastAsia="en-US" w:bidi="ar-SA"/>
-        </w:rPr>
-      </w:pPr>
-      <w:r>
-        <w:rPr>
-          <w:rFonts w:ascii="Times New Roman" w:eastAsia="Times New Roman" w:hAnsi="Times New Roman" w:cs="Times New Roman"/>
-          <w:color w:val="auto"/>
-          <w:sz w:val="28"/>
-          <w:szCs w:val="28"/>
-          <w:lang w:eastAsia="en-US" w:bidi="ar-SA"/>
-        </w:rPr>
-        <w:t>Перечень лабораторных работ (при наличии)</w:t>
-      </w:r>
     </w:p>
     <w:p>
       <w:pPr>
@@ -6450,791 +5334,6 @@
         </w:rPr>
       </w:pPr>
     </w:p>
-    <w:tbl>
-      <w:tblPr>
-        <w:tblW w:w="0" w:type="auto"/>
-        <w:tblBorders>
-          <w:top w:val="single" w:sz="4" w:space="0" w:color="auto"/>
-          <w:left w:val="single" w:sz="4" w:space="0" w:color="auto"/>
-          <w:bottom w:val="single" w:sz="4" w:space="0" w:color="auto"/>
-          <w:right w:val="single" w:sz="4" w:space="0" w:color="auto"/>
-          <w:insideH w:val="single" w:sz="4" w:space="0" w:color="auto"/>
-          <w:insideV w:val="single" w:sz="4" w:space="0" w:color="auto"/>
-        </w:tblBorders>
-        <w:tblLook w:val="04A0" w:firstRow="1" w:lastRow="0" w:firstColumn="1" w:lastColumn="0" w:noHBand="0" w:noVBand="1"/>
-      </w:tblPr>
-      <w:tblGrid>
-        <w:gridCol w:w="1218"/>
-        <w:gridCol w:w="1091"/>
-        <w:gridCol w:w="2654"/>
-        <w:gridCol w:w="4607"/>
-      </w:tblGrid>
-      <w:tr>
-        <w:trPr>
-          <w:tblHeader/>
-        </w:trPr>
-        <w:tc>
-          <w:tcPr>
-            <w:tcW w:w="0" w:type="auto"/>
-            <w:shd w:val="clear" w:color="auto" w:fill="auto"/>
-          </w:tcPr>
-          <w:p>
-            <w:pPr>
-              <w:keepNext/>
-              <w:jc w:val="center"/>
-              <w:rPr>
-                <w:szCs w:val="22"/>
-              </w:rPr>
-            </w:pPr>
-            <w:r>
-              <w:rPr>
-                <w:rFonts w:ascii="Times New Roman" w:hAnsi="Times New Roman"/>
-                <w:b/>
-                <w:sz w:val="24"/>
-                <w:szCs w:val="22"/>
-              </w:rPr>
-              <w:t>№ семестра</w:t>
-            </w:r>
-          </w:p>
-        </w:tc>
-        <w:tc>
-          <w:tcPr>
-            <w:tcW w:w="0" w:type="auto"/>
-            <w:shd w:val="clear" w:color="auto" w:fill="auto"/>
-          </w:tcPr>
-          <w:p>
-            <w:pPr>
-              <w:keepNext/>
-              <w:jc w:val="center"/>
-              <w:rPr>
-                <w:szCs w:val="22"/>
-              </w:rPr>
-            </w:pPr>
-            <w:r>
-              <w:rPr>
-                <w:rFonts w:ascii="Times New Roman" w:hAnsi="Times New Roman"/>
-                <w:b/>
-                <w:sz w:val="24"/>
-                <w:szCs w:val="22"/>
-              </w:rPr>
-              <w:t>№ раздела</w:t>
-            </w:r>
-          </w:p>
-        </w:tc>
-        <w:tc>
-          <w:tcPr>
-            <w:tcW w:w="0" w:type="auto"/>
-            <w:shd w:val="clear" w:color="auto" w:fill="auto"/>
-          </w:tcPr>
-          <w:p>
-            <w:pPr>
-              <w:keepNext/>
-              <w:jc w:val="center"/>
-              <w:rPr>
-                <w:szCs w:val="22"/>
-              </w:rPr>
-            </w:pPr>
-            <w:r>
-              <w:rPr>
-                <w:rFonts w:ascii="Times New Roman" w:hAnsi="Times New Roman"/>
-                <w:b/>
-                <w:sz w:val="24"/>
-                <w:szCs w:val="22"/>
-              </w:rPr>
-              <w:t>Наименование раздела учебной дисциплины</w:t>
-            </w:r>
-          </w:p>
-        </w:tc>
-        <w:tc>
-          <w:tcPr>
-            <w:tcW w:w="0" w:type="auto"/>
-            <w:shd w:val="clear" w:color="auto" w:fill="auto"/>
-          </w:tcPr>
-          <w:p>
-            <w:pPr>
-              <w:keepNext/>
-              <w:jc w:val="center"/>
-              <w:rPr>
-                <w:szCs w:val="22"/>
-              </w:rPr>
-            </w:pPr>
-            <w:r>
-              <w:rPr>
-                <w:rFonts w:ascii="Times New Roman" w:hAnsi="Times New Roman"/>
-                <w:b/>
-                <w:sz w:val="24"/>
-                <w:szCs w:val="22"/>
-              </w:rPr>
-              <w:t>Название лабораторной работы</w:t>
-            </w:r>
-          </w:p>
-        </w:tc>
-      </w:tr>
-      <w:tr>
-        <w:trPr>
-          <w:cantSplit/>
-        </w:trPr>
-        <w:tc>
-          <w:tcPr>
-            <w:tcW w:w="0" w:type="auto"/>
-            <w:vMerge w:val="restart"/>
-            <w:shd w:val="clear" w:color="auto" w:fill="auto"/>
-          </w:tcPr>
-          <w:p>
-            <w:pPr>
-              <w:keepNext/>
-              <w:jc w:val="center"/>
-              <w:rPr>
-                <w:szCs w:val="22"/>
-              </w:rPr>
-            </w:pPr>
-            <w:r>
-              <w:rPr>
-                <w:rFonts w:ascii="Times New Roman" w:hAnsi="Times New Roman"/>
-                <w:sz w:val="24"/>
-                <w:szCs w:val="22"/>
-              </w:rPr>
-              <w:t>8</w:t>
-            </w:r>
-          </w:p>
-        </w:tc>
-        <w:tc>
-          <w:tcPr>
-            <w:tcW w:w="0" w:type="auto"/>
-            <w:shd w:val="clear" w:color="auto" w:fill="auto"/>
-          </w:tcPr>
-          <w:p>
-            <w:pPr>
-              <w:keepNext/>
-              <w:jc w:val="center"/>
-              <w:rPr>
-                <w:szCs w:val="22"/>
-              </w:rPr>
-            </w:pPr>
-            <w:r>
-              <w:rPr>
-                <w:rFonts w:ascii="Times New Roman" w:hAnsi="Times New Roman"/>
-                <w:sz w:val="24"/>
-                <w:szCs w:val="22"/>
-              </w:rPr>
-              <w:t>1</w:t>
-            </w:r>
-          </w:p>
-        </w:tc>
-        <w:tc>
-          <w:tcPr>
-            <w:tcW w:w="0" w:type="auto"/>
-            <w:shd w:val="clear" w:color="auto" w:fill="auto"/>
-          </w:tcPr>
-          <w:p>
-            <w:pPr>
-              <w:keepNext/>
-              <w:jc w:val="center"/>
-              <w:rPr>
-                <w:szCs w:val="22"/>
-              </w:rPr>
-            </w:pPr>
-            <w:r>
-              <w:rPr>
-                <w:rFonts w:ascii="Times New Roman" w:hAnsi="Times New Roman"/>
-                <w:sz w:val="24"/>
-                <w:szCs w:val="22"/>
-              </w:rPr>
-              <w:t>Задачи и статистические основы машинного обучения</w:t>
-            </w:r>
-          </w:p>
-        </w:tc>
-        <w:tc>
-          <w:tcPr>
-            <w:tcW w:w="0" w:type="auto"/>
-            <w:shd w:val="clear" w:color="auto" w:fill="auto"/>
-          </w:tcPr>
-          <w:p>
-            <w:pPr>
-              <w:keepNext/>
-              <w:rPr>
-                <w:szCs w:val="22"/>
-              </w:rPr>
-            </w:pPr>
-            <w:r>
-              <w:rPr>
-                <w:rFonts w:ascii="Times New Roman" w:hAnsi="Times New Roman"/>
-                <w:sz w:val="24"/>
-                <w:szCs w:val="22"/>
-              </w:rPr>
-              <w:t>Лабораторная работа №1. Построение протокола классификации табличных данных и обнаружение утечки целевого признака</w:t>
-            </w:r>
-          </w:p>
-        </w:tc>
-      </w:tr>
-      <w:tr>
-        <w:trPr>
-          <w:cantSplit/>
-        </w:trPr>
-        <w:tc>
-          <w:tcPr>
-            <w:tcW w:w="0" w:type="auto"/>
-            <w:vMerge/>
-            <w:shd w:val="clear" w:color="auto" w:fill="auto"/>
-          </w:tcPr>
-          <w:p/>
-        </w:tc>
-        <w:tc>
-          <w:tcPr>
-            <w:tcW w:w="0" w:type="auto"/>
-            <w:shd w:val="clear" w:color="auto" w:fill="auto"/>
-          </w:tcPr>
-          <w:p>
-            <w:pPr>
-              <w:keepNext/>
-              <w:jc w:val="center"/>
-              <w:rPr>
-                <w:szCs w:val="22"/>
-              </w:rPr>
-            </w:pPr>
-            <w:r>
-              <w:rPr>
-                <w:rFonts w:ascii="Times New Roman" w:hAnsi="Times New Roman"/>
-                <w:sz w:val="24"/>
-                <w:szCs w:val="22"/>
-              </w:rPr>
-              <w:t>2</w:t>
-            </w:r>
-          </w:p>
-        </w:tc>
-        <w:tc>
-          <w:tcPr>
-            <w:tcW w:w="0" w:type="auto"/>
-            <w:shd w:val="clear" w:color="auto" w:fill="auto"/>
-          </w:tcPr>
-          <w:p>
-            <w:pPr>
-              <w:keepNext/>
-              <w:jc w:val="center"/>
-              <w:rPr>
-                <w:szCs w:val="22"/>
-              </w:rPr>
-            </w:pPr>
-            <w:r>
-              <w:rPr>
-                <w:rFonts w:ascii="Times New Roman" w:hAnsi="Times New Roman"/>
-                <w:sz w:val="24"/>
-                <w:szCs w:val="22"/>
-              </w:rPr>
-              <w:t>Признаки и подготовка данных</w:t>
-            </w:r>
-          </w:p>
-        </w:tc>
-        <w:tc>
-          <w:tcPr>
-            <w:tcW w:w="0" w:type="auto"/>
-            <w:shd w:val="clear" w:color="auto" w:fill="auto"/>
-          </w:tcPr>
-          <w:p>
-            <w:pPr>
-              <w:keepNext/>
-              <w:rPr>
-                <w:szCs w:val="22"/>
-              </w:rPr>
-            </w:pPr>
-            <w:r>
-              <w:rPr>
-                <w:rFonts w:ascii="Times New Roman" w:hAnsi="Times New Roman"/>
-                <w:sz w:val="24"/>
-                <w:szCs w:val="22"/>
-              </w:rPr>
-              <w:t>Лабораторная работа №2. Подготовка смешанных признаков в конвейере и проверка обработки неизвестных категорий</w:t>
-            </w:r>
-          </w:p>
-        </w:tc>
-      </w:tr>
-      <w:tr>
-        <w:trPr>
-          <w:cantSplit/>
-        </w:trPr>
-        <w:tc>
-          <w:tcPr>
-            <w:tcW w:w="0" w:type="auto"/>
-            <w:vMerge/>
-            <w:shd w:val="clear" w:color="auto" w:fill="auto"/>
-          </w:tcPr>
-          <w:p/>
-        </w:tc>
-        <w:tc>
-          <w:tcPr>
-            <w:tcW w:w="0" w:type="auto"/>
-            <w:shd w:val="clear" w:color="auto" w:fill="auto"/>
-          </w:tcPr>
-          <w:p>
-            <w:pPr>
-              <w:keepNext/>
-              <w:jc w:val="center"/>
-              <w:rPr>
-                <w:szCs w:val="22"/>
-              </w:rPr>
-            </w:pPr>
-            <w:r>
-              <w:rPr>
-                <w:rFonts w:ascii="Times New Roman" w:hAnsi="Times New Roman"/>
-                <w:sz w:val="24"/>
-                <w:szCs w:val="22"/>
-              </w:rPr>
-              <w:t>3</w:t>
-            </w:r>
-          </w:p>
-        </w:tc>
-        <w:tc>
-          <w:tcPr>
-            <w:tcW w:w="0" w:type="auto"/>
-            <w:shd w:val="clear" w:color="auto" w:fill="auto"/>
-          </w:tcPr>
-          <w:p>
-            <w:pPr>
-              <w:keepNext/>
-              <w:jc w:val="center"/>
-              <w:rPr>
-                <w:szCs w:val="22"/>
-              </w:rPr>
-            </w:pPr>
-            <w:r>
-              <w:rPr>
-                <w:rFonts w:ascii="Times New Roman" w:hAnsi="Times New Roman"/>
-                <w:sz w:val="24"/>
-                <w:szCs w:val="22"/>
-              </w:rPr>
-              <w:t>Линейные модели регрессии и классификации</w:t>
-            </w:r>
-          </w:p>
-        </w:tc>
-        <w:tc>
-          <w:tcPr>
-            <w:tcW w:w="0" w:type="auto"/>
-            <w:shd w:val="clear" w:color="auto" w:fill="auto"/>
-          </w:tcPr>
-          <w:p>
-            <w:pPr>
-              <w:keepNext/>
-              <w:rPr>
-                <w:szCs w:val="22"/>
-              </w:rPr>
-            </w:pPr>
-            <w:r>
-              <w:rPr>
-                <w:rFonts w:ascii="Times New Roman" w:hAnsi="Times New Roman"/>
-                <w:sz w:val="24"/>
-                <w:szCs w:val="22"/>
-              </w:rPr>
-              <w:t>Лабораторная работа №3. Выбор коэффициента Ridge-регуляризации для прогноза по коррелированным признакам без утечки данных</w:t>
-            </w:r>
-          </w:p>
-        </w:tc>
-      </w:tr>
-      <w:tr>
-        <w:trPr>
-          <w:cantSplit/>
-        </w:trPr>
-        <w:tc>
-          <w:tcPr>
-            <w:tcW w:w="0" w:type="auto"/>
-            <w:vMerge/>
-            <w:shd w:val="clear" w:color="auto" w:fill="auto"/>
-          </w:tcPr>
-          <w:p/>
-        </w:tc>
-        <w:tc>
-          <w:tcPr>
-            <w:tcW w:w="0" w:type="auto"/>
-            <w:shd w:val="clear" w:color="auto" w:fill="auto"/>
-          </w:tcPr>
-          <w:p>
-            <w:pPr>
-              <w:keepNext/>
-              <w:jc w:val="center"/>
-              <w:rPr>
-                <w:szCs w:val="22"/>
-              </w:rPr>
-            </w:pPr>
-            <w:r>
-              <w:rPr>
-                <w:rFonts w:ascii="Times New Roman" w:hAnsi="Times New Roman"/>
-                <w:sz w:val="24"/>
-                <w:szCs w:val="22"/>
-              </w:rPr>
-              <w:t>4</w:t>
-            </w:r>
-          </w:p>
-        </w:tc>
-        <w:tc>
-          <w:tcPr>
-            <w:tcW w:w="0" w:type="auto"/>
-            <w:shd w:val="clear" w:color="auto" w:fill="auto"/>
-          </w:tcPr>
-          <w:p>
-            <w:pPr>
-              <w:keepNext/>
-              <w:jc w:val="center"/>
-              <w:rPr>
-                <w:szCs w:val="22"/>
-              </w:rPr>
-            </w:pPr>
-            <w:r>
-              <w:rPr>
-                <w:rFonts w:ascii="Times New Roman" w:hAnsi="Times New Roman"/>
-                <w:sz w:val="24"/>
-                <w:szCs w:val="22"/>
-              </w:rPr>
-              <w:t>Метрические, вероятностные и ядерные методы</w:t>
-            </w:r>
-          </w:p>
-        </w:tc>
-        <w:tc>
-          <w:tcPr>
-            <w:tcW w:w="0" w:type="auto"/>
-            <w:shd w:val="clear" w:color="auto" w:fill="auto"/>
-          </w:tcPr>
-          <w:p>
-            <w:pPr>
-              <w:keepNext/>
-              <w:rPr>
-                <w:szCs w:val="22"/>
-              </w:rPr>
-            </w:pPr>
-            <w:r>
-              <w:rPr>
-                <w:rFonts w:ascii="Times New Roman" w:hAnsi="Times New Roman"/>
-                <w:sz w:val="24"/>
-                <w:szCs w:val="22"/>
-              </w:rPr>
-              <w:t>Лабораторная работа №4. Исследование влияния масштаба признаков и параметров RBF-ядра на границу классификации SVM</w:t>
-            </w:r>
-          </w:p>
-        </w:tc>
-      </w:tr>
-      <w:tr>
-        <w:trPr>
-          <w:cantSplit/>
-        </w:trPr>
-        <w:tc>
-          <w:tcPr>
-            <w:tcW w:w="0" w:type="auto"/>
-            <w:vMerge/>
-            <w:shd w:val="clear" w:color="auto" w:fill="auto"/>
-          </w:tcPr>
-          <w:p/>
-        </w:tc>
-        <w:tc>
-          <w:tcPr>
-            <w:tcW w:w="0" w:type="auto"/>
-            <w:shd w:val="clear" w:color="auto" w:fill="auto"/>
-          </w:tcPr>
-          <w:p>
-            <w:pPr>
-              <w:keepNext/>
-              <w:jc w:val="center"/>
-              <w:rPr>
-                <w:szCs w:val="22"/>
-              </w:rPr>
-            </w:pPr>
-            <w:r>
-              <w:rPr>
-                <w:rFonts w:ascii="Times New Roman" w:hAnsi="Times New Roman"/>
-                <w:sz w:val="24"/>
-                <w:szCs w:val="22"/>
-              </w:rPr>
-              <w:t>5</w:t>
-            </w:r>
-          </w:p>
-        </w:tc>
-        <w:tc>
-          <w:tcPr>
-            <w:tcW w:w="0" w:type="auto"/>
-            <w:shd w:val="clear" w:color="auto" w:fill="auto"/>
-          </w:tcPr>
-          <w:p>
-            <w:pPr>
-              <w:keepNext/>
-              <w:jc w:val="center"/>
-              <w:rPr>
-                <w:szCs w:val="22"/>
-              </w:rPr>
-            </w:pPr>
-            <w:r>
-              <w:rPr>
-                <w:rFonts w:ascii="Times New Roman" w:hAnsi="Times New Roman"/>
-                <w:sz w:val="24"/>
-                <w:szCs w:val="22"/>
-              </w:rPr>
-              <w:t>Деревья решений и ансамблевые методы</w:t>
-            </w:r>
-          </w:p>
-        </w:tc>
-        <w:tc>
-          <w:tcPr>
-            <w:tcW w:w="0" w:type="auto"/>
-            <w:shd w:val="clear" w:color="auto" w:fill="auto"/>
-          </w:tcPr>
-          <w:p>
-            <w:pPr>
-              <w:keepNext/>
-              <w:rPr>
-                <w:szCs w:val="22"/>
-              </w:rPr>
-            </w:pPr>
-            <w:r>
-              <w:rPr>
-                <w:rFonts w:ascii="Times New Roman" w:hAnsi="Times New Roman"/>
-                <w:sz w:val="24"/>
-                <w:szCs w:val="22"/>
-              </w:rPr>
-              <w:t>Лабораторная работа №5. Исследование влияния глубины деревьев и числа оценщиков на качество случайного леса</w:t>
-            </w:r>
-          </w:p>
-        </w:tc>
-      </w:tr>
-      <w:tr>
-        <w:trPr>
-          <w:cantSplit/>
-        </w:trPr>
-        <w:tc>
-          <w:tcPr>
-            <w:tcW w:w="0" w:type="auto"/>
-            <w:vMerge/>
-            <w:shd w:val="clear" w:color="auto" w:fill="auto"/>
-          </w:tcPr>
-          <w:p/>
-        </w:tc>
-        <w:tc>
-          <w:tcPr>
-            <w:tcW w:w="0" w:type="auto"/>
-            <w:shd w:val="clear" w:color="auto" w:fill="auto"/>
-          </w:tcPr>
-          <w:p>
-            <w:pPr>
-              <w:keepNext/>
-              <w:jc w:val="center"/>
-              <w:rPr>
-                <w:szCs w:val="22"/>
-              </w:rPr>
-            </w:pPr>
-            <w:r>
-              <w:rPr>
-                <w:rFonts w:ascii="Times New Roman" w:hAnsi="Times New Roman"/>
-                <w:sz w:val="24"/>
-                <w:szCs w:val="22"/>
-              </w:rPr>
-              <w:t>6</w:t>
-            </w:r>
-          </w:p>
-        </w:tc>
-        <w:tc>
-          <w:tcPr>
-            <w:tcW w:w="0" w:type="auto"/>
-            <w:shd w:val="clear" w:color="auto" w:fill="auto"/>
-          </w:tcPr>
-          <w:p>
-            <w:pPr>
-              <w:keepNext/>
-              <w:jc w:val="center"/>
-              <w:rPr>
-                <w:szCs w:val="22"/>
-              </w:rPr>
-            </w:pPr>
-            <w:r>
-              <w:rPr>
-                <w:rFonts w:ascii="Times New Roman" w:hAnsi="Times New Roman"/>
-                <w:sz w:val="24"/>
-                <w:szCs w:val="22"/>
-              </w:rPr>
-              <w:t>Обучение без учителя</w:t>
-            </w:r>
-          </w:p>
-        </w:tc>
-        <w:tc>
-          <w:tcPr>
-            <w:tcW w:w="0" w:type="auto"/>
-            <w:shd w:val="clear" w:color="auto" w:fill="auto"/>
-          </w:tcPr>
-          <w:p>
-            <w:pPr>
-              <w:keepNext/>
-              <w:rPr>
-                <w:szCs w:val="22"/>
-              </w:rPr>
-            </w:pPr>
-            <w:r>
-              <w:rPr>
-                <w:rFonts w:ascii="Times New Roman" w:hAnsi="Times New Roman"/>
-                <w:sz w:val="24"/>
-                <w:szCs w:val="22"/>
-              </w:rPr>
-              <w:t>Лабораторная работа №6. Сжатие многомерных измерений методом PCA с выбором числа компонент по ошибке восстановления</w:t>
-            </w:r>
-          </w:p>
-        </w:tc>
-      </w:tr>
-      <w:tr>
-        <w:trPr>
-          <w:cantSplit/>
-        </w:trPr>
-        <w:tc>
-          <w:tcPr>
-            <w:tcW w:w="0" w:type="auto"/>
-            <w:vMerge/>
-            <w:shd w:val="clear" w:color="auto" w:fill="auto"/>
-          </w:tcPr>
-          <w:p/>
-        </w:tc>
-        <w:tc>
-          <w:tcPr>
-            <w:tcW w:w="0" w:type="auto"/>
-            <w:shd w:val="clear" w:color="auto" w:fill="auto"/>
-          </w:tcPr>
-          <w:p>
-            <w:pPr>
-              <w:keepNext/>
-              <w:jc w:val="center"/>
-              <w:rPr>
-                <w:szCs w:val="22"/>
-              </w:rPr>
-            </w:pPr>
-            <w:r>
-              <w:rPr>
-                <w:rFonts w:ascii="Times New Roman" w:hAnsi="Times New Roman"/>
-                <w:sz w:val="24"/>
-                <w:szCs w:val="22"/>
-              </w:rPr>
-              <w:t>7</w:t>
-            </w:r>
-          </w:p>
-        </w:tc>
-        <w:tc>
-          <w:tcPr>
-            <w:tcW w:w="0" w:type="auto"/>
-            <w:shd w:val="clear" w:color="auto" w:fill="auto"/>
-          </w:tcPr>
-          <w:p>
-            <w:pPr>
-              <w:keepNext/>
-              <w:jc w:val="center"/>
-              <w:rPr>
-                <w:szCs w:val="22"/>
-              </w:rPr>
-            </w:pPr>
-            <w:r>
-              <w:rPr>
-                <w:rFonts w:ascii="Times New Roman" w:hAnsi="Times New Roman"/>
-                <w:sz w:val="24"/>
-                <w:szCs w:val="22"/>
-              </w:rPr>
-              <w:t>Оценивание и выбор модели</w:t>
-            </w:r>
-          </w:p>
-        </w:tc>
-        <w:tc>
-          <w:tcPr>
-            <w:tcW w:w="0" w:type="auto"/>
-            <w:shd w:val="clear" w:color="auto" w:fill="auto"/>
-          </w:tcPr>
-          <w:p>
-            <w:pPr>
-              <w:keepNext/>
-              <w:rPr>
-                <w:szCs w:val="22"/>
-              </w:rPr>
-            </w:pPr>
-            <w:r>
-              <w:rPr>
-                <w:rFonts w:ascii="Times New Roman" w:hAnsi="Times New Roman"/>
-                <w:sz w:val="24"/>
-                <w:szCs w:val="22"/>
-              </w:rPr>
-              <w:t>Лабораторная работа №7. Выбор классификатора вложенной перекрестной проверкой с учетом стоимости ошибок</w:t>
-            </w:r>
-          </w:p>
-        </w:tc>
-      </w:tr>
-      <w:tr>
-        <w:trPr>
-          <w:cantSplit/>
-        </w:trPr>
-        <w:tc>
-          <w:tcPr>
-            <w:tcW w:w="0" w:type="auto"/>
-            <w:vMerge/>
-            <w:shd w:val="clear" w:color="auto" w:fill="auto"/>
-          </w:tcPr>
-          <w:p/>
-        </w:tc>
-        <w:tc>
-          <w:tcPr>
-            <w:tcW w:w="0" w:type="auto"/>
-            <w:shd w:val="clear" w:color="auto" w:fill="auto"/>
-          </w:tcPr>
-          <w:p>
-            <w:pPr>
-              <w:keepNext/>
-              <w:jc w:val="center"/>
-              <w:rPr>
-                <w:szCs w:val="22"/>
-              </w:rPr>
-            </w:pPr>
-            <w:r>
-              <w:rPr>
-                <w:rFonts w:ascii="Times New Roman" w:hAnsi="Times New Roman"/>
-                <w:sz w:val="24"/>
-                <w:szCs w:val="22"/>
-              </w:rPr>
-              <w:t>8</w:t>
-            </w:r>
-          </w:p>
-        </w:tc>
-        <w:tc>
-          <w:tcPr>
-            <w:tcW w:w="0" w:type="auto"/>
-            <w:shd w:val="clear" w:color="auto" w:fill="auto"/>
-          </w:tcPr>
-          <w:p>
-            <w:pPr>
-              <w:keepNext/>
-              <w:jc w:val="center"/>
-              <w:rPr>
-                <w:szCs w:val="22"/>
-              </w:rPr>
-            </w:pPr>
-            <w:r>
-              <w:rPr>
-                <w:rFonts w:ascii="Times New Roman" w:hAnsi="Times New Roman"/>
-                <w:sz w:val="24"/>
-                <w:szCs w:val="22"/>
-              </w:rPr>
-              <w:t>Основы нейронных моделей</w:t>
-            </w:r>
-          </w:p>
-        </w:tc>
-        <w:tc>
-          <w:tcPr>
-            <w:tcW w:w="0" w:type="auto"/>
-            <w:shd w:val="clear" w:color="auto" w:fill="auto"/>
-          </w:tcPr>
-          <w:p>
-            <w:pPr>
-              <w:keepNext/>
-              <w:rPr>
-                <w:szCs w:val="22"/>
-              </w:rPr>
-            </w:pPr>
-            <w:r>
-              <w:rPr>
-                <w:rFonts w:ascii="Times New Roman" w:hAnsi="Times New Roman"/>
-                <w:sz w:val="24"/>
-                <w:szCs w:val="22"/>
-              </w:rPr>
-              <w:t>Лабораторная работа №8. Разработка малых MLP и варианта нормированного градиентного шага с сопоставлением с линейной моделью и деревьями</w:t>
-            </w:r>
-          </w:p>
-        </w:tc>
-      </w:tr>
-    </w:tbl>
     <w:p>
       <w:pPr>
         <w:pStyle w:val="Standard"/>
@@ -7253,668 +5352,6 @@
     </w:p>
     <w:p>
       <w:pPr>
-        <w:keepNext/>
-        <w:keepLines/>
-        <w:widowControl/>
-        <w:numPr>
-          <w:ilvl w:val="1"/>
-          <w:numId w:val="17"/>
-        </w:numPr>
-        <w:suppressAutoHyphens w:val="0"/>
-        <w:autoSpaceDE w:val="0"/>
-        <w:autoSpaceDN w:val="0"/>
-        <w:jc w:val="both"/>
-        <w:rPr>
-          <w:rFonts w:ascii="Times New Roman" w:eastAsia="Times New Roman" w:hAnsi="Times New Roman" w:cs="Times New Roman"/>
-          <w:color w:val="auto"/>
-          <w:sz w:val="28"/>
-          <w:szCs w:val="28"/>
-          <w:lang w:eastAsia="en-US" w:bidi="ar-SA"/>
-        </w:rPr>
-      </w:pPr>
-      <w:r>
-        <w:rPr>
-          <w:rFonts w:ascii="Times New Roman" w:eastAsia="Times New Roman" w:hAnsi="Times New Roman" w:cs="Times New Roman"/>
-          <w:color w:val="auto"/>
-          <w:sz w:val="28"/>
-          <w:szCs w:val="28"/>
-          <w:lang w:eastAsia="en-US" w:bidi="ar-SA"/>
-        </w:rPr>
-        <w:t>Примерная тематика курсовых проектов</w:t>
-      </w:r>
-    </w:p>
-    <w:p>
-      <w:pPr>
-        <w:keepNext w:val="0"/>
-        <w:ind w:left="680"/>
-        <w:rPr>
-          <w:rFonts w:ascii="Times New Roman" w:hAnsi="Times New Roman" w:cs="Times New Roman"/>
-          <w:color w:val="auto"/>
-          <w:sz w:val="28"/>
-          <w:szCs w:val="28"/>
-        </w:rPr>
-      </w:pPr>
-      <w:r>
-        <w:rPr>
-          <w:rFonts w:ascii="Times New Roman" w:hAnsi="Times New Roman" w:cs="Times New Roman"/>
-          <w:color w:val="auto"/>
-          <w:sz w:val="28"/>
-          <w:szCs w:val="28"/>
-        </w:rPr>
-        <w:t>1. Прогнозирование стоимости недвижимости методами регуляризованной регрессии.</w:t>
-      </w:r>
-    </w:p>
-    <w:p>
-      <w:pPr>
-        <w:keepNext w:val="0"/>
-        <w:ind w:left="680"/>
-        <w:rPr>
-          <w:rFonts w:ascii="Times New Roman" w:hAnsi="Times New Roman" w:cs="Times New Roman"/>
-          <w:color w:val="auto"/>
-          <w:sz w:val="28"/>
-          <w:szCs w:val="28"/>
-        </w:rPr>
-      </w:pPr>
-      <w:r>
-        <w:rPr>
-          <w:rFonts w:ascii="Times New Roman" w:hAnsi="Times New Roman" w:cs="Times New Roman"/>
-          <w:color w:val="auto"/>
-          <w:sz w:val="28"/>
-          <w:szCs w:val="28"/>
-        </w:rPr>
-        <w:t>2. Прогнозирование энергопотребления по календарным и метеорологическим признакам.</w:t>
-      </w:r>
-    </w:p>
-    <w:p>
-      <w:pPr>
-        <w:keepNext w:val="0"/>
-        <w:ind w:left="680"/>
-        <w:rPr>
-          <w:rFonts w:ascii="Times New Roman" w:hAnsi="Times New Roman" w:cs="Times New Roman"/>
-          <w:color w:val="auto"/>
-          <w:sz w:val="28"/>
-          <w:szCs w:val="28"/>
-        </w:rPr>
-      </w:pPr>
-      <w:r>
-        <w:rPr>
-          <w:rFonts w:ascii="Times New Roman" w:hAnsi="Times New Roman" w:cs="Times New Roman"/>
-          <w:color w:val="auto"/>
-          <w:sz w:val="28"/>
-          <w:szCs w:val="28"/>
-        </w:rPr>
-        <w:t>3. Классификация типов растительности по числовым характеристикам наблюдений.</w:t>
-      </w:r>
-    </w:p>
-    <w:p>
-      <w:pPr>
-        <w:keepNext w:val="0"/>
-        <w:ind w:left="680"/>
-        <w:rPr>
-          <w:rFonts w:ascii="Times New Roman" w:hAnsi="Times New Roman" w:cs="Times New Roman"/>
-          <w:color w:val="auto"/>
-          <w:sz w:val="28"/>
-          <w:szCs w:val="28"/>
-        </w:rPr>
-      </w:pPr>
-      <w:r>
-        <w:rPr>
-          <w:rFonts w:ascii="Times New Roman" w:hAnsi="Times New Roman" w:cs="Times New Roman"/>
-          <w:color w:val="auto"/>
-          <w:sz w:val="28"/>
-          <w:szCs w:val="28"/>
-        </w:rPr>
-        <w:t>4. Оценка кредитного риска при несбалансированном распределении классов.</w:t>
-      </w:r>
-    </w:p>
-    <w:p>
-      <w:pPr>
-        <w:keepNext w:val="0"/>
-        <w:ind w:left="680"/>
-        <w:rPr>
-          <w:rFonts w:ascii="Times New Roman" w:hAnsi="Times New Roman" w:cs="Times New Roman"/>
-          <w:color w:val="auto"/>
-          <w:sz w:val="28"/>
-          <w:szCs w:val="28"/>
-        </w:rPr>
-      </w:pPr>
-      <w:r>
-        <w:rPr>
-          <w:rFonts w:ascii="Times New Roman" w:hAnsi="Times New Roman" w:cs="Times New Roman"/>
-          <w:color w:val="auto"/>
-          <w:sz w:val="28"/>
-          <w:szCs w:val="28"/>
-        </w:rPr>
-        <w:t>5. Прогнозирование отказов оборудования по данным датчиков.</w:t>
-      </w:r>
-    </w:p>
-    <w:p>
-      <w:pPr>
-        <w:keepNext w:val="0"/>
-        <w:ind w:left="680"/>
-        <w:rPr>
-          <w:rFonts w:ascii="Times New Roman" w:hAnsi="Times New Roman" w:cs="Times New Roman"/>
-          <w:color w:val="auto"/>
-          <w:sz w:val="28"/>
-          <w:szCs w:val="28"/>
-        </w:rPr>
-      </w:pPr>
-      <w:r>
-        <w:rPr>
-          <w:rFonts w:ascii="Times New Roman" w:hAnsi="Times New Roman" w:cs="Times New Roman"/>
-          <w:color w:val="auto"/>
-          <w:sz w:val="28"/>
-          <w:szCs w:val="28"/>
-        </w:rPr>
-        <w:t>6. Классификация режимов механической системы по экспериментальным измерениям.</w:t>
-      </w:r>
-    </w:p>
-    <w:p>
-      <w:pPr>
-        <w:keepNext w:val="0"/>
-        <w:ind w:left="680"/>
-        <w:rPr>
-          <w:rFonts w:ascii="Times New Roman" w:hAnsi="Times New Roman" w:cs="Times New Roman"/>
-          <w:color w:val="auto"/>
-          <w:sz w:val="28"/>
-          <w:szCs w:val="28"/>
-        </w:rPr>
-      </w:pPr>
-      <w:r>
-        <w:rPr>
-          <w:rFonts w:ascii="Times New Roman" w:hAnsi="Times New Roman" w:cs="Times New Roman"/>
-          <w:color w:val="auto"/>
-          <w:sz w:val="28"/>
-          <w:szCs w:val="28"/>
-        </w:rPr>
-        <w:t>7. Выявление аномалий в многомерных показаниях сенсоров.</w:t>
-      </w:r>
-    </w:p>
-    <w:p>
-      <w:pPr>
-        <w:keepNext w:val="0"/>
-        <w:ind w:left="680"/>
-        <w:rPr>
-          <w:rFonts w:ascii="Times New Roman" w:hAnsi="Times New Roman" w:cs="Times New Roman"/>
-          <w:color w:val="auto"/>
-          <w:sz w:val="28"/>
-          <w:szCs w:val="28"/>
-        </w:rPr>
-      </w:pPr>
-      <w:r>
-        <w:rPr>
-          <w:rFonts w:ascii="Times New Roman" w:hAnsi="Times New Roman" w:cs="Times New Roman"/>
-          <w:color w:val="auto"/>
-          <w:sz w:val="28"/>
-          <w:szCs w:val="28"/>
-        </w:rPr>
-        <w:t>8. Кластеризация территорий по социально-экономическим показателям.</w:t>
-      </w:r>
-    </w:p>
-    <w:p>
-      <w:pPr>
-        <w:keepNext w:val="0"/>
-        <w:ind w:left="680"/>
-        <w:rPr>
-          <w:rFonts w:ascii="Times New Roman" w:hAnsi="Times New Roman" w:cs="Times New Roman"/>
-          <w:color w:val="auto"/>
-          <w:sz w:val="28"/>
-          <w:szCs w:val="28"/>
-        </w:rPr>
-      </w:pPr>
-      <w:r>
-        <w:rPr>
-          <w:rFonts w:ascii="Times New Roman" w:hAnsi="Times New Roman" w:cs="Times New Roman"/>
-          <w:color w:val="auto"/>
-          <w:sz w:val="28"/>
-          <w:szCs w:val="28"/>
-        </w:rPr>
-        <w:t>9. Кластеризация материалов по физическим характеристикам.</w:t>
-      </w:r>
-    </w:p>
-    <w:p>
-      <w:pPr>
-        <w:keepNext w:val="0"/>
-        <w:ind w:left="680"/>
-        <w:rPr>
-          <w:rFonts w:ascii="Times New Roman" w:hAnsi="Times New Roman" w:cs="Times New Roman"/>
-          <w:color w:val="auto"/>
-          <w:sz w:val="28"/>
-          <w:szCs w:val="28"/>
-        </w:rPr>
-      </w:pPr>
-      <w:r>
-        <w:rPr>
-          <w:rFonts w:ascii="Times New Roman" w:hAnsi="Times New Roman" w:cs="Times New Roman"/>
-          <w:color w:val="auto"/>
-          <w:sz w:val="28"/>
-          <w:szCs w:val="28"/>
-        </w:rPr>
-        <w:t>10. Снижение размерности спектральных измерений методом главных компонент.</w:t>
-      </w:r>
-    </w:p>
-    <w:p>
-      <w:pPr>
-        <w:keepNext w:val="0"/>
-        <w:ind w:left="680"/>
-        <w:rPr>
-          <w:rFonts w:ascii="Times New Roman" w:hAnsi="Times New Roman" w:cs="Times New Roman"/>
-          <w:color w:val="auto"/>
-          <w:sz w:val="28"/>
-          <w:szCs w:val="28"/>
-        </w:rPr>
-      </w:pPr>
-      <w:r>
-        <w:rPr>
-          <w:rFonts w:ascii="Times New Roman" w:hAnsi="Times New Roman" w:cs="Times New Roman"/>
-          <w:color w:val="auto"/>
-          <w:sz w:val="28"/>
-          <w:szCs w:val="28"/>
-        </w:rPr>
-        <w:t>11. Сравнение ridge, lasso и elastic net при коррелированных признаках.</w:t>
-      </w:r>
-    </w:p>
-    <w:p>
-      <w:pPr>
-        <w:keepNext w:val="0"/>
-        <w:ind w:left="680"/>
-        <w:rPr>
-          <w:rFonts w:ascii="Times New Roman" w:hAnsi="Times New Roman" w:cs="Times New Roman"/>
-          <w:color w:val="auto"/>
-          <w:sz w:val="28"/>
-          <w:szCs w:val="28"/>
-        </w:rPr>
-      </w:pPr>
-      <w:r>
-        <w:rPr>
-          <w:rFonts w:ascii="Times New Roman" w:hAnsi="Times New Roman" w:cs="Times New Roman"/>
-          <w:color w:val="auto"/>
-          <w:sz w:val="28"/>
-          <w:szCs w:val="28"/>
-        </w:rPr>
-        <w:t>12. Исследование влияния выбросов на качество регрессионной модели.</w:t>
-      </w:r>
-    </w:p>
-    <w:p>
-      <w:pPr>
-        <w:keepNext w:val="0"/>
-        <w:ind w:left="680"/>
-        <w:rPr>
-          <w:rFonts w:ascii="Times New Roman" w:hAnsi="Times New Roman" w:cs="Times New Roman"/>
-          <w:color w:val="auto"/>
-          <w:sz w:val="28"/>
-          <w:szCs w:val="28"/>
-        </w:rPr>
-      </w:pPr>
-      <w:r>
-        <w:rPr>
-          <w:rFonts w:ascii="Times New Roman" w:hAnsi="Times New Roman" w:cs="Times New Roman"/>
-          <w:color w:val="auto"/>
-          <w:sz w:val="28"/>
-          <w:szCs w:val="28"/>
-        </w:rPr>
-        <w:t>13. Сравнение способов обработки пропусков в табличных данных.</w:t>
-      </w:r>
-    </w:p>
-    <w:p>
-      <w:pPr>
-        <w:keepNext w:val="0"/>
-        <w:ind w:left="680"/>
-        <w:rPr>
-          <w:rFonts w:ascii="Times New Roman" w:hAnsi="Times New Roman" w:cs="Times New Roman"/>
-          <w:color w:val="auto"/>
-          <w:sz w:val="28"/>
-          <w:szCs w:val="28"/>
-        </w:rPr>
-      </w:pPr>
-      <w:r>
-        <w:rPr>
-          <w:rFonts w:ascii="Times New Roman" w:hAnsi="Times New Roman" w:cs="Times New Roman"/>
-          <w:color w:val="auto"/>
-          <w:sz w:val="28"/>
-          <w:szCs w:val="28"/>
-        </w:rPr>
-        <w:t>14. Исследование способов кодирования категориальных признаков.</w:t>
-      </w:r>
-    </w:p>
-    <w:p>
-      <w:pPr>
-        <w:keepNext w:val="0"/>
-        <w:ind w:left="680"/>
-        <w:rPr>
-          <w:rFonts w:ascii="Times New Roman" w:hAnsi="Times New Roman" w:cs="Times New Roman"/>
-          <w:color w:val="auto"/>
-          <w:sz w:val="28"/>
-          <w:szCs w:val="28"/>
-        </w:rPr>
-      </w:pPr>
-      <w:r>
-        <w:rPr>
-          <w:rFonts w:ascii="Times New Roman" w:hAnsi="Times New Roman" w:cs="Times New Roman"/>
-          <w:color w:val="auto"/>
-          <w:sz w:val="28"/>
-          <w:szCs w:val="28"/>
-        </w:rPr>
-        <w:t>15. Отбор признаков и оценка устойчивости предсказательной модели.</w:t>
-      </w:r>
-    </w:p>
-    <w:p>
-      <w:pPr>
-        <w:keepNext w:val="0"/>
-        <w:ind w:left="680"/>
-        <w:rPr>
-          <w:rFonts w:ascii="Times New Roman" w:hAnsi="Times New Roman" w:cs="Times New Roman"/>
-          <w:color w:val="auto"/>
-          <w:sz w:val="28"/>
-          <w:szCs w:val="28"/>
-        </w:rPr>
-      </w:pPr>
-      <w:r>
-        <w:rPr>
-          <w:rFonts w:ascii="Times New Roman" w:hAnsi="Times New Roman" w:cs="Times New Roman"/>
-          <w:color w:val="auto"/>
-          <w:sz w:val="28"/>
-          <w:szCs w:val="28"/>
-        </w:rPr>
-        <w:t>16. Сравнение метрических классификаторов при различных мерах расстояния.</w:t>
-      </w:r>
-    </w:p>
-    <w:p>
-      <w:pPr>
-        <w:keepNext w:val="0"/>
-        <w:ind w:left="680"/>
-        <w:rPr>
-          <w:rFonts w:ascii="Times New Roman" w:hAnsi="Times New Roman" w:cs="Times New Roman"/>
-          <w:color w:val="auto"/>
-          <w:sz w:val="28"/>
-          <w:szCs w:val="28"/>
-        </w:rPr>
-      </w:pPr>
-      <w:r>
-        <w:rPr>
-          <w:rFonts w:ascii="Times New Roman" w:hAnsi="Times New Roman" w:cs="Times New Roman"/>
-          <w:color w:val="auto"/>
-          <w:sz w:val="28"/>
-          <w:szCs w:val="28"/>
-        </w:rPr>
-        <w:t>17. Исследование ядер метода опорных векторов на нелинейно разделимых данных.</w:t>
-      </w:r>
-    </w:p>
-    <w:p>
-      <w:pPr>
-        <w:keepNext w:val="0"/>
-        <w:ind w:left="680"/>
-        <w:rPr>
-          <w:rFonts w:ascii="Times New Roman" w:hAnsi="Times New Roman" w:cs="Times New Roman"/>
-          <w:color w:val="auto"/>
-          <w:sz w:val="28"/>
-          <w:szCs w:val="28"/>
-        </w:rPr>
-      </w:pPr>
-      <w:r>
-        <w:rPr>
-          <w:rFonts w:ascii="Times New Roman" w:hAnsi="Times New Roman" w:cs="Times New Roman"/>
-          <w:color w:val="auto"/>
-          <w:sz w:val="28"/>
-          <w:szCs w:val="28"/>
-        </w:rPr>
-        <w:t>18. Сравнение вероятностного и дискриминативного подходов к классификации.</w:t>
-      </w:r>
-    </w:p>
-    <w:p>
-      <w:pPr>
-        <w:keepNext w:val="0"/>
-        <w:ind w:left="680"/>
-        <w:rPr>
-          <w:rFonts w:ascii="Times New Roman" w:hAnsi="Times New Roman" w:cs="Times New Roman"/>
-          <w:color w:val="auto"/>
-          <w:sz w:val="28"/>
-          <w:szCs w:val="28"/>
-        </w:rPr>
-      </w:pPr>
-      <w:r>
-        <w:rPr>
-          <w:rFonts w:ascii="Times New Roman" w:hAnsi="Times New Roman" w:cs="Times New Roman"/>
-          <w:color w:val="auto"/>
-          <w:sz w:val="28"/>
-          <w:szCs w:val="28"/>
-        </w:rPr>
-        <w:t>19. Исследование глубины дерева решений и качества обобщения.</w:t>
-      </w:r>
-    </w:p>
-    <w:p>
-      <w:pPr>
-        <w:keepNext w:val="0"/>
-        <w:ind w:left="680"/>
-        <w:rPr>
-          <w:rFonts w:ascii="Times New Roman" w:hAnsi="Times New Roman" w:cs="Times New Roman"/>
-          <w:color w:val="auto"/>
-          <w:sz w:val="28"/>
-          <w:szCs w:val="28"/>
-        </w:rPr>
-      </w:pPr>
-      <w:r>
-        <w:rPr>
-          <w:rFonts w:ascii="Times New Roman" w:hAnsi="Times New Roman" w:cs="Times New Roman"/>
-          <w:color w:val="auto"/>
-          <w:sz w:val="28"/>
-          <w:szCs w:val="28"/>
-        </w:rPr>
-        <w:t>20. Сравнение случайного леса и градиентного бустинга.</w:t>
-      </w:r>
-    </w:p>
-    <w:p>
-      <w:pPr>
-        <w:keepNext w:val="0"/>
-        <w:ind w:left="680"/>
-        <w:rPr>
-          <w:rFonts w:ascii="Times New Roman" w:hAnsi="Times New Roman" w:cs="Times New Roman"/>
-          <w:color w:val="auto"/>
-          <w:sz w:val="28"/>
-          <w:szCs w:val="28"/>
-        </w:rPr>
-      </w:pPr>
-      <w:r>
-        <w:rPr>
-          <w:rFonts w:ascii="Times New Roman" w:hAnsi="Times New Roman" w:cs="Times New Roman"/>
-          <w:color w:val="auto"/>
-          <w:sz w:val="28"/>
-          <w:szCs w:val="28"/>
-        </w:rPr>
-        <w:t>21. Настройка ансамбля моделей для многоклассовой классификации.</w:t>
-      </w:r>
-    </w:p>
-    <w:p>
-      <w:pPr>
-        <w:keepNext w:val="0"/>
-        <w:ind w:left="680"/>
-        <w:rPr>
-          <w:rFonts w:ascii="Times New Roman" w:hAnsi="Times New Roman" w:cs="Times New Roman"/>
-          <w:color w:val="auto"/>
-          <w:sz w:val="28"/>
-          <w:szCs w:val="28"/>
-        </w:rPr>
-      </w:pPr>
-      <w:r>
-        <w:rPr>
-          <w:rFonts w:ascii="Times New Roman" w:hAnsi="Times New Roman" w:cs="Times New Roman"/>
-          <w:color w:val="auto"/>
-          <w:sz w:val="28"/>
-          <w:szCs w:val="28"/>
-        </w:rPr>
-        <w:t>22. Сравнение методов балансировки классов и взвешивания функции потерь.</w:t>
-      </w:r>
-    </w:p>
-    <w:p>
-      <w:pPr>
-        <w:keepNext w:val="0"/>
-        <w:ind w:left="680"/>
-        <w:rPr>
-          <w:rFonts w:ascii="Times New Roman" w:hAnsi="Times New Roman" w:cs="Times New Roman"/>
-          <w:color w:val="auto"/>
-          <w:sz w:val="28"/>
-          <w:szCs w:val="28"/>
-        </w:rPr>
-      </w:pPr>
-      <w:r>
-        <w:rPr>
-          <w:rFonts w:ascii="Times New Roman" w:hAnsi="Times New Roman" w:cs="Times New Roman"/>
-          <w:color w:val="auto"/>
-          <w:sz w:val="28"/>
-          <w:szCs w:val="28"/>
-        </w:rPr>
-        <w:t>23. Выбор порога классификации с учетом стоимости ошибок.</w:t>
-      </w:r>
-    </w:p>
-    <w:p>
-      <w:pPr>
-        <w:keepNext w:val="0"/>
-        <w:ind w:left="680"/>
-        <w:rPr>
-          <w:rFonts w:ascii="Times New Roman" w:hAnsi="Times New Roman" w:cs="Times New Roman"/>
-          <w:color w:val="auto"/>
-          <w:sz w:val="28"/>
-          <w:szCs w:val="28"/>
-        </w:rPr>
-      </w:pPr>
-      <w:r>
-        <w:rPr>
-          <w:rFonts w:ascii="Times New Roman" w:hAnsi="Times New Roman" w:cs="Times New Roman"/>
-          <w:color w:val="auto"/>
-          <w:sz w:val="28"/>
-          <w:szCs w:val="28"/>
-        </w:rPr>
-        <w:t>24. Калибровка вероятностей бинарного классификатора.</w:t>
-      </w:r>
-    </w:p>
-    <w:p>
-      <w:pPr>
-        <w:keepNext w:val="0"/>
-        <w:ind w:left="680"/>
-        <w:rPr>
-          <w:rFonts w:ascii="Times New Roman" w:hAnsi="Times New Roman" w:cs="Times New Roman"/>
-          <w:color w:val="auto"/>
-          <w:sz w:val="28"/>
-          <w:szCs w:val="28"/>
-        </w:rPr>
-      </w:pPr>
-      <w:r>
-        <w:rPr>
-          <w:rFonts w:ascii="Times New Roman" w:hAnsi="Times New Roman" w:cs="Times New Roman"/>
-          <w:color w:val="auto"/>
-          <w:sz w:val="28"/>
-          <w:szCs w:val="28"/>
-        </w:rPr>
-        <w:t>25. Оценка неопределенности качества модели с помощью бутстрепа.</w:t>
-      </w:r>
-    </w:p>
-    <w:p>
-      <w:pPr>
-        <w:keepNext w:val="0"/>
-        <w:ind w:left="680"/>
-        <w:rPr>
-          <w:rFonts w:ascii="Times New Roman" w:hAnsi="Times New Roman" w:cs="Times New Roman"/>
-          <w:color w:val="auto"/>
-          <w:sz w:val="28"/>
-          <w:szCs w:val="28"/>
-        </w:rPr>
-      </w:pPr>
-      <w:r>
-        <w:rPr>
-          <w:rFonts w:ascii="Times New Roman" w:hAnsi="Times New Roman" w:cs="Times New Roman"/>
-          <w:color w:val="auto"/>
-          <w:sz w:val="28"/>
-          <w:szCs w:val="28"/>
-        </w:rPr>
-        <w:t>26. Сравнение способов перекрестной проверки на группированных наблюдениях.</w:t>
-      </w:r>
-    </w:p>
-    <w:p>
-      <w:pPr>
-        <w:keepNext w:val="0"/>
-        <w:ind w:left="680"/>
-        <w:rPr>
-          <w:rFonts w:ascii="Times New Roman" w:hAnsi="Times New Roman" w:cs="Times New Roman"/>
-          <w:color w:val="auto"/>
-          <w:sz w:val="28"/>
-          <w:szCs w:val="28"/>
-        </w:rPr>
-      </w:pPr>
-      <w:r>
-        <w:rPr>
-          <w:rFonts w:ascii="Times New Roman" w:hAnsi="Times New Roman" w:cs="Times New Roman"/>
-          <w:color w:val="auto"/>
-          <w:sz w:val="28"/>
-          <w:szCs w:val="28"/>
-        </w:rPr>
-        <w:t>27. Предотвращение утечки данных при построении конвейера обработки.</w:t>
-      </w:r>
-    </w:p>
-    <w:p>
-      <w:pPr>
-        <w:keepNext w:val="0"/>
-        <w:ind w:left="680"/>
-        <w:rPr>
-          <w:rFonts w:ascii="Times New Roman" w:hAnsi="Times New Roman" w:cs="Times New Roman"/>
-          <w:color w:val="auto"/>
-          <w:sz w:val="28"/>
-          <w:szCs w:val="28"/>
-        </w:rPr>
-      </w:pPr>
-      <w:r>
-        <w:rPr>
-          <w:rFonts w:ascii="Times New Roman" w:hAnsi="Times New Roman" w:cs="Times New Roman"/>
-          <w:color w:val="auto"/>
-          <w:sz w:val="28"/>
-          <w:szCs w:val="28"/>
-        </w:rPr>
-        <w:t>28. Исследование устойчивости классификатора к шуму входных признаков.</w:t>
-      </w:r>
-    </w:p>
-    <w:p>
-      <w:pPr>
-        <w:keepNext w:val="0"/>
-        <w:ind w:left="680"/>
-        <w:rPr>
-          <w:rFonts w:ascii="Times New Roman" w:hAnsi="Times New Roman" w:cs="Times New Roman"/>
-          <w:color w:val="auto"/>
-          <w:sz w:val="28"/>
-          <w:szCs w:val="28"/>
-        </w:rPr>
-      </w:pPr>
-      <w:r>
-        <w:rPr>
-          <w:rFonts w:ascii="Times New Roman" w:hAnsi="Times New Roman" w:cs="Times New Roman"/>
-          <w:color w:val="auto"/>
-          <w:sz w:val="28"/>
-          <w:szCs w:val="28"/>
-        </w:rPr>
-        <w:t>29. Сравнение многослойного перцептрона и классических моделей на табличных данных.</w:t>
-      </w:r>
-    </w:p>
-    <w:p>
-      <w:pPr>
-        <w:keepNext w:val="0"/>
-        <w:ind w:left="680"/>
-        <w:rPr>
-          <w:rFonts w:ascii="Times New Roman" w:hAnsi="Times New Roman" w:cs="Times New Roman"/>
-          <w:color w:val="auto"/>
-          <w:sz w:val="28"/>
-          <w:szCs w:val="28"/>
-        </w:rPr>
-      </w:pPr>
-      <w:r>
-        <w:rPr>
-          <w:rFonts w:ascii="Times New Roman" w:hAnsi="Times New Roman" w:cs="Times New Roman"/>
-          <w:color w:val="auto"/>
-          <w:sz w:val="28"/>
-          <w:szCs w:val="28"/>
-        </w:rPr>
-        <w:t>30. Аппроксимация отклика математической модели методами машинного обучения.</w:t>
-      </w:r>
-    </w:p>
-    <w:p>
-      <w:pPr>
         <w:pStyle w:val="Standard"/>
         <w:keepNext/>
         <w:keepLines/>
@@ -7927,11 +5364,13 @@
       </w:pPr>
       <w:r>
         <w:rPr>
-          <w:color w:val="auto"/>
-          <w:sz w:val="28"/>
-          <w:szCs w:val="28"/>
-        </w:rPr>
-        <w:t>3. САМОСТОЯТЕЛЬНАЯ РАБОТА СТУДЕНТА</w:t>
+          <w:rFonts w:ascii="Times New Roman" w:hAnsi="Times New Roman"/>
+          <w:b/>
+          <w:color w:val="000000"/>
+          <w:sz w:val="28"/>
+          <w:szCs w:val="28"/>
+        </w:rPr>
+        <w:t xml:space="preserve">3. САМОСТОЯТЕЛЬНАЯ РАБОТА ОБУЧАЮЩЕГОСЯ</w:t>
       </w:r>
     </w:p>
     <w:p>
@@ -8004,11 +5443,11 @@
       <w:r>
         <w:rPr>
           <w:rFonts w:ascii="Times New Roman" w:hAnsi="Times New Roman" w:cs="Times New Roman"/>
-          <w:color w:val="auto"/>
-          <w:sz w:val="28"/>
-          <w:szCs w:val="28"/>
-        </w:rPr>
-        <w:t>Видами СРС являются:</w:t>
+          <w:color w:val="000000"/>
+          <w:sz w:val="28"/>
+          <w:szCs w:val="28"/>
+        </w:rPr>
+        <w:t xml:space="preserve">Видами самостоятельной работы обучающегося являются:</w:t>
       </w:r>
     </w:p>
     <w:p>
@@ -8105,369 +5544,68 @@
     </w:p>
     <w:p>
       <w:pPr>
-        <w:pStyle w:val="Standard"/>
         <w:keepNext/>
-        <w:keepLines/>
-        <w:ind w:firstLine="0"/>
-        <w:jc w:val="center"/>
-        <w:rPr>
-          <w:color w:val="auto"/>
-        </w:rPr>
-      </w:pPr>
-      <w:r>
-        <w:rPr>
-          <w:color w:val="auto"/>
-          <w:sz w:val="28"/>
-          <w:szCs w:val="28"/>
-        </w:rPr>
-        <w:t xml:space="preserve">4. </w:t>
-      </w:r>
-      <w:r>
-        <w:rPr>
-          <w:color w:val="auto"/>
-          <w:sz w:val="28"/>
-          <w:szCs w:val="28"/>
-        </w:rPr>
-        <w:t>ОЦЕНОЧНЫЕ СРЕДСТВА ДЛЯ ТЕКУЩЕГО КОНТРОЛЯ УСПЕВАЕМОСТИ И ПРОМЕЖУТОЧНОЙ АТТЕСТАЦИИ</w:t>
+        <w:spacing w:after="160"/>
+      </w:pPr>
+      <w:r>
+        <w:rPr>
+          <w:rFonts w:ascii="Times New Roman" w:hAnsi="Times New Roman"/>
+          <w:b/>
+          <w:sz w:val="28"/>
+        </w:rPr>
+        <w:t>4. ОЦЕНОЧНЫЕ СРЕДСТВА ДЛЯ ТЕКУЩЕГО КОНТРОЛЯ УСПЕВАЕМОСТИ И ПРОМЕЖУТОЧНОЙ АТТЕСТАЦИИ</w:t>
       </w:r>
     </w:p>
     <w:p>
       <w:pPr>
-        <w:pStyle w:val="Standard"/>
-        <w:keepNext/>
-        <w:ind w:firstLine="709"/>
-        <w:rPr>
-          <w:color w:val="auto"/>
-          <w:sz w:val="28"/>
-          <w:szCs w:val="28"/>
-        </w:rPr>
-      </w:pPr>
-      <w:r>
-        <w:rPr>
-          <w:color w:val="auto"/>
-          <w:sz w:val="28"/>
-          <w:szCs w:val="28"/>
-        </w:rPr>
-        <w:t xml:space="preserve"> </w:t>
-      </w:r>
-      <w:r>
-        <w:rPr>
-          <w:color w:val="auto"/>
-          <w:sz w:val="28"/>
-          <w:szCs w:val="28"/>
-        </w:rPr>
-        <w:t>(</w:t>
-      </w:r>
-      <w:r>
-        <w:rPr>
-          <w:i/>
-          <w:color w:val="auto"/>
-          <w:sz w:val="28"/>
-          <w:szCs w:val="28"/>
-        </w:rPr>
-        <w:t>см</w:t>
-      </w:r>
-      <w:r>
-        <w:rPr>
-          <w:color w:val="auto"/>
-          <w:sz w:val="28"/>
-          <w:szCs w:val="28"/>
-        </w:rPr>
-        <w:t xml:space="preserve">. </w:t>
-      </w:r>
-      <w:r>
-        <w:rPr>
-          <w:i/>
-          <w:color w:val="auto"/>
-          <w:sz w:val="28"/>
-          <w:szCs w:val="28"/>
-        </w:rPr>
-        <w:t>Фонд оценочных средств</w:t>
-      </w:r>
-      <w:r>
-        <w:rPr>
-          <w:color w:val="auto"/>
-          <w:sz w:val="28"/>
-          <w:szCs w:val="28"/>
-        </w:rPr>
-        <w:t>)</w:t>
+        <w:spacing w:after="160"/>
+      </w:pPr>
+      <w:r>
+        <w:rPr>
+          <w:rFonts w:ascii="Times New Roman" w:hAnsi="Times New Roman"/>
+          <w:b w:val="0"/>
+          <w:sz w:val="28"/>
+        </w:rPr>
+        <w:t>4.1. Формы текущего контроля успеваемости указаны в Оценочных средствах.</w:t>
       </w:r>
     </w:p>
     <w:p>
       <w:pPr>
-        <w:keepNext/>
-        <w:rPr>
-          <w:color w:val="auto"/>
-          <w:sz w:val="16"/>
-          <w:szCs w:val="16"/>
-        </w:rPr>
-      </w:pPr>
+        <w:spacing w:after="160"/>
+      </w:pPr>
+      <w:r>
+        <w:rPr>
+          <w:rFonts w:ascii="Times New Roman" w:hAnsi="Times New Roman"/>
+          <w:b w:val="0"/>
+          <w:sz w:val="28"/>
+        </w:rPr>
+        <w:t>4.2. Рейтинговая система оценки знаний обучающихся по дисциплине (модулю): нет.</w:t>
+      </w:r>
     </w:p>
     <w:p>
       <w:pPr>
-        <w:pStyle w:val="ad"/>
-        <w:keepNext/>
-        <w:keepLines/>
-        <w:numPr>
-          <w:ilvl w:val="1"/>
-          <w:numId w:val="8"/>
-        </w:numPr>
-        <w:suppressAutoHyphens w:val="0"/>
-        <w:autoSpaceDE w:val="0"/>
-        <w:autoSpaceDN w:val="0"/>
-        <w:ind w:right="-2"/>
-        <w:jc w:val="both"/>
-        <w:rPr>
-          <w:rFonts w:ascii="Times New Roman" w:hAnsi="Times New Roman" w:cs="Times New Roman"/>
-          <w:i/>
-          <w:color w:val="auto"/>
-          <w:sz w:val="28"/>
-        </w:rPr>
-      </w:pPr>
-      <w:r>
-        <w:rPr>
-          <w:rFonts w:ascii="Times New Roman" w:hAnsi="Times New Roman" w:cs="Times New Roman"/>
-          <w:color w:val="auto"/>
-          <w:sz w:val="28"/>
-        </w:rPr>
-        <w:t>Рейтинговая система оценки знаний обучающихся по дисциплине (м</w:t>
-      </w:r>
-      <w:r>
-        <w:rPr>
-          <w:rFonts w:ascii="Times New Roman" w:hAnsi="Times New Roman" w:cs="Times New Roman"/>
-          <w:color w:val="auto"/>
-          <w:sz w:val="28"/>
-        </w:rPr>
-        <w:t>о</w:t>
-      </w:r>
-      <w:r>
-        <w:rPr>
-          <w:rFonts w:ascii="Times New Roman" w:hAnsi="Times New Roman" w:cs="Times New Roman"/>
-          <w:color w:val="auto"/>
-          <w:sz w:val="28"/>
-        </w:rPr>
-        <w:t>дулю</w:t>
-      </w:r>
-      <w:r>
-        <w:rPr>
-          <w:rFonts w:ascii="Times New Roman" w:hAnsi="Times New Roman" w:cs="Times New Roman"/>
-          <w:i/>
-          <w:color w:val="auto"/>
-          <w:sz w:val="28"/>
-        </w:rPr>
-        <w:t>) (при необходимости).</w:t>
+        <w:spacing w:after="160"/>
+      </w:pPr>
+      <w:r>
+        <w:rPr>
+          <w:rFonts w:ascii="Times New Roman" w:hAnsi="Times New Roman"/>
+          <w:b w:val="0"/>
+          <w:sz w:val="28"/>
+        </w:rPr>
+        <w:t>4.3. Лабораторные работы: да (см. Оценочные средства).</w:t>
       </w:r>
     </w:p>
     <w:p>
       <w:pPr>
-        <w:pStyle w:val="ad"/>
-        <w:keepNext w:val="0"/>
-        <w:keepLines/>
-        <w:suppressAutoHyphens w:val="0"/>
-        <w:autoSpaceDE w:val="0"/>
-        <w:autoSpaceDN w:val="0"/>
-        <w:ind w:right="-2"/>
-        <w:jc w:val="both"/>
-        <w:rPr>
-          <w:rFonts w:ascii="Times New Roman" w:hAnsi="Times New Roman" w:cs="Times New Roman"/>
-          <w:i/>
-          <w:color w:val="auto"/>
-          <w:sz w:val="28"/>
-        </w:rPr>
-      </w:pPr>
-      <w:r>
-        <w:rPr>
-          <w:rFonts w:ascii="Times New Roman" w:hAnsi="Times New Roman" w:cs="Times New Roman"/>
-          <w:i/>
-          <w:color w:val="auto"/>
-          <w:sz w:val="28"/>
-        </w:rPr>
-        <w:t>Рейтинговая система не используется</w:t>
-      </w:r>
-    </w:p>
-    <w:p>
-      <w:pPr>
-        <w:pStyle w:val="ad"/>
-        <w:keepNext/>
-        <w:suppressAutoHyphens w:val="0"/>
-        <w:autoSpaceDE w:val="0"/>
-        <w:autoSpaceDN w:val="0"/>
-        <w:ind w:right="-2"/>
-        <w:jc w:val="both"/>
-        <w:rPr>
-          <w:rFonts w:ascii="Times New Roman" w:hAnsi="Times New Roman" w:cs="Times New Roman"/>
-          <w:i/>
-          <w:color w:val="auto"/>
-          <w:sz w:val="28"/>
-        </w:rPr>
-      </w:pPr>
-    </w:p>
-    <w:p>
-      <w:pPr>
-        <w:pStyle w:val="Standard"/>
-        <w:keepNext/>
-        <w:keepLines/>
-        <w:ind w:firstLine="0"/>
-        <w:rPr>
-          <w:sz w:val="28"/>
-          <w:szCs w:val="28"/>
-        </w:rPr>
-      </w:pPr>
-      <w:r>
-        <w:rPr>
-          <w:sz w:val="28"/>
-        </w:rPr>
-        <w:t xml:space="preserve">4.2. </w:t>
-      </w:r>
-      <w:r>
-        <w:rPr>
-          <w:sz w:val="28"/>
-        </w:rPr>
-        <w:t>Формы текущего контроля успеваемости по дисциплине</w:t>
-      </w:r>
-    </w:p>
-    <w:p>
-      <w:pPr>
-        <w:widowControl/>
-        <w:numPr>
-          <w:ilvl w:val="0"/>
-          <w:numId w:val="7"/>
-        </w:numPr>
-        <w:tabs>
-          <w:tab w:val="left" w:pos="709"/>
-        </w:tabs>
-        <w:suppressAutoHyphens w:val="0"/>
-        <w:spacing w:line="0" w:lineRule="atLeast"/>
-        <w:ind w:left="709" w:hanging="709"/>
-        <w:rPr>
-          <w:rFonts w:ascii="Times New Roman" w:hAnsi="Times New Roman" w:cs="Times New Roman"/>
-          <w:color w:val="auto"/>
-          <w:sz w:val="28"/>
-          <w:szCs w:val="28"/>
-        </w:rPr>
-      </w:pPr>
-      <w:r>
-        <w:rPr>
-          <w:rFonts w:ascii="Times New Roman" w:hAnsi="Times New Roman" w:cs="Times New Roman"/>
-          <w:color w:val="auto"/>
-          <w:sz w:val="28"/>
-          <w:szCs w:val="28"/>
-        </w:rPr>
-        <w:t>Защита лабораторных работ;</w:t>
-      </w:r>
-    </w:p>
-    <w:p>
-      <w:pPr>
-        <w:keepNext/>
-        <w:widowControl/>
-        <w:tabs>
-          <w:tab w:val="left" w:pos="709"/>
-        </w:tabs>
-        <w:suppressAutoHyphens w:val="0"/>
-        <w:spacing w:line="0" w:lineRule="atLeast"/>
-        <w:ind w:left="709"/>
-        <w:rPr>
-          <w:rFonts w:ascii="Times New Roman" w:hAnsi="Times New Roman" w:cs="Times New Roman"/>
-          <w:color w:val="auto"/>
-          <w:sz w:val="28"/>
-          <w:szCs w:val="28"/>
-        </w:rPr>
-      </w:pPr>
-    </w:p>
-    <w:p>
-      <w:pPr>
-        <w:keepNext w:val="0"/>
-        <w:keepLines/>
-        <w:widowControl/>
-        <w:numPr>
-          <w:ilvl w:val="0"/>
-          <w:numId w:val="7"/>
-        </w:numPr>
-        <w:tabs>
-          <w:tab w:val="left" w:pos="709"/>
-        </w:tabs>
-        <w:suppressAutoHyphens w:val="0"/>
-        <w:spacing w:line="0" w:lineRule="atLeast"/>
-        <w:ind w:left="709" w:hanging="709"/>
-        <w:rPr>
-          <w:rFonts w:ascii="Times New Roman" w:hAnsi="Times New Roman" w:cs="Times New Roman"/>
-          <w:color w:val="auto"/>
-          <w:sz w:val="28"/>
-          <w:szCs w:val="28"/>
-        </w:rPr>
-      </w:pPr>
-      <w:r>
-        <w:rPr>
-          <w:rFonts w:ascii="Times New Roman" w:hAnsi="Times New Roman" w:cs="Times New Roman"/>
-          <w:color w:val="auto"/>
-          <w:sz w:val="28"/>
-          <w:szCs w:val="28"/>
-        </w:rPr>
-        <w:t>ПК-2.1: Паспорт данных, конвейер и итоговая таблица моделей. Проверяется: Отсутствуют утечки, воспроизводимы разбиения и метрики.</w:t>
-      </w:r>
-    </w:p>
-    <w:p>
-      <w:pPr>
-        <w:keepNext w:val="0"/>
-        <w:keepLines/>
-        <w:widowControl/>
-        <w:numPr>
-          <w:ilvl w:val="0"/>
-          <w:numId w:val="7"/>
-        </w:numPr>
-        <w:tabs>
-          <w:tab w:val="left" w:pos="709"/>
-        </w:tabs>
-        <w:suppressAutoHyphens w:val="0"/>
-        <w:spacing w:line="0" w:lineRule="atLeast"/>
-        <w:ind w:left="709" w:hanging="709"/>
-        <w:rPr>
-          <w:rFonts w:ascii="Times New Roman" w:hAnsi="Times New Roman" w:cs="Times New Roman"/>
-          <w:color w:val="auto"/>
-          <w:sz w:val="28"/>
-          <w:szCs w:val="28"/>
-        </w:rPr>
-      </w:pPr>
-      <w:r>
-        <w:rPr>
-          <w:rFonts w:ascii="Times New Roman" w:hAnsi="Times New Roman" w:cs="Times New Roman"/>
-          <w:color w:val="auto"/>
-          <w:sz w:val="28"/>
-          <w:szCs w:val="28"/>
-        </w:rPr>
-        <w:t>ПК-2.2: Формула, реализация и контролируемый эксперимент собственного учебного шага. Проверяется: Изменение имеет математическое объяснение; базовый и измененный алгоритмы сравниваются при одной топологии.</w:t>
-      </w:r>
-    </w:p>
-    <w:p>
-      <w:pPr>
-        <w:keepNext w:val="0"/>
-        <w:keepLines/>
-        <w:widowControl/>
-        <w:numPr>
-          <w:ilvl w:val="0"/>
-          <w:numId w:val="7"/>
-        </w:numPr>
-        <w:tabs>
-          <w:tab w:val="left" w:pos="709"/>
-        </w:tabs>
-        <w:suppressAutoHyphens w:val="0"/>
-        <w:spacing w:line="0" w:lineRule="atLeast"/>
-        <w:ind w:left="709" w:hanging="709"/>
-        <w:rPr>
-          <w:rFonts w:ascii="Times New Roman" w:hAnsi="Times New Roman" w:cs="Times New Roman"/>
-          <w:color w:val="auto"/>
-          <w:sz w:val="28"/>
-          <w:szCs w:val="28"/>
-        </w:rPr>
-      </w:pPr>
-      <w:r>
-        <w:rPr>
-          <w:rFonts w:ascii="Times New Roman" w:hAnsi="Times New Roman" w:cs="Times New Roman"/>
-          <w:color w:val="auto"/>
-          <w:sz w:val="28"/>
-          <w:szCs w:val="28"/>
-        </w:rPr>
-        <w:t>ПК-2.3: Две обоснованные и реализованные конфигурации MLP. Проверяется: Представлены графы, формы параметров, их число и результаты при общем протоколе.</w:t>
+        <w:spacing w:after="160"/>
+      </w:pPr>
+      <w:r>
+        <w:rPr>
+          <w:rFonts w:ascii="Times New Roman" w:hAnsi="Times New Roman"/>
+          <w:b w:val="0"/>
+          <w:sz w:val="28"/>
+        </w:rPr>
+        <w:t>4.4. Курсовая работа/курсовой проект: да (см. Оценочные средства).</w:t>
       </w:r>
     </w:p>
     <w:p>
@@ -8632,58 +5770,6 @@
       </w:tr>
       <w:tr>
         <w:trPr>
-          <w:trHeight w:val="276"/>
-          <w:tblHeader/>
-        </w:trPr>
-        <w:tc>
-          <w:tcPr>
-            <w:tcW w:w="625" w:type="dxa"/>
-            <w:vMerge/>
-            <w:shd w:val="clear" w:color="auto" w:fill="auto"/>
-            <w:vAlign w:val="center"/>
-          </w:tcPr>
-          <w:p>
-            <w:pPr>
-              <w:keepNext/>
-              <w:tabs>
-                <w:tab w:val="left" w:pos="0"/>
-              </w:tabs>
-              <w:snapToGrid w:val="0"/>
-              <w:jc w:val="center"/>
-              <w:rPr>
-                <w:rFonts w:ascii="Times New Roman" w:hAnsi="Times New Roman" w:cs="Times New Roman"/>
-                <w:color w:val="auto"/>
-                <w:sz w:val="24"/>
-              </w:rPr>
-            </w:pPr>
-          </w:p>
-        </w:tc>
-        <w:tc>
-          <w:tcPr>
-            <w:tcW w:w="8764" w:type="dxa"/>
-            <w:vMerge/>
-            <w:shd w:val="clear" w:color="auto" w:fill="auto"/>
-            <w:vAlign w:val="center"/>
-          </w:tcPr>
-          <w:p>
-            <w:pPr>
-              <w:keepNext/>
-              <w:tabs>
-                <w:tab w:val="left" w:pos="0"/>
-              </w:tabs>
-              <w:snapToGrid w:val="0"/>
-              <w:jc w:val="center"/>
-              <w:rPr>
-                <w:rFonts w:ascii="Times New Roman" w:hAnsi="Times New Roman" w:cs="Times New Roman"/>
-                <w:color w:val="auto"/>
-                <w:sz w:val="24"/>
-              </w:rPr>
-            </w:pPr>
-          </w:p>
-        </w:tc>
-      </w:tr>
-      <w:tr>
-        <w:trPr>
           <w:trHeight w:val="919"/>
           <w:cantSplit/>
         </w:trPr>
@@ -8695,25 +5781,16 @@
           </w:tcPr>
           <w:p>
             <w:pPr>
-              <w:tabs>
-                <w:tab w:val="left" w:pos="0"/>
-              </w:tabs>
-              <w:snapToGrid w:val="0"/>
+              <w:spacing w:before="0" w:after="20" w:line="240" w:lineRule="auto"/>
               <w:jc w:val="center"/>
-              <w:rPr>
-                <w:rFonts w:ascii="Times New Roman" w:hAnsi="Times New Roman" w:cs="Times New Roman"/>
-                <w:color w:val="auto"/>
-                <w:sz w:val="24"/>
-              </w:rPr>
-            </w:pPr>
-            <w:r>
-              <w:rPr>
-                <w:rFonts w:ascii="Times New Roman" w:hAnsi="Times New Roman" w:cs="Times New Roman"/>
-                <w:color w:val="auto"/>
-                <w:sz w:val="24"/>
-                <w:lang w:val="en-US"/>
-              </w:rPr>
-              <w:t>1.</w:t>
+            </w:pPr>
+            <w:r>
+              <w:rPr>
+                <w:rFonts w:ascii="Times New Roman" w:hAnsi="Times New Roman"/>
+                <w:b w:val="0"/>
+                <w:sz w:val="24"/>
+              </w:rPr>
+              <w:t>1</w:t>
             </w:r>
           </w:p>
         </w:tc>
@@ -8877,58 +5954,6 @@
       </w:tr>
       <w:tr>
         <w:trPr>
-          <w:trHeight w:val="276"/>
-          <w:tblHeader/>
-        </w:trPr>
-        <w:tc>
-          <w:tcPr>
-            <w:tcW w:w="459" w:type="dxa"/>
-            <w:vMerge/>
-            <w:shd w:val="clear" w:color="auto" w:fill="auto"/>
-            <w:vAlign w:val="center"/>
-          </w:tcPr>
-          <w:p>
-            <w:pPr>
-              <w:keepNext/>
-              <w:tabs>
-                <w:tab w:val="left" w:pos="0"/>
-              </w:tabs>
-              <w:snapToGrid w:val="0"/>
-              <w:jc w:val="center"/>
-              <w:rPr>
-                <w:rFonts w:ascii="Times New Roman" w:hAnsi="Times New Roman" w:cs="Times New Roman"/>
-                <w:color w:val="auto"/>
-                <w:sz w:val="24"/>
-              </w:rPr>
-            </w:pPr>
-          </w:p>
-        </w:tc>
-        <w:tc>
-          <w:tcPr>
-            <w:tcW w:w="8930" w:type="dxa"/>
-            <w:vMerge/>
-            <w:shd w:val="clear" w:color="auto" w:fill="auto"/>
-            <w:vAlign w:val="center"/>
-          </w:tcPr>
-          <w:p>
-            <w:pPr>
-              <w:keepNext/>
-              <w:tabs>
-                <w:tab w:val="left" w:pos="0"/>
-              </w:tabs>
-              <w:snapToGrid w:val="0"/>
-              <w:jc w:val="center"/>
-              <w:rPr>
-                <w:rFonts w:ascii="Times New Roman" w:hAnsi="Times New Roman" w:cs="Times New Roman"/>
-                <w:color w:val="auto"/>
-                <w:sz w:val="24"/>
-              </w:rPr>
-            </w:pPr>
-          </w:p>
-        </w:tc>
-      </w:tr>
-      <w:tr>
-        <w:trPr>
           <w:trHeight w:val="556"/>
           <w:cantSplit/>
         </w:trPr>
@@ -8940,24 +5965,16 @@
           </w:tcPr>
           <w:p>
             <w:pPr>
-              <w:tabs>
-                <w:tab w:val="left" w:pos="0"/>
-              </w:tabs>
-              <w:snapToGrid w:val="0"/>
+              <w:spacing w:before="0" w:after="20" w:line="240" w:lineRule="auto"/>
               <w:jc w:val="center"/>
-              <w:rPr>
-                <w:rFonts w:ascii="Times New Roman" w:hAnsi="Times New Roman" w:cs="Times New Roman"/>
-                <w:color w:val="auto"/>
-                <w:sz w:val="24"/>
-              </w:rPr>
-            </w:pPr>
-            <w:r>
-              <w:rPr>
-                <w:rFonts w:ascii="Times New Roman" w:hAnsi="Times New Roman" w:cs="Times New Roman"/>
-                <w:color w:val="auto"/>
-                <w:sz w:val="24"/>
-              </w:rPr>
-              <w:t>1.</w:t>
+            </w:pPr>
+            <w:r>
+              <w:rPr>
+                <w:rFonts w:ascii="Times New Roman" w:hAnsi="Times New Roman"/>
+                <w:b w:val="0"/>
+                <w:sz w:val="24"/>
+              </w:rPr>
+              <w:t>1</w:t>
             </w:r>
           </w:p>
         </w:tc>
@@ -9217,70 +6234,11 @@
         <w:rPr>
           <w:rFonts w:ascii="Times New Roman" w:eastAsia="Times New Roman" w:hAnsi="Times New Roman" w:cs="Times New Roman"/>
           <w:bCs/>
-          <w:sz w:val="28"/>
-          <w:szCs w:val="28"/>
-        </w:rPr>
-        <w:t xml:space="preserve">3. Научная библиотека РГУ имени С. А. Есенина: сайт. – URL: </w:t>
-      </w:r>
-      <w:hyperlink r:id="rId13" w:history="1">
-        <w:r>
-          <w:rPr>
-            <w:rStyle w:val="ab"/>
-            <w:rFonts w:ascii="Times New Roman" w:eastAsia="Times New Roman" w:hAnsi="Times New Roman" w:cs="Times New Roman"/>
-            <w:bCs/>
-            <w:sz w:val="28"/>
-            <w:szCs w:val="28"/>
-          </w:rPr>
-          <w:t>https://library.rsu.edu.ru/</w:t>
-        </w:r>
-      </w:hyperlink>
-      <w:r>
-        <w:rPr>
-          <w:rFonts w:ascii="Times New Roman" w:eastAsia="Times New Roman" w:hAnsi="Times New Roman" w:cs="Times New Roman"/>
-          <w:bCs/>
-          <w:sz w:val="28"/>
-          <w:szCs w:val="28"/>
-          <w:u w:val="single"/>
-        </w:rPr>
-        <w:t xml:space="preserve"> </w:t>
-      </w:r>
-      <w:r>
-        <w:rPr>
-          <w:rFonts w:ascii="Times New Roman" w:eastAsia="Times New Roman" w:hAnsi="Times New Roman" w:cs="Times New Roman"/>
-          <w:bCs/>
-          <w:sz w:val="28"/>
-          <w:szCs w:val="28"/>
-        </w:rPr>
-        <w:t xml:space="preserve">(дата обращения: </w:t>
-      </w:r>
-      <w:bookmarkStart w:id="4" w:name="_Hlk171706115"/>
-      <w:r>
-        <w:rPr>
-          <w:rFonts w:ascii="Times New Roman" w:eastAsia="Times New Roman" w:hAnsi="Times New Roman" w:cs="Times New Roman"/>
-          <w:bCs/>
-          <w:sz w:val="28"/>
-          <w:szCs w:val="28"/>
-        </w:rPr>
-        <w:t>21.02.202</w:t>
-      </w:r>
-      <w:bookmarkEnd w:id="4"/>
-      <w:r>
-        <w:rPr>
-          <w:rFonts w:ascii="Times New Roman" w:eastAsia="Times New Roman" w:hAnsi="Times New Roman" w:cs="Times New Roman"/>
-          <w:bCs/>
-          <w:sz w:val="28"/>
-          <w:szCs w:val="28"/>
-        </w:rPr>
-        <w:t>5</w:t>
-      </w:r>
-      <w:r>
-        <w:rPr>
-          <w:rFonts w:ascii="Times New Roman" w:eastAsia="Times New Roman" w:hAnsi="Times New Roman" w:cs="Times New Roman"/>
-          <w:bCs/>
-          <w:sz w:val="28"/>
-          <w:szCs w:val="28"/>
-        </w:rPr>
-        <w:t xml:space="preserve">). – Режим доступа: свободный. – Текст: электронный. </w:t>
+          <w:color w:val="000000"/>
+          <w:sz w:val="28"/>
+          <w:szCs w:val="28"/>
+        </w:rPr>
+        <w:t xml:space="preserve">3. Научная библиотека РГУ имени С. А. Есенина: сайт. – URL: https://library.rsu-rzn.ru/marc/Default.asp (дата обращения: 21.02.2025). – Режим доступа: свободный. – Текст: электронный. </w:t>
       </w:r>
     </w:p>
     <w:p>
@@ -9567,87 +6525,11 @@
         <w:rPr>
           <w:rFonts w:ascii="Times New Roman" w:eastAsia="Times New Roman" w:hAnsi="Times New Roman" w:cs="Times New Roman"/>
           <w:bCs/>
-          <w:sz w:val="28"/>
-          <w:szCs w:val="28"/>
-        </w:rPr>
-        <w:t xml:space="preserve">6 ЮРАЙТ: образовательная  платформа : сайт. – Москва, 2013. – </w:t>
-      </w:r>
-      <w:r>
-        <w:rPr>
-          <w:rFonts w:ascii="Times New Roman" w:eastAsia="Times New Roman" w:hAnsi="Times New Roman" w:cs="Times New Roman"/>
-          <w:bCs/>
-          <w:sz w:val="28"/>
-          <w:szCs w:val="28"/>
-          <w:lang w:val="en-US"/>
-        </w:rPr>
-        <w:t>URL</w:t>
-      </w:r>
-      <w:r>
-        <w:rPr>
-          <w:rFonts w:ascii="Times New Roman" w:eastAsia="Times New Roman" w:hAnsi="Times New Roman" w:cs="Times New Roman"/>
-          <w:bCs/>
-          <w:sz w:val="28"/>
-          <w:szCs w:val="28"/>
-        </w:rPr>
-        <w:t xml:space="preserve">: </w:t>
-      </w:r>
-      <w:hyperlink r:id="rId16" w:history="1">
-        <w:r>
-          <w:rPr>
-            <w:rStyle w:val="ab"/>
-            <w:rFonts w:ascii="Times New Roman" w:eastAsia="Times New Roman" w:hAnsi="Times New Roman" w:cs="Times New Roman"/>
-            <w:bCs/>
-            <w:sz w:val="28"/>
-            <w:szCs w:val="28"/>
-          </w:rPr>
-          <w:t>https://www.biblio-online.ru</w:t>
-        </w:r>
-      </w:hyperlink>
-      <w:r>
-        <w:rPr>
-          <w:rFonts w:ascii="Times New Roman" w:eastAsia="Times New Roman" w:hAnsi="Times New Roman" w:cs="Times New Roman"/>
-          <w:bCs/>
-          <w:sz w:val="28"/>
-          <w:szCs w:val="28"/>
-          <w:u w:val="single"/>
-        </w:rPr>
-        <w:t xml:space="preserve"> </w:t>
-      </w:r>
-      <w:r>
-        <w:rPr>
-          <w:rFonts w:ascii="Times New Roman" w:eastAsia="Times New Roman" w:hAnsi="Times New Roman" w:cs="Times New Roman"/>
-          <w:bCs/>
-          <w:sz w:val="28"/>
-          <w:szCs w:val="28"/>
-        </w:rPr>
-        <w:t xml:space="preserve">(дата обращения: </w:t>
-      </w:r>
-      <w:r>
-        <w:rPr>
-          <w:rFonts w:ascii="Times New Roman" w:eastAsia="Times New Roman" w:hAnsi="Times New Roman" w:cs="Times New Roman"/>
-          <w:bCs/>
-          <w:sz w:val="28"/>
-          <w:szCs w:val="28"/>
-        </w:rPr>
-        <w:t>21.02.</w:t>
-      </w:r>
-      <w:r>
-        <w:rPr>
-          <w:rFonts w:ascii="Times New Roman" w:eastAsia="Times New Roman" w:hAnsi="Times New Roman" w:cs="Times New Roman"/>
-          <w:bCs/>
-          <w:sz w:val="28"/>
-          <w:szCs w:val="28"/>
-        </w:rPr>
-        <w:t>2025</w:t>
-      </w:r>
-      <w:r>
-        <w:rPr>
-          <w:rFonts w:ascii="Times New Roman" w:eastAsia="Times New Roman" w:hAnsi="Times New Roman" w:cs="Times New Roman"/>
-          <w:bCs/>
-          <w:sz w:val="28"/>
-          <w:szCs w:val="28"/>
-        </w:rPr>
-        <w:t xml:space="preserve">). – Режим доступа: для зарегистрированных пользователей. – Текст : электронный. </w:t>
+          <w:color w:val="000000"/>
+          <w:sz w:val="28"/>
+          <w:szCs w:val="28"/>
+        </w:rPr>
+        <w:t xml:space="preserve">6 ЮРАЙТ: образовательная  платформа : сайт. – Москва, 2013. – URL: https://urait.ru/ (дата обращения: 21.02.2025). – Режим доступа: для зарегистрированных пользователей. – Текст : электронный. </w:t>
       </w:r>
     </w:p>
     <w:p>
@@ -11672,6 +8554,51 @@
         <w:gridCol w:w="4394"/>
       </w:tblGrid>
       <w:tr>
+        <w:trPr>
+          <w:tblHeader/>
+        </w:trPr>
+        <w:tc>
+          <w:tcPr>
+            <w:tcW w:type="dxa" w:w="4957"/>
+            <w:vAlign w:val="center"/>
+          </w:tcPr>
+          <w:p>
+            <w:pPr>
+              <w:spacing w:before="0" w:after="20" w:line="240" w:lineRule="auto"/>
+              <w:jc w:val="center"/>
+            </w:pPr>
+            <w:r>
+              <w:rPr>
+                <w:rFonts w:ascii="Times New Roman" w:hAnsi="Times New Roman"/>
+                <w:b/>
+                <w:sz w:val="24"/>
+              </w:rPr>
+              <w:t>Название ПО</w:t>
+            </w:r>
+          </w:p>
+        </w:tc>
+        <w:tc>
+          <w:tcPr>
+            <w:tcW w:type="dxa" w:w="4394"/>
+            <w:vAlign w:val="center"/>
+          </w:tcPr>
+          <w:p>
+            <w:pPr>
+              <w:spacing w:before="0" w:after="20" w:line="240" w:lineRule="auto"/>
+              <w:jc w:val="center"/>
+            </w:pPr>
+            <w:r>
+              <w:rPr>
+                <w:rFonts w:ascii="Times New Roman" w:hAnsi="Times New Roman"/>
+                <w:b/>
+                <w:sz w:val="24"/>
+              </w:rPr>
+              <w:t>Основание</w:t>
+            </w:r>
+          </w:p>
+        </w:tc>
+      </w:tr>
+      <w:tr>
         <w:tc>
           <w:tcPr>
             <w:tcW w:w="4957" w:type="dxa"/>
@@ -12384,7 +9311,7 @@
       <w:headerReference w:type="default" r:id="rId25"/>
       <w:footerReference w:type="default" r:id="rId26"/>
       <w:pgSz w:w="11906" w:h="16838"/>
-      <w:pgMar w:top="1134" w:right="851" w:bottom="1134" w:left="1701" w:header="720" w:footer="720" w:gutter="0"/>
+      <w:pgMar w:top="1134" w:right="851" w:bottom="1134" w:left="1701" w:header="709" w:footer="709" w:gutter="0"/>
       <w:cols w:space="720"/>
     </w:sectPr>
   </w:body>

--- a/МатМодиИИ/rpd__doc_docx/Б1.В.01.07_Машинное обучение.docx
+++ b/МатМодиИИ/rpd__doc_docx/Б1.В.01.07_Машинное обучение.docx
@@ -3508,6 +3508,7 @@
           <w:tcPr>
             <w:tcW w:type="dxa" w:w="454"/>
             <w:vAlign w:val="center"/>
+            <w:vMerge w:val="restart"/>
           </w:tcPr>
           <w:p>
             <w:pPr>
@@ -3528,6 +3529,7 @@
           <w:tcPr>
             <w:tcW w:type="dxa" w:w="1814"/>
             <w:vAlign w:val="center"/>
+            <w:vMerge w:val="restart"/>
           </w:tcPr>
           <w:p>
             <w:pPr>
@@ -3630,6 +3632,22 @@
           <w:tcPr>
             <w:tcW w:type="dxa" w:w="454"/>
             <w:vAlign w:val="center"/>
+            <w:vMerge w:val="continue"/>
+          </w:tcPr>
+          <w:p/>
+        </w:tc>
+        <w:tc>
+          <w:tcPr>
+            <w:tcW w:type="dxa" w:w="1814"/>
+            <w:vAlign w:val="center"/>
+            <w:vMerge w:val="continue"/>
+          </w:tcPr>
+          <w:p/>
+        </w:tc>
+        <w:tc>
+          <w:tcPr>
+            <w:tcW w:type="dxa" w:w="1361"/>
+            <w:vAlign w:val="center"/>
           </w:tcPr>
           <w:p>
             <w:pPr>
@@ -3642,7 +3660,90 @@
                 <w:b w:val="0"/>
                 <w:sz w:val="24"/>
               </w:rPr>
-              <w:t>2.1</w:t>
+              <w:t>КП</w:t>
+            </w:r>
+          </w:p>
+        </w:tc>
+        <w:tc>
+          <w:tcPr>
+            <w:tcW w:type="dxa" w:w="737"/>
+            <w:vAlign w:val="center"/>
+          </w:tcPr>
+          <w:p>
+            <w:pPr>
+              <w:spacing w:before="0" w:after="20" w:line="240" w:lineRule="auto"/>
+              <w:jc w:val="center"/>
+            </w:pPr>
+            <w:r>
+              <w:rPr>
+                <w:rFonts w:ascii="Times New Roman" w:hAnsi="Times New Roman"/>
+                <w:b w:val="0"/>
+                <w:sz w:val="24"/>
+              </w:rPr>
+              <w:t>КП</w:t>
+            </w:r>
+          </w:p>
+        </w:tc>
+        <w:tc>
+          <w:tcPr>
+            <w:tcW w:type="dxa" w:w="1587"/>
+            <w:vAlign w:val="center"/>
+          </w:tcPr>
+          <w:p>
+            <w:pPr>
+              <w:spacing w:before="0" w:after="20" w:line="240" w:lineRule="auto"/>
+              <w:jc w:val="center"/>
+            </w:pPr>
+            <w:r>
+              <w:rPr>
+                <w:rFonts w:ascii="Times New Roman" w:hAnsi="Times New Roman"/>
+                <w:b w:val="0"/>
+                <w:sz w:val="24"/>
+              </w:rPr>
+              <w:t>—</w:t>
+            </w:r>
+          </w:p>
+        </w:tc>
+        <w:tc>
+          <w:tcPr>
+            <w:tcW w:type="dxa" w:w="3402"/>
+            <w:vAlign w:val="center"/>
+          </w:tcPr>
+          <w:p>
+            <w:pPr>
+              <w:spacing w:before="0" w:after="20" w:line="240" w:lineRule="auto"/>
+              <w:jc w:val="center"/>
+            </w:pPr>
+            <w:r>
+              <w:rPr>
+                <w:rFonts w:ascii="Times New Roman" w:hAnsi="Times New Roman"/>
+                <w:b w:val="0"/>
+                <w:sz w:val="24"/>
+              </w:rPr>
+              <w:t>КП</w:t>
+            </w:r>
+          </w:p>
+        </w:tc>
+      </w:tr>
+      <w:tr>
+        <w:tc>
+          <w:tcPr>
+            <w:tcW w:type="dxa" w:w="454"/>
+            <w:vAlign w:val="center"/>
+            <w:vMerge w:val="restart"/>
+          </w:tcPr>
+          <w:p>
+            <w:pPr>
+              <w:spacing w:before="0" w:after="20" w:line="240" w:lineRule="auto"/>
+              <w:jc w:val="center"/>
+            </w:pPr>
+            <w:r>
+              <w:rPr>
+                <w:rFonts w:ascii="Times New Roman" w:hAnsi="Times New Roman"/>
+                <w:b w:val="0"/>
+                <w:sz w:val="24"/>
+              </w:rPr>
+              <w:t>3</w:t>
             </w:r>
           </w:p>
         </w:tc>
@@ -3650,6 +3751,7 @@
           <w:tcPr>
             <w:tcW w:type="dxa" w:w="1814"/>
             <w:vAlign w:val="center"/>
+            <w:vMerge w:val="restart"/>
           </w:tcPr>
           <w:p>
             <w:pPr>
@@ -3662,7 +3764,7 @@
                 <w:b w:val="0"/>
                 <w:sz w:val="24"/>
               </w:rPr>
-              <w:t>Курсовая работа/проект (при наличии)</w:t>
+              <w:t>Промежуточная аттестация</w:t>
             </w:r>
           </w:p>
         </w:tc>
@@ -3682,7 +3784,7 @@
                 <w:b w:val="0"/>
                 <w:sz w:val="24"/>
               </w:rPr>
-              <w:t>КП</w:t>
+              <w:t>зачёт (З)</w:t>
             </w:r>
           </w:p>
         </w:tc>
@@ -3702,7 +3804,7 @@
                 <w:b w:val="0"/>
                 <w:sz w:val="24"/>
               </w:rPr>
-              <w:t>КП</w:t>
+              <w:t>—</w:t>
             </w:r>
           </w:p>
         </w:tc>
@@ -3742,7 +3844,7 @@
                 <w:b w:val="0"/>
                 <w:sz w:val="24"/>
               </w:rPr>
-              <w:t>КП</w:t>
+              <w:t>—</w:t>
             </w:r>
           </w:p>
         </w:tc>
@@ -3752,6 +3854,22 @@
           <w:tcPr>
             <w:tcW w:type="dxa" w:w="454"/>
             <w:vAlign w:val="center"/>
+            <w:vMerge w:val="continue"/>
+          </w:tcPr>
+          <w:p/>
+        </w:tc>
+        <w:tc>
+          <w:tcPr>
+            <w:tcW w:type="dxa" w:w="1814"/>
+            <w:vAlign w:val="center"/>
+            <w:vMerge w:val="continue"/>
+          </w:tcPr>
+          <w:p/>
+        </w:tc>
+        <w:tc>
+          <w:tcPr>
+            <w:tcW w:type="dxa" w:w="1361"/>
+            <w:vAlign w:val="center"/>
           </w:tcPr>
           <w:p>
             <w:pPr>
@@ -3764,273 +3882,87 @@
                 <w:b w:val="0"/>
                 <w:sz w:val="24"/>
               </w:rPr>
-              <w:t>3</w:t>
-            </w:r>
-          </w:p>
+              <w:t>зачёт с оценкой (ЗаО)</w:t>
+            </w:r>
+          </w:p>
+        </w:tc>
+        <w:tc>
+          <w:tcPr>
+            <w:tcW w:type="dxa" w:w="737"/>
+            <w:vAlign w:val="center"/>
+          </w:tcPr>
+          <w:p>
+            <w:pPr>
+              <w:spacing w:before="0" w:after="20" w:line="240" w:lineRule="auto"/>
+              <w:jc w:val="center"/>
+            </w:pPr>
+            <w:r>
+              <w:rPr>
+                <w:rFonts w:ascii="Times New Roman" w:hAnsi="Times New Roman"/>
+                <w:b w:val="0"/>
+                <w:sz w:val="24"/>
+              </w:rPr>
+              <w:t>—</w:t>
+            </w:r>
+          </w:p>
+        </w:tc>
+        <w:tc>
+          <w:tcPr>
+            <w:tcW w:type="dxa" w:w="1587"/>
+            <w:vAlign w:val="center"/>
+          </w:tcPr>
+          <w:p>
+            <w:pPr>
+              <w:spacing w:before="0" w:after="20" w:line="240" w:lineRule="auto"/>
+              <w:jc w:val="center"/>
+            </w:pPr>
+            <w:r>
+              <w:rPr>
+                <w:rFonts w:ascii="Times New Roman" w:hAnsi="Times New Roman"/>
+                <w:b w:val="0"/>
+                <w:sz w:val="24"/>
+              </w:rPr>
+              <w:t>—</w:t>
+            </w:r>
+          </w:p>
+        </w:tc>
+        <w:tc>
+          <w:tcPr>
+            <w:tcW w:type="dxa" w:w="3402"/>
+            <w:vAlign w:val="center"/>
+          </w:tcPr>
+          <w:p>
+            <w:pPr>
+              <w:spacing w:before="0" w:after="20" w:line="240" w:lineRule="auto"/>
+              <w:jc w:val="center"/>
+            </w:pPr>
+            <w:r>
+              <w:rPr>
+                <w:rFonts w:ascii="Times New Roman" w:hAnsi="Times New Roman"/>
+                <w:b w:val="0"/>
+                <w:sz w:val="24"/>
+              </w:rPr>
+              <w:t>—</w:t>
+            </w:r>
+          </w:p>
+        </w:tc>
+      </w:tr>
+      <w:tr>
+        <w:tc>
+          <w:tcPr>
+            <w:tcW w:type="dxa" w:w="454"/>
+            <w:vAlign w:val="center"/>
+            <w:vMerge w:val="continue"/>
+          </w:tcPr>
+          <w:p/>
         </w:tc>
         <w:tc>
           <w:tcPr>
             <w:tcW w:type="dxa" w:w="1814"/>
             <w:vAlign w:val="center"/>
-          </w:tcPr>
-          <w:p>
-            <w:pPr>
-              <w:spacing w:before="0" w:after="20" w:line="240" w:lineRule="auto"/>
-              <w:jc w:val="left"/>
-            </w:pPr>
-            <w:r>
-              <w:rPr>
-                <w:rFonts w:ascii="Times New Roman" w:hAnsi="Times New Roman"/>
-                <w:b w:val="0"/>
-                <w:sz w:val="24"/>
-              </w:rPr>
-              <w:t>Промежуточная аттестация</w:t>
-            </w:r>
-          </w:p>
-        </w:tc>
-        <w:tc>
-          <w:tcPr>
-            <w:tcW w:type="dxa" w:w="1361"/>
-            <w:vAlign w:val="center"/>
-          </w:tcPr>
-          <w:p>
-            <w:pPr>
-              <w:spacing w:before="0" w:after="20" w:line="240" w:lineRule="auto"/>
-              <w:jc w:val="center"/>
-            </w:pPr>
-            <w:r>
-              <w:rPr>
-                <w:rFonts w:ascii="Times New Roman" w:hAnsi="Times New Roman"/>
-                <w:b w:val="0"/>
-                <w:sz w:val="24"/>
-              </w:rPr>
-              <w:t>зачёт (З)</w:t>
-            </w:r>
-          </w:p>
-        </w:tc>
-        <w:tc>
-          <w:tcPr>
-            <w:tcW w:type="dxa" w:w="737"/>
-            <w:vAlign w:val="center"/>
-          </w:tcPr>
-          <w:p>
-            <w:pPr>
-              <w:spacing w:before="0" w:after="20" w:line="240" w:lineRule="auto"/>
-              <w:jc w:val="center"/>
-            </w:pPr>
-            <w:r>
-              <w:rPr>
-                <w:rFonts w:ascii="Times New Roman" w:hAnsi="Times New Roman"/>
-                <w:b w:val="0"/>
-                <w:sz w:val="24"/>
-              </w:rPr>
-              <w:t>—</w:t>
-            </w:r>
-          </w:p>
-        </w:tc>
-        <w:tc>
-          <w:tcPr>
-            <w:tcW w:type="dxa" w:w="1587"/>
-            <w:vAlign w:val="center"/>
-          </w:tcPr>
-          <w:p>
-            <w:pPr>
-              <w:spacing w:before="0" w:after="20" w:line="240" w:lineRule="auto"/>
-              <w:jc w:val="center"/>
-            </w:pPr>
-            <w:r>
-              <w:rPr>
-                <w:rFonts w:ascii="Times New Roman" w:hAnsi="Times New Roman"/>
-                <w:b w:val="0"/>
-                <w:sz w:val="24"/>
-              </w:rPr>
-              <w:t>—</w:t>
-            </w:r>
-          </w:p>
-        </w:tc>
-        <w:tc>
-          <w:tcPr>
-            <w:tcW w:type="dxa" w:w="3402"/>
-            <w:vAlign w:val="center"/>
-          </w:tcPr>
-          <w:p>
-            <w:pPr>
-              <w:spacing w:before="0" w:after="20" w:line="240" w:lineRule="auto"/>
-              <w:jc w:val="center"/>
-            </w:pPr>
-            <w:r>
-              <w:rPr>
-                <w:rFonts w:ascii="Times New Roman" w:hAnsi="Times New Roman"/>
-                <w:b w:val="0"/>
-                <w:sz w:val="24"/>
-              </w:rPr>
-              <w:t>—</w:t>
-            </w:r>
-          </w:p>
-        </w:tc>
-      </w:tr>
-      <w:tr>
-        <w:tc>
-          <w:tcPr>
-            <w:tcW w:type="dxa" w:w="454"/>
-            <w:vAlign w:val="center"/>
-          </w:tcPr>
-          <w:p>
-            <w:pPr>
-              <w:spacing w:before="0" w:after="20" w:line="240" w:lineRule="auto"/>
-              <w:jc w:val="center"/>
-            </w:pPr>
-            <w:r>
-              <w:rPr>
-                <w:rFonts w:ascii="Times New Roman" w:hAnsi="Times New Roman"/>
-                <w:b w:val="0"/>
-                <w:sz w:val="24"/>
-              </w:rPr>
-              <w:t>3</w:t>
-            </w:r>
-          </w:p>
-        </w:tc>
-        <w:tc>
-          <w:tcPr>
-            <w:tcW w:type="dxa" w:w="1814"/>
-            <w:vAlign w:val="center"/>
-          </w:tcPr>
-          <w:p>
-            <w:pPr>
-              <w:spacing w:before="0" w:after="20" w:line="240" w:lineRule="auto"/>
-              <w:jc w:val="left"/>
-            </w:pPr>
-            <w:r>
-              <w:rPr>
-                <w:rFonts w:ascii="Times New Roman" w:hAnsi="Times New Roman"/>
-                <w:b w:val="0"/>
-                <w:sz w:val="24"/>
-              </w:rPr>
-              <w:t>Промежуточная аттестация</w:t>
-            </w:r>
-          </w:p>
-        </w:tc>
-        <w:tc>
-          <w:tcPr>
-            <w:tcW w:type="dxa" w:w="1361"/>
-            <w:vAlign w:val="center"/>
-          </w:tcPr>
-          <w:p>
-            <w:pPr>
-              <w:spacing w:before="0" w:after="20" w:line="240" w:lineRule="auto"/>
-              <w:jc w:val="center"/>
-            </w:pPr>
-            <w:r>
-              <w:rPr>
-                <w:rFonts w:ascii="Times New Roman" w:hAnsi="Times New Roman"/>
-                <w:b w:val="0"/>
-                <w:sz w:val="24"/>
-              </w:rPr>
-              <w:t>зачёт с оценкой (ЗаО)</w:t>
-            </w:r>
-          </w:p>
-        </w:tc>
-        <w:tc>
-          <w:tcPr>
-            <w:tcW w:type="dxa" w:w="737"/>
-            <w:vAlign w:val="center"/>
-          </w:tcPr>
-          <w:p>
-            <w:pPr>
-              <w:spacing w:before="0" w:after="20" w:line="240" w:lineRule="auto"/>
-              <w:jc w:val="center"/>
-            </w:pPr>
-            <w:r>
-              <w:rPr>
-                <w:rFonts w:ascii="Times New Roman" w:hAnsi="Times New Roman"/>
-                <w:b w:val="0"/>
-                <w:sz w:val="24"/>
-              </w:rPr>
-              <w:t>—</w:t>
-            </w:r>
-          </w:p>
-        </w:tc>
-        <w:tc>
-          <w:tcPr>
-            <w:tcW w:type="dxa" w:w="1587"/>
-            <w:vAlign w:val="center"/>
-          </w:tcPr>
-          <w:p>
-            <w:pPr>
-              <w:spacing w:before="0" w:after="20" w:line="240" w:lineRule="auto"/>
-              <w:jc w:val="center"/>
-            </w:pPr>
-            <w:r>
-              <w:rPr>
-                <w:rFonts w:ascii="Times New Roman" w:hAnsi="Times New Roman"/>
-                <w:b w:val="0"/>
-                <w:sz w:val="24"/>
-              </w:rPr>
-              <w:t>—</w:t>
-            </w:r>
-          </w:p>
-        </w:tc>
-        <w:tc>
-          <w:tcPr>
-            <w:tcW w:type="dxa" w:w="3402"/>
-            <w:vAlign w:val="center"/>
-          </w:tcPr>
-          <w:p>
-            <w:pPr>
-              <w:spacing w:before="0" w:after="20" w:line="240" w:lineRule="auto"/>
-              <w:jc w:val="center"/>
-            </w:pPr>
-            <w:r>
-              <w:rPr>
-                <w:rFonts w:ascii="Times New Roman" w:hAnsi="Times New Roman"/>
-                <w:b w:val="0"/>
-                <w:sz w:val="24"/>
-              </w:rPr>
-              <w:t>—</w:t>
-            </w:r>
-          </w:p>
-        </w:tc>
-      </w:tr>
-      <w:tr>
-        <w:tc>
-          <w:tcPr>
-            <w:tcW w:type="dxa" w:w="454"/>
-            <w:vAlign w:val="center"/>
-          </w:tcPr>
-          <w:p>
-            <w:pPr>
-              <w:spacing w:before="0" w:after="20" w:line="240" w:lineRule="auto"/>
-              <w:jc w:val="center"/>
-            </w:pPr>
-            <w:r>
-              <w:rPr>
-                <w:rFonts w:ascii="Times New Roman" w:hAnsi="Times New Roman"/>
-                <w:b w:val="0"/>
-                <w:sz w:val="24"/>
-              </w:rPr>
-              <w:t>3</w:t>
-            </w:r>
-          </w:p>
-        </w:tc>
-        <w:tc>
-          <w:tcPr>
-            <w:tcW w:type="dxa" w:w="1814"/>
-            <w:vAlign w:val="center"/>
-          </w:tcPr>
-          <w:p>
-            <w:pPr>
-              <w:spacing w:before="0" w:after="20" w:line="240" w:lineRule="auto"/>
-              <w:jc w:val="left"/>
-            </w:pPr>
-            <w:r>
-              <w:rPr>
-                <w:rFonts w:ascii="Times New Roman" w:hAnsi="Times New Roman"/>
-                <w:b w:val="0"/>
-                <w:sz w:val="24"/>
-              </w:rPr>
-              <w:t>Промежуточная аттестация</w:t>
-            </w:r>
-          </w:p>
+            <w:vMerge w:val="continue"/>
+          </w:tcPr>
+          <w:p/>
         </w:tc>
         <w:tc>
           <w:tcPr>

--- a/МатМодиИИ/rpd__doc_docx/Б1.В.01.07_Машинное обучение.docx
+++ b/МатМодиИИ/rpd__doc_docx/Б1.В.01.07_Машинное обучение.docx
@@ -5988,665 +5988,219 @@
       <w:bookmarkStart w:id="3" w:name="_Hlk102382579"/>
       <w:r>
         <w:rPr>
+          <w:rFonts w:ascii="Times New Roman" w:hAnsi="Times New Roman"/>
+          <w:sz w:val="24"/>
+          <w:color w:val="000000"/>
+        </w:rPr>
+        <w:t xml:space="preserve">1. BOOK.ru : электронная библиотека : сайт. – URL: </w:t>
+      </w:r>
+      <w:hyperlink r:id="rIdResource1">
+        <w:r>
+          <w:rPr>
+            <w:rFonts w:ascii="Times New Roman" w:hAnsi="Times New Roman"/>
+            <w:sz w:val="24"/>
+            <w:color w:val="000000"/>
+          </w:rPr>
+          <w:t xml:space="preserve">https://book.ru/</w:t>
+        </w:r>
+      </w:hyperlink>
+      <w:r>
+        <w:rPr>
+          <w:rFonts w:ascii="Times New Roman" w:hAnsi="Times New Roman"/>
+          <w:sz w:val="24"/>
+          <w:color w:val="000000"/>
+        </w:rPr>
+        <w:t xml:space="preserve"> (дата обращения: 01.10.2026). – Режим доступа: для зарегистрированных пользователей. – Текст электронный. </w:t>
+      </w:r>
+    </w:p>
+    <w:p>
+      <w:pPr>
+        <w:ind w:firstLine="357"/>
+        <w:jc w:val="both"/>
+        <w:rPr>
           <w:rFonts w:ascii="Times New Roman" w:eastAsia="Times New Roman" w:hAnsi="Times New Roman" w:cs="Times New Roman"/>
           <w:bCs/>
           <w:sz w:val="28"/>
           <w:szCs w:val="28"/>
         </w:rPr>
-        <w:t xml:space="preserve">1. BOOK.ru : электронная библиотека : сайт. – </w:t>
-      </w:r>
-      <w:r>
+      </w:pPr>
+      <w:r>
+        <w:rPr>
+          <w:rFonts w:ascii="Times New Roman" w:hAnsi="Times New Roman"/>
+          <w:sz w:val="24"/>
+          <w:color w:val="000000"/>
+        </w:rPr>
+        <w:t xml:space="preserve">2. Научная библиотека РГУ имени С. А. Есенина: сайт. – URL: </w:t>
+      </w:r>
+      <w:hyperlink r:id="rIdResource2">
+        <w:r>
+          <w:rPr>
+            <w:rFonts w:ascii="Times New Roman" w:hAnsi="Times New Roman"/>
+            <w:sz w:val="24"/>
+            <w:color w:val="000000"/>
+          </w:rPr>
+          <w:t xml:space="preserve">https://library.rsu-rzn.ru/</w:t>
+        </w:r>
+      </w:hyperlink>
+      <w:r>
+        <w:rPr>
+          <w:rFonts w:ascii="Times New Roman" w:hAnsi="Times New Roman"/>
+          <w:sz w:val="24"/>
+          <w:color w:val="000000"/>
+        </w:rPr>
+        <w:t xml:space="preserve"> (дата обращения: 27.10.2026). – Режим доступа: свободный. – Текст: электронный. </w:t>
+      </w:r>
+    </w:p>
+    <w:p>
+      <w:pPr>
+        <w:ind w:firstLine="357"/>
+        <w:jc w:val="both"/>
         <w:rPr>
           <w:rFonts w:ascii="Times New Roman" w:eastAsia="Times New Roman" w:hAnsi="Times New Roman" w:cs="Times New Roman"/>
           <w:bCs/>
           <w:sz w:val="28"/>
           <w:szCs w:val="28"/>
-          <w:lang w:val="en-US"/>
-        </w:rPr>
-        <w:t>URL</w:t>
-      </w:r>
-      <w:r>
+        </w:rPr>
+      </w:pPr>
+      <w:r>
+        <w:rPr>
+          <w:rFonts w:ascii="Times New Roman" w:hAnsi="Times New Roman"/>
+          <w:sz w:val="24"/>
+          <w:color w:val="000000"/>
+        </w:rPr>
+        <w:t xml:space="preserve">3. ИВИС (EastView) : универсальная база электронных периодических изданий : сайт. – URL: </w:t>
+      </w:r>
+      <w:hyperlink r:id="rIdResource3">
+        <w:r>
+          <w:rPr>
+            <w:rFonts w:ascii="Times New Roman" w:hAnsi="Times New Roman"/>
+            <w:sz w:val="24"/>
+            <w:color w:val="000000"/>
+          </w:rPr>
+          <w:t xml:space="preserve">https://eivis.ru/</w:t>
+        </w:r>
+      </w:hyperlink>
+      <w:r>
+        <w:rPr>
+          <w:rFonts w:ascii="Times New Roman" w:hAnsi="Times New Roman"/>
+          <w:sz w:val="24"/>
+          <w:color w:val="000000"/>
+        </w:rPr>
+        <w:t xml:space="preserve"> (дата обращения: 27.10.2026). – Режим доступа: по подписке университета; в сети университета и удалённо после авторизации. – Текст: электронный.</w:t>
+      </w:r>
+    </w:p>
+    <w:p>
+      <w:pPr>
+        <w:ind w:firstLine="357"/>
+        <w:jc w:val="both"/>
         <w:rPr>
           <w:rFonts w:ascii="Times New Roman" w:eastAsia="Times New Roman" w:hAnsi="Times New Roman" w:cs="Times New Roman"/>
           <w:bCs/>
           <w:sz w:val="28"/>
           <w:szCs w:val="28"/>
         </w:rPr>
-        <w:t xml:space="preserve">: </w:t>
-      </w:r>
-      <w:hyperlink r:id="rId11" w:history="1">
+      </w:pPr>
+      <w:r>
+        <w:rPr>
+          <w:rFonts w:ascii="Times New Roman" w:hAnsi="Times New Roman"/>
+          <w:sz w:val="24"/>
+          <w:color w:val="000000"/>
+        </w:rPr>
+        <w:t xml:space="preserve">4. Университетская библиотека ONLINE: электронная библиотека. – URL: </w:t>
+      </w:r>
+      <w:hyperlink r:id="rId15">
         <w:r>
           <w:rPr>
-            <w:rStyle w:val="ab"/>
-            <w:rFonts w:ascii="Times New Roman" w:eastAsia="Times New Roman" w:hAnsi="Times New Roman" w:cs="Times New Roman"/>
-            <w:bCs/>
-            <w:sz w:val="28"/>
-            <w:szCs w:val="28"/>
+            <w:rFonts w:ascii="Times New Roman" w:hAnsi="Times New Roman"/>
+            <w:sz w:val="24"/>
+            <w:color w:val="000000"/>
           </w:rPr>
-          <w:t>http://www.book.ru</w:t>
+          <w:t xml:space="preserve">http://biblioclub.ru/index.php?page=main_ub_red</w:t>
         </w:r>
       </w:hyperlink>
       <w:r>
         <w:rPr>
+          <w:rFonts w:ascii="Times New Roman" w:hAnsi="Times New Roman"/>
+          <w:sz w:val="24"/>
+          <w:color w:val="000000"/>
+        </w:rPr>
+        <w:t xml:space="preserve"> (дата обращения: 21.02.2025). – Москва, 2006. – Режим доступа: для зарегистрированных пользователей. – Текст : электронный. </w:t>
+      </w:r>
+    </w:p>
+    <w:p>
+      <w:pPr>
+        <w:ind w:firstLine="357"/>
+        <w:jc w:val="both"/>
+        <w:rPr>
           <w:rFonts w:ascii="Times New Roman" w:eastAsia="Times New Roman" w:hAnsi="Times New Roman" w:cs="Times New Roman"/>
           <w:bCs/>
           <w:sz w:val="28"/>
           <w:szCs w:val="28"/>
         </w:rPr>
-        <w:t xml:space="preserve"> (дата обращения: </w:t>
-      </w:r>
-      <w:r>
+      </w:pPr>
+      <w:r>
+        <w:rPr>
+          <w:rFonts w:ascii="Times New Roman" w:hAnsi="Times New Roman"/>
+          <w:sz w:val="24"/>
+          <w:color w:val="000000"/>
+        </w:rPr>
+        <w:t xml:space="preserve">5. ЮРАЙТ: образовательная  платформа : сайт. – Москва, 2013. – URL: </w:t>
+      </w:r>
+      <w:hyperlink r:id="rIdResource4">
+        <w:r>
+          <w:rPr>
+            <w:rFonts w:ascii="Times New Roman" w:hAnsi="Times New Roman"/>
+            <w:sz w:val="24"/>
+            <w:color w:val="000000"/>
+          </w:rPr>
+          <w:t xml:space="preserve">https://urait.ru/</w:t>
+        </w:r>
+      </w:hyperlink>
+      <w:r>
+        <w:rPr>
+          <w:rFonts w:ascii="Times New Roman" w:hAnsi="Times New Roman"/>
+          <w:sz w:val="24"/>
+          <w:color w:val="000000"/>
+        </w:rPr>
+        <w:t xml:space="preserve"> (дата обращения: 21.02.2025). – Режим доступа: для зарегистрированных пользователей. – Текст : электронный. </w:t>
+      </w:r>
+    </w:p>
+    <w:p>
+      <w:pPr>
+        <w:ind w:firstLine="357"/>
+        <w:jc w:val="both"/>
         <w:rPr>
           <w:rFonts w:ascii="Times New Roman" w:eastAsia="Times New Roman" w:hAnsi="Times New Roman" w:cs="Times New Roman"/>
           <w:bCs/>
           <w:sz w:val="28"/>
           <w:szCs w:val="28"/>
         </w:rPr>
-        <w:t>21.02.202</w:t>
-      </w:r>
-      <w:r>
-        <w:rPr>
-          <w:rFonts w:ascii="Times New Roman" w:eastAsia="Times New Roman" w:hAnsi="Times New Roman" w:cs="Times New Roman"/>
-          <w:bCs/>
-          <w:sz w:val="28"/>
-          <w:szCs w:val="28"/>
-        </w:rPr>
-        <w:t>5</w:t>
-      </w:r>
-      <w:r>
-        <w:rPr>
-          <w:rFonts w:ascii="Times New Roman" w:eastAsia="Times New Roman" w:hAnsi="Times New Roman" w:cs="Times New Roman"/>
-          <w:bCs/>
-          <w:sz w:val="28"/>
-          <w:szCs w:val="28"/>
-        </w:rPr>
-        <w:t xml:space="preserve">). – Режим доступа: для зарегистрированных пользователей. – Текст электронный. </w:t>
-      </w:r>
-    </w:p>
-    <w:p>
-      <w:pPr>
-        <w:ind w:firstLine="357"/>
-        <w:jc w:val="both"/>
-        <w:rPr>
-          <w:rFonts w:ascii="Times New Roman" w:eastAsia="Times New Roman" w:hAnsi="Times New Roman" w:cs="Times New Roman"/>
-          <w:bCs/>
-          <w:sz w:val="28"/>
-          <w:szCs w:val="28"/>
-        </w:rPr>
-      </w:pPr>
-      <w:r>
-        <w:rPr>
-          <w:rFonts w:ascii="Times New Roman" w:eastAsia="Times New Roman" w:hAnsi="Times New Roman" w:cs="Times New Roman"/>
-          <w:bCs/>
-          <w:sz w:val="28"/>
-          <w:szCs w:val="28"/>
-        </w:rPr>
-        <w:t xml:space="preserve">2. Znanium.com : электронная библиотека : сайт.  – </w:t>
-      </w:r>
-      <w:r>
-        <w:rPr>
-          <w:rFonts w:ascii="Times New Roman" w:eastAsia="Times New Roman" w:hAnsi="Times New Roman" w:cs="Times New Roman"/>
-          <w:bCs/>
-          <w:sz w:val="28"/>
-          <w:szCs w:val="28"/>
-          <w:lang w:val="en-US"/>
-        </w:rPr>
-        <w:t>URL</w:t>
-      </w:r>
-      <w:r>
-        <w:rPr>
-          <w:rFonts w:ascii="Times New Roman" w:eastAsia="Times New Roman" w:hAnsi="Times New Roman" w:cs="Times New Roman"/>
-          <w:bCs/>
-          <w:sz w:val="28"/>
-          <w:szCs w:val="28"/>
-        </w:rPr>
-        <w:t xml:space="preserve">: </w:t>
-      </w:r>
-      <w:hyperlink r:id="rId12" w:history="1">
+      </w:pPr>
+      <w:r>
+        <w:rPr>
+          <w:rFonts w:ascii="Times New Roman" w:hAnsi="Times New Roman"/>
+          <w:sz w:val="24"/>
+          <w:color w:val="000000"/>
+        </w:rPr>
+        <w:t xml:space="preserve">6. Лань: электронная библиотека: сайт. – URL: </w:t>
+      </w:r>
+      <w:hyperlink r:id="rId17">
         <w:r>
           <w:rPr>
-            <w:rStyle w:val="ab"/>
-            <w:rFonts w:ascii="Times New Roman" w:eastAsia="Times New Roman" w:hAnsi="Times New Roman" w:cs="Times New Roman"/>
-            <w:bCs/>
-            <w:sz w:val="28"/>
-            <w:szCs w:val="28"/>
+            <w:rFonts w:ascii="Times New Roman" w:hAnsi="Times New Roman"/>
+            <w:sz w:val="24"/>
+            <w:color w:val="000000"/>
           </w:rPr>
-          <w:t>http://znanium.com</w:t>
+          <w:t xml:space="preserve">https://e.lanbook.com/</w:t>
         </w:r>
       </w:hyperlink>
       <w:r>
         <w:rPr>
-          <w:rFonts w:ascii="Times New Roman" w:eastAsia="Times New Roman" w:hAnsi="Times New Roman" w:cs="Times New Roman"/>
-          <w:bCs/>
-          <w:sz w:val="28"/>
-          <w:szCs w:val="28"/>
-        </w:rPr>
-        <w:t xml:space="preserve"> (дата обращения: </w:t>
-      </w:r>
-      <w:r>
-        <w:rPr>
-          <w:rFonts w:ascii="Times New Roman" w:eastAsia="Times New Roman" w:hAnsi="Times New Roman" w:cs="Times New Roman"/>
-          <w:bCs/>
-          <w:sz w:val="28"/>
-          <w:szCs w:val="28"/>
-        </w:rPr>
-        <w:t>21.02.202</w:t>
-      </w:r>
-      <w:r>
-        <w:rPr>
-          <w:rFonts w:ascii="Times New Roman" w:eastAsia="Times New Roman" w:hAnsi="Times New Roman" w:cs="Times New Roman"/>
-          <w:bCs/>
-          <w:sz w:val="28"/>
-          <w:szCs w:val="28"/>
-        </w:rPr>
-        <w:t>5</w:t>
-      </w:r>
-      <w:r>
-        <w:rPr>
-          <w:rFonts w:ascii="Times New Roman" w:eastAsia="Times New Roman" w:hAnsi="Times New Roman" w:cs="Times New Roman"/>
-          <w:bCs/>
-          <w:sz w:val="28"/>
-          <w:szCs w:val="28"/>
-        </w:rPr>
-        <w:t xml:space="preserve">). – Режим доступа: для зарегистрированных пользователей. – Текст: электронный. </w:t>
-      </w:r>
-    </w:p>
-    <w:p>
-      <w:pPr>
-        <w:ind w:firstLine="357"/>
-        <w:jc w:val="both"/>
-        <w:rPr>
-          <w:rFonts w:ascii="Times New Roman" w:eastAsia="Times New Roman" w:hAnsi="Times New Roman" w:cs="Times New Roman"/>
-          <w:bCs/>
-          <w:sz w:val="28"/>
-          <w:szCs w:val="28"/>
-        </w:rPr>
-      </w:pPr>
-      <w:r>
-        <w:rPr>
-          <w:rFonts w:ascii="Times New Roman" w:eastAsia="Times New Roman" w:hAnsi="Times New Roman" w:cs="Times New Roman"/>
-          <w:bCs/>
+          <w:rFonts w:ascii="Times New Roman" w:hAnsi="Times New Roman"/>
+          <w:sz w:val="24"/>
           <w:color w:val="000000"/>
-          <w:sz w:val="28"/>
-          <w:szCs w:val="28"/>
-        </w:rPr>
-        <w:t xml:space="preserve">3. Научная библиотека РГУ имени С. А. Есенина: сайт. – URL: https://library.rsu-rzn.ru/marc/Default.asp (дата обращения: 21.02.2025). – Режим доступа: свободный. – Текст: электронный. </w:t>
-      </w:r>
-    </w:p>
-    <w:p>
-      <w:pPr>
-        <w:ind w:firstLine="357"/>
-        <w:jc w:val="both"/>
-        <w:rPr>
-          <w:rFonts w:ascii="Times New Roman" w:eastAsia="Times New Roman" w:hAnsi="Times New Roman" w:cs="Times New Roman"/>
-          <w:bCs/>
-          <w:sz w:val="28"/>
-          <w:szCs w:val="28"/>
-        </w:rPr>
-      </w:pPr>
-      <w:r>
-        <w:rPr>
-          <w:rFonts w:ascii="Times New Roman" w:eastAsia="Times New Roman" w:hAnsi="Times New Roman" w:cs="Times New Roman"/>
-          <w:bCs/>
-          <w:sz w:val="28"/>
-          <w:szCs w:val="28"/>
-        </w:rPr>
-        <w:t xml:space="preserve">4. Универсальная база данных </w:t>
-      </w:r>
-      <w:r>
-        <w:rPr>
-          <w:rFonts w:ascii="Times New Roman" w:eastAsia="Times New Roman" w:hAnsi="Times New Roman" w:cs="Times New Roman"/>
-          <w:bCs/>
-          <w:sz w:val="28"/>
-          <w:szCs w:val="28"/>
-          <w:lang w:val="en-US"/>
-        </w:rPr>
-        <w:t>EastView</w:t>
-      </w:r>
-      <w:r>
-        <w:rPr>
-          <w:rFonts w:ascii="Times New Roman" w:eastAsia="Times New Roman" w:hAnsi="Times New Roman" w:cs="Times New Roman"/>
-          <w:bCs/>
-          <w:sz w:val="28"/>
-          <w:szCs w:val="28"/>
-        </w:rPr>
-        <w:t xml:space="preserve"> : электронная библиотека : сайт.  – </w:t>
-      </w:r>
-      <w:r>
-        <w:rPr>
-          <w:rFonts w:ascii="Times New Roman" w:eastAsia="Times New Roman" w:hAnsi="Times New Roman" w:cs="Times New Roman"/>
-          <w:bCs/>
-          <w:sz w:val="28"/>
-          <w:szCs w:val="28"/>
-          <w:lang w:val="en-US"/>
-        </w:rPr>
-        <w:t>URL</w:t>
-      </w:r>
-      <w:r>
-        <w:rPr>
-          <w:rFonts w:ascii="Times New Roman" w:eastAsia="Times New Roman" w:hAnsi="Times New Roman" w:cs="Times New Roman"/>
-          <w:bCs/>
-          <w:sz w:val="28"/>
-          <w:szCs w:val="28"/>
-        </w:rPr>
-        <w:t xml:space="preserve">: </w:t>
-      </w:r>
-      <w:hyperlink r:id="rId14" w:history="1">
-        <w:r>
-          <w:rPr>
-            <w:rStyle w:val="ab"/>
-            <w:rFonts w:ascii="Times New Roman" w:eastAsia="Times New Roman" w:hAnsi="Times New Roman" w:cs="Times New Roman"/>
-            <w:bCs/>
-            <w:sz w:val="28"/>
-            <w:szCs w:val="28"/>
-            <w:lang w:val="en-US"/>
-          </w:rPr>
-          <w:t>https</w:t>
-        </w:r>
-        <w:r>
-          <w:rPr>
-            <w:rStyle w:val="ab"/>
-            <w:rFonts w:ascii="Times New Roman" w:eastAsia="Times New Roman" w:hAnsi="Times New Roman" w:cs="Times New Roman"/>
-            <w:bCs/>
-            <w:sz w:val="28"/>
-            <w:szCs w:val="28"/>
-          </w:rPr>
-          <w:t>://</w:t>
-        </w:r>
-        <w:r>
-          <w:rPr>
-            <w:rStyle w:val="ab"/>
-            <w:rFonts w:ascii="Times New Roman" w:eastAsia="Times New Roman" w:hAnsi="Times New Roman" w:cs="Times New Roman"/>
-            <w:bCs/>
-            <w:sz w:val="28"/>
-            <w:szCs w:val="28"/>
-            <w:lang w:val="en-US"/>
-          </w:rPr>
-          <w:t>dlib</w:t>
-        </w:r>
-        <w:r>
-          <w:rPr>
-            <w:rStyle w:val="ab"/>
-            <w:rFonts w:ascii="Times New Roman" w:eastAsia="Times New Roman" w:hAnsi="Times New Roman" w:cs="Times New Roman"/>
-            <w:bCs/>
-            <w:sz w:val="28"/>
-            <w:szCs w:val="28"/>
-          </w:rPr>
-          <w:t>.</w:t>
-        </w:r>
-        <w:r>
-          <w:rPr>
-            <w:rStyle w:val="ab"/>
-            <w:rFonts w:ascii="Times New Roman" w:eastAsia="Times New Roman" w:hAnsi="Times New Roman" w:cs="Times New Roman"/>
-            <w:bCs/>
-            <w:sz w:val="28"/>
-            <w:szCs w:val="28"/>
-            <w:lang w:val="en-US"/>
-          </w:rPr>
-          <w:t>eastview</w:t>
-        </w:r>
-        <w:r>
-          <w:rPr>
-            <w:rStyle w:val="ab"/>
-            <w:rFonts w:ascii="Times New Roman" w:eastAsia="Times New Roman" w:hAnsi="Times New Roman" w:cs="Times New Roman"/>
-            <w:bCs/>
-            <w:sz w:val="28"/>
-            <w:szCs w:val="28"/>
-          </w:rPr>
-          <w:t>.</w:t>
-        </w:r>
-        <w:r>
-          <w:rPr>
-            <w:rStyle w:val="ab"/>
-            <w:rFonts w:ascii="Times New Roman" w:eastAsia="Times New Roman" w:hAnsi="Times New Roman" w:cs="Times New Roman"/>
-            <w:bCs/>
-            <w:sz w:val="28"/>
-            <w:szCs w:val="28"/>
-            <w:lang w:val="en-US"/>
-          </w:rPr>
-          <w:t>com</w:t>
-        </w:r>
-      </w:hyperlink>
-      <w:r>
-        <w:rPr>
-          <w:rFonts w:ascii="Times New Roman" w:eastAsia="Times New Roman" w:hAnsi="Times New Roman" w:cs="Times New Roman"/>
-          <w:bCs/>
-          <w:sz w:val="28"/>
-          <w:szCs w:val="28"/>
-          <w:u w:val="single"/>
-        </w:rPr>
-        <w:t xml:space="preserve"> </w:t>
-      </w:r>
-      <w:r>
-        <w:rPr>
-          <w:rFonts w:ascii="Times New Roman" w:eastAsia="Times New Roman" w:hAnsi="Times New Roman" w:cs="Times New Roman"/>
-          <w:bCs/>
-          <w:sz w:val="28"/>
-          <w:szCs w:val="28"/>
-        </w:rPr>
-        <w:t xml:space="preserve">(дата обращения: </w:t>
-      </w:r>
-      <w:r>
-        <w:rPr>
-          <w:rFonts w:ascii="Times New Roman" w:eastAsia="Times New Roman" w:hAnsi="Times New Roman" w:cs="Times New Roman"/>
-          <w:bCs/>
-          <w:sz w:val="28"/>
-          <w:szCs w:val="28"/>
-        </w:rPr>
-        <w:t>21.02.202</w:t>
-      </w:r>
-      <w:r>
-        <w:rPr>
-          <w:rFonts w:ascii="Times New Roman" w:eastAsia="Times New Roman" w:hAnsi="Times New Roman" w:cs="Times New Roman"/>
-          <w:bCs/>
-          <w:sz w:val="28"/>
-          <w:szCs w:val="28"/>
-        </w:rPr>
-        <w:t>5</w:t>
-      </w:r>
-      <w:r>
-        <w:rPr>
-          <w:rFonts w:ascii="Times New Roman" w:eastAsia="Times New Roman" w:hAnsi="Times New Roman" w:cs="Times New Roman"/>
-          <w:bCs/>
-          <w:sz w:val="28"/>
-          <w:szCs w:val="28"/>
-        </w:rPr>
-        <w:t xml:space="preserve">).  – Режим доступа: в сети университета. – Текст: электронный. </w:t>
-      </w:r>
-    </w:p>
-    <w:p>
-      <w:pPr>
-        <w:ind w:firstLine="357"/>
-        <w:jc w:val="both"/>
-        <w:rPr>
-          <w:rFonts w:ascii="Times New Roman" w:eastAsia="Times New Roman" w:hAnsi="Times New Roman" w:cs="Times New Roman"/>
-          <w:bCs/>
-          <w:sz w:val="28"/>
-          <w:szCs w:val="28"/>
-        </w:rPr>
-      </w:pPr>
-      <w:r>
-        <w:rPr>
-          <w:rFonts w:ascii="Times New Roman" w:eastAsia="Times New Roman" w:hAnsi="Times New Roman" w:cs="Times New Roman"/>
-          <w:bCs/>
-          <w:sz w:val="28"/>
-          <w:szCs w:val="28"/>
-        </w:rPr>
-        <w:t xml:space="preserve">5. Университетская библиотека ONLINE: электронная библиотека. – </w:t>
-      </w:r>
-      <w:r>
-        <w:rPr>
-          <w:rFonts w:ascii="Times New Roman" w:eastAsia="Times New Roman" w:hAnsi="Times New Roman" w:cs="Times New Roman"/>
-          <w:bCs/>
-          <w:sz w:val="28"/>
-          <w:szCs w:val="28"/>
-          <w:lang w:val="en-US"/>
-        </w:rPr>
-        <w:t>URL</w:t>
-      </w:r>
-      <w:r>
-        <w:rPr>
-          <w:rFonts w:ascii="Times New Roman" w:eastAsia="Times New Roman" w:hAnsi="Times New Roman" w:cs="Times New Roman"/>
-          <w:bCs/>
-          <w:sz w:val="28"/>
-          <w:szCs w:val="28"/>
-        </w:rPr>
-        <w:t xml:space="preserve">: </w:t>
-      </w:r>
-      <w:hyperlink r:id="rId15" w:history="1">
-        <w:r>
-          <w:rPr>
-            <w:rStyle w:val="ab"/>
-            <w:rFonts w:ascii="Times New Roman" w:eastAsia="Times New Roman" w:hAnsi="Times New Roman" w:cs="Times New Roman"/>
-            <w:bCs/>
-            <w:sz w:val="28"/>
-            <w:szCs w:val="28"/>
-          </w:rPr>
-          <w:t>http://biblioclub.ru/index.php?page=main_ub_red</w:t>
-        </w:r>
-      </w:hyperlink>
-      <w:r>
-        <w:rPr>
-          <w:rFonts w:ascii="Times New Roman" w:eastAsia="Times New Roman" w:hAnsi="Times New Roman" w:cs="Times New Roman"/>
-          <w:bCs/>
-          <w:sz w:val="28"/>
-          <w:szCs w:val="28"/>
-        </w:rPr>
-        <w:t xml:space="preserve"> (дата обращения: </w:t>
-      </w:r>
-      <w:r>
-        <w:rPr>
-          <w:rFonts w:ascii="Times New Roman" w:eastAsia="Times New Roman" w:hAnsi="Times New Roman" w:cs="Times New Roman"/>
-          <w:bCs/>
-          <w:sz w:val="28"/>
-          <w:szCs w:val="28"/>
-        </w:rPr>
-        <w:t>21.02.202</w:t>
-      </w:r>
-      <w:r>
-        <w:rPr>
-          <w:rFonts w:ascii="Times New Roman" w:eastAsia="Times New Roman" w:hAnsi="Times New Roman" w:cs="Times New Roman"/>
-          <w:bCs/>
-          <w:sz w:val="28"/>
-          <w:szCs w:val="28"/>
-        </w:rPr>
-        <w:t>5</w:t>
-      </w:r>
-      <w:r>
-        <w:rPr>
-          <w:rFonts w:ascii="Times New Roman" w:eastAsia="Times New Roman" w:hAnsi="Times New Roman" w:cs="Times New Roman"/>
-          <w:bCs/>
-          <w:sz w:val="28"/>
-          <w:szCs w:val="28"/>
-        </w:rPr>
-        <w:t xml:space="preserve">). – Москва, 2006. – Режим доступа: для зарегистрированных пользователей. – Текст : электронный. </w:t>
-      </w:r>
-    </w:p>
-    <w:p>
-      <w:pPr>
-        <w:ind w:firstLine="357"/>
-        <w:jc w:val="both"/>
-        <w:rPr>
-          <w:rFonts w:ascii="Times New Roman" w:eastAsia="Times New Roman" w:hAnsi="Times New Roman" w:cs="Times New Roman"/>
-          <w:bCs/>
-          <w:sz w:val="28"/>
-          <w:szCs w:val="28"/>
-        </w:rPr>
-      </w:pPr>
-      <w:r>
-        <w:rPr>
-          <w:rFonts w:ascii="Times New Roman" w:eastAsia="Times New Roman" w:hAnsi="Times New Roman" w:cs="Times New Roman"/>
-          <w:bCs/>
-          <w:color w:val="000000"/>
-          <w:sz w:val="28"/>
-          <w:szCs w:val="28"/>
-        </w:rPr>
-        <w:t xml:space="preserve">6 ЮРАЙТ: образовательная  платформа : сайт. – Москва, 2013. – URL: https://urait.ru/ (дата обращения: 21.02.2025). – Режим доступа: для зарегистрированных пользователей. – Текст : электронный. </w:t>
-      </w:r>
-    </w:p>
-    <w:p>
-      <w:pPr>
-        <w:ind w:firstLine="357"/>
-        <w:jc w:val="both"/>
-        <w:rPr>
-          <w:rFonts w:ascii="Times New Roman" w:eastAsia="Times New Roman" w:hAnsi="Times New Roman" w:cs="Times New Roman"/>
-          <w:bCs/>
-          <w:sz w:val="28"/>
-          <w:szCs w:val="28"/>
-        </w:rPr>
-      </w:pPr>
-      <w:r>
-        <w:rPr>
-          <w:rFonts w:ascii="Times New Roman" w:eastAsia="Times New Roman" w:hAnsi="Times New Roman" w:cs="Times New Roman"/>
-          <w:bCs/>
-          <w:sz w:val="28"/>
-          <w:szCs w:val="28"/>
-        </w:rPr>
-        <w:t xml:space="preserve">7. </w:t>
-      </w:r>
-      <w:r>
-        <w:rPr>
-          <w:rFonts w:ascii="Times New Roman" w:eastAsia="Times New Roman" w:hAnsi="Times New Roman" w:cs="Times New Roman"/>
-          <w:sz w:val="28"/>
-          <w:szCs w:val="28"/>
-        </w:rPr>
-        <w:t xml:space="preserve">Лань: электронная библиотека: сайт. – </w:t>
-      </w:r>
-      <w:r>
-        <w:rPr>
-          <w:rFonts w:ascii="Times New Roman" w:eastAsia="Times New Roman" w:hAnsi="Times New Roman" w:cs="Times New Roman"/>
-          <w:sz w:val="28"/>
-          <w:szCs w:val="28"/>
-          <w:lang w:val="en-US"/>
-        </w:rPr>
-        <w:t>URL</w:t>
-      </w:r>
-      <w:r>
-        <w:rPr>
-          <w:rFonts w:ascii="Times New Roman" w:eastAsia="Times New Roman" w:hAnsi="Times New Roman" w:cs="Times New Roman"/>
-          <w:sz w:val="28"/>
-          <w:szCs w:val="28"/>
-        </w:rPr>
-        <w:t xml:space="preserve">: </w:t>
-      </w:r>
-      <w:hyperlink r:id="rId17" w:history="1">
-        <w:r>
-          <w:rPr>
-            <w:rStyle w:val="ab"/>
-            <w:rFonts w:ascii="Times New Roman" w:eastAsia="Times New Roman" w:hAnsi="Times New Roman" w:cs="Times New Roman"/>
-            <w:sz w:val="28"/>
-            <w:szCs w:val="28"/>
-            <w:lang w:val="en-US"/>
-          </w:rPr>
-          <w:t>https</w:t>
-        </w:r>
-        <w:r>
-          <w:rPr>
-            <w:rStyle w:val="ab"/>
-            <w:rFonts w:ascii="Times New Roman" w:eastAsia="Times New Roman" w:hAnsi="Times New Roman" w:cs="Times New Roman"/>
-            <w:sz w:val="28"/>
-            <w:szCs w:val="28"/>
-          </w:rPr>
-          <w:t>://</w:t>
-        </w:r>
-        <w:r>
-          <w:rPr>
-            <w:rStyle w:val="ab"/>
-            <w:rFonts w:ascii="Times New Roman" w:eastAsia="Times New Roman" w:hAnsi="Times New Roman" w:cs="Times New Roman"/>
-            <w:sz w:val="28"/>
-            <w:szCs w:val="28"/>
-            <w:lang w:val="en-US"/>
-          </w:rPr>
-          <w:t>e</w:t>
-        </w:r>
-        <w:r>
-          <w:rPr>
-            <w:rStyle w:val="ab"/>
-            <w:rFonts w:ascii="Times New Roman" w:eastAsia="Times New Roman" w:hAnsi="Times New Roman" w:cs="Times New Roman"/>
-            <w:sz w:val="28"/>
-            <w:szCs w:val="28"/>
-          </w:rPr>
-          <w:t>.</w:t>
-        </w:r>
-        <w:r>
-          <w:rPr>
-            <w:rStyle w:val="ab"/>
-            <w:rFonts w:ascii="Times New Roman" w:eastAsia="Times New Roman" w:hAnsi="Times New Roman" w:cs="Times New Roman"/>
-            <w:sz w:val="28"/>
-            <w:szCs w:val="28"/>
-            <w:lang w:val="en-US"/>
-          </w:rPr>
-          <w:t>lanbook</w:t>
-        </w:r>
-        <w:r>
-          <w:rPr>
-            <w:rStyle w:val="ab"/>
-            <w:rFonts w:ascii="Times New Roman" w:eastAsia="Times New Roman" w:hAnsi="Times New Roman" w:cs="Times New Roman"/>
-            <w:sz w:val="28"/>
-            <w:szCs w:val="28"/>
-          </w:rPr>
-          <w:t>.</w:t>
-        </w:r>
-        <w:r>
-          <w:rPr>
-            <w:rStyle w:val="ab"/>
-            <w:rFonts w:ascii="Times New Roman" w:eastAsia="Times New Roman" w:hAnsi="Times New Roman" w:cs="Times New Roman"/>
-            <w:sz w:val="28"/>
-            <w:szCs w:val="28"/>
-            <w:lang w:val="en-US"/>
-          </w:rPr>
-          <w:t>com</w:t>
-        </w:r>
-        <w:r>
-          <w:rPr>
-            <w:rStyle w:val="ab"/>
-            <w:rFonts w:ascii="Times New Roman" w:eastAsia="Times New Roman" w:hAnsi="Times New Roman" w:cs="Times New Roman"/>
-            <w:sz w:val="28"/>
-            <w:szCs w:val="28"/>
-          </w:rPr>
-          <w:t>/</w:t>
-        </w:r>
-      </w:hyperlink>
-      <w:r>
-        <w:rPr>
-          <w:rFonts w:ascii="Times New Roman" w:eastAsia="Times New Roman" w:hAnsi="Times New Roman" w:cs="Times New Roman"/>
-          <w:sz w:val="28"/>
-          <w:szCs w:val="28"/>
-        </w:rPr>
-        <w:t xml:space="preserve">. – </w:t>
-      </w:r>
-      <w:r>
-        <w:rPr>
-          <w:rFonts w:ascii="Times New Roman" w:eastAsia="Times New Roman" w:hAnsi="Times New Roman" w:cs="Times New Roman"/>
-          <w:bCs/>
-          <w:sz w:val="28"/>
-          <w:szCs w:val="28"/>
-        </w:rPr>
-        <w:t xml:space="preserve">(дата обращения: </w:t>
-      </w:r>
-      <w:r>
-        <w:rPr>
-          <w:rFonts w:ascii="Times New Roman" w:eastAsia="Times New Roman" w:hAnsi="Times New Roman" w:cs="Times New Roman"/>
-          <w:bCs/>
-          <w:sz w:val="28"/>
-          <w:szCs w:val="28"/>
-        </w:rPr>
-        <w:t>21.02.</w:t>
-      </w:r>
-      <w:r>
-        <w:rPr>
-          <w:rFonts w:ascii="Times New Roman" w:eastAsia="Times New Roman" w:hAnsi="Times New Roman" w:cs="Times New Roman"/>
-          <w:bCs/>
-          <w:sz w:val="28"/>
-          <w:szCs w:val="28"/>
-        </w:rPr>
-        <w:t>2025</w:t>
-      </w:r>
-      <w:r>
-        <w:rPr>
-          <w:rFonts w:ascii="Times New Roman" w:eastAsia="Times New Roman" w:hAnsi="Times New Roman" w:cs="Times New Roman"/>
-          <w:bCs/>
-          <w:sz w:val="28"/>
-          <w:szCs w:val="28"/>
-        </w:rPr>
-        <w:t xml:space="preserve">). – </w:t>
-      </w:r>
-      <w:r>
-        <w:rPr>
-          <w:rFonts w:ascii="Times New Roman" w:eastAsia="Times New Roman" w:hAnsi="Times New Roman" w:cs="Times New Roman"/>
-          <w:sz w:val="28"/>
-          <w:szCs w:val="28"/>
-        </w:rPr>
-        <w:t xml:space="preserve">Режим доступа: для зарегистрированных пользователей. </w:t>
-      </w:r>
-      <w:r>
-        <w:rPr>
-          <w:rFonts w:ascii="Times New Roman" w:eastAsia="Times New Roman" w:hAnsi="Times New Roman" w:cs="Times New Roman"/>
-          <w:bCs/>
-          <w:sz w:val="28"/>
-          <w:szCs w:val="28"/>
-        </w:rPr>
-        <w:t>– Текст : электронный.</w:t>
+        </w:rPr>
+        <w:t xml:space="preserve">. – (дата обращения: 21.02.2025). – Режим доступа: для зарегистрированных пользователей. – Текст : электронный.</w:t>
       </w:r>
     </w:p>
     <w:bookmarkEnd w:id="1"/>
@@ -7193,218 +6747,29 @@
       </w:pPr>
       <w:r>
         <w:rPr>
-          <w:rFonts w:ascii="Times New Roman" w:eastAsia="Lucida Sans Unicode" w:hAnsi="Times New Roman" w:cs="Times New Roman"/>
-          <w:bCs/>
-          <w:kern w:val="1"/>
-          <w:sz w:val="28"/>
-          <w:szCs w:val="28"/>
-          <w:lang w:val="en-US" w:eastAsia="ar-SA"/>
-        </w:rPr>
-        <w:t>EqWorld</w:t>
-      </w:r>
-      <w:r>
-        <w:rPr>
-          <w:rFonts w:ascii="Times New Roman" w:eastAsia="Lucida Sans Unicode" w:hAnsi="Times New Roman" w:cs="Times New Roman"/>
-          <w:bCs/>
-          <w:kern w:val="1"/>
-          <w:sz w:val="28"/>
-          <w:szCs w:val="28"/>
-          <w:lang w:eastAsia="ar-SA"/>
-        </w:rPr>
-        <w:t xml:space="preserve">. </w:t>
-      </w:r>
-      <w:r>
-        <w:rPr>
-          <w:rFonts w:ascii="Times New Roman" w:eastAsia="Lucida Sans Unicode" w:hAnsi="Times New Roman" w:cs="Times New Roman"/>
-          <w:bCs/>
-          <w:kern w:val="1"/>
-          <w:sz w:val="28"/>
-          <w:szCs w:val="28"/>
-          <w:lang w:val="en-US" w:eastAsia="ar-SA"/>
-        </w:rPr>
-        <w:t>The</w:t>
-      </w:r>
-      <w:r>
-        <w:rPr>
-          <w:rFonts w:ascii="Times New Roman" w:eastAsia="Lucida Sans Unicode" w:hAnsi="Times New Roman" w:cs="Times New Roman"/>
-          <w:bCs/>
-          <w:kern w:val="1"/>
-          <w:sz w:val="28"/>
-          <w:szCs w:val="28"/>
-          <w:lang w:eastAsia="ar-SA"/>
-        </w:rPr>
-        <w:t xml:space="preserve"> </w:t>
-      </w:r>
-      <w:r>
-        <w:rPr>
-          <w:rFonts w:ascii="Times New Roman" w:eastAsia="Lucida Sans Unicode" w:hAnsi="Times New Roman" w:cs="Times New Roman"/>
-          <w:bCs/>
-          <w:kern w:val="1"/>
-          <w:sz w:val="28"/>
-          <w:szCs w:val="28"/>
-          <w:lang w:val="en-US" w:eastAsia="ar-SA"/>
-        </w:rPr>
-        <w:t>World</w:t>
-      </w:r>
-      <w:r>
-        <w:rPr>
-          <w:rFonts w:ascii="Times New Roman" w:eastAsia="Lucida Sans Unicode" w:hAnsi="Times New Roman" w:cs="Times New Roman"/>
-          <w:bCs/>
-          <w:kern w:val="1"/>
-          <w:sz w:val="28"/>
-          <w:szCs w:val="28"/>
-          <w:lang w:eastAsia="ar-SA"/>
-        </w:rPr>
-        <w:t xml:space="preserve"> </w:t>
-      </w:r>
-      <w:r>
-        <w:rPr>
-          <w:rFonts w:ascii="Times New Roman" w:eastAsia="Lucida Sans Unicode" w:hAnsi="Times New Roman" w:cs="Times New Roman"/>
-          <w:bCs/>
-          <w:kern w:val="1"/>
-          <w:sz w:val="28"/>
-          <w:szCs w:val="28"/>
-          <w:lang w:val="en-US" w:eastAsia="ar-SA"/>
-        </w:rPr>
-        <w:t>of</w:t>
-      </w:r>
-      <w:r>
-        <w:rPr>
-          <w:rFonts w:ascii="Times New Roman" w:eastAsia="Lucida Sans Unicode" w:hAnsi="Times New Roman" w:cs="Times New Roman"/>
-          <w:bCs/>
-          <w:kern w:val="1"/>
-          <w:sz w:val="28"/>
-          <w:szCs w:val="28"/>
-          <w:lang w:eastAsia="ar-SA"/>
-        </w:rPr>
-        <w:t xml:space="preserve"> </w:t>
-      </w:r>
-      <w:r>
-        <w:rPr>
-          <w:rFonts w:ascii="Times New Roman" w:eastAsia="Lucida Sans Unicode" w:hAnsi="Times New Roman" w:cs="Times New Roman"/>
-          <w:bCs/>
-          <w:kern w:val="1"/>
-          <w:sz w:val="28"/>
-          <w:szCs w:val="28"/>
-          <w:lang w:val="en-US" w:eastAsia="ar-SA"/>
-        </w:rPr>
-        <w:t>Mathematical</w:t>
-      </w:r>
-      <w:r>
-        <w:rPr>
-          <w:rFonts w:ascii="Times New Roman" w:eastAsia="Lucida Sans Unicode" w:hAnsi="Times New Roman" w:cs="Times New Roman"/>
-          <w:bCs/>
-          <w:kern w:val="1"/>
-          <w:sz w:val="28"/>
-          <w:szCs w:val="28"/>
-          <w:lang w:eastAsia="ar-SA"/>
-        </w:rPr>
-        <w:t xml:space="preserve"> </w:t>
-      </w:r>
-      <w:r>
-        <w:rPr>
-          <w:rFonts w:ascii="Times New Roman" w:eastAsia="Lucida Sans Unicode" w:hAnsi="Times New Roman" w:cs="Times New Roman"/>
-          <w:bCs/>
-          <w:kern w:val="1"/>
-          <w:sz w:val="28"/>
-          <w:szCs w:val="28"/>
-          <w:lang w:val="en-US" w:eastAsia="ar-SA"/>
-        </w:rPr>
-        <w:t>Equations</w:t>
-      </w:r>
-      <w:r>
-        <w:rPr>
-          <w:rFonts w:ascii="Times New Roman" w:eastAsia="Lucida Sans Unicode" w:hAnsi="Times New Roman" w:cs="Times New Roman"/>
-          <w:bCs/>
-          <w:kern w:val="1"/>
-          <w:sz w:val="28"/>
-          <w:szCs w:val="28"/>
-          <w:lang w:eastAsia="ar-SA"/>
-        </w:rPr>
-        <w:t xml:space="preserve"> </w:t>
-      </w:r>
-      <w:r>
-        <w:rPr>
-          <w:rFonts w:ascii="Times New Roman" w:eastAsia="Lucida Sans Unicode" w:hAnsi="Times New Roman" w:cs="Times New Roman"/>
-          <w:kern w:val="1"/>
-          <w:sz w:val="28"/>
-          <w:lang w:eastAsia="ar-SA"/>
-        </w:rPr>
-        <w:t>[Электронный ресурс</w:t>
-      </w:r>
-      <w:r>
-        <w:rPr>
-          <w:rFonts w:ascii="Times New Roman" w:eastAsia="Lucida Sans Unicode" w:hAnsi="Times New Roman" w:cs="Times New Roman"/>
-          <w:kern w:val="1"/>
-          <w:sz w:val="28"/>
-          <w:szCs w:val="28"/>
-          <w:lang w:eastAsia="ar-SA"/>
-        </w:rPr>
-        <w:t xml:space="preserve">] : Международный научно-образовательный сайт. </w:t>
-      </w:r>
-      <w:r>
-        <w:rPr>
-          <w:rFonts w:ascii="Times New Roman" w:eastAsia="Lucida Sans Unicode" w:hAnsi="Times New Roman" w:cs="Times New Roman"/>
-          <w:kern w:val="1"/>
-          <w:sz w:val="28"/>
-          <w:lang w:eastAsia="ar-SA"/>
-        </w:rPr>
-        <w:t xml:space="preserve">– Режим доступа: </w:t>
-      </w:r>
-      <w:hyperlink r:id="rId21" w:history="1">
+          <w:rFonts w:ascii="Times New Roman" w:hAnsi="Times New Roman"/>
+          <w:sz w:val="24"/>
+          <w:color w:val="000000"/>
+        </w:rPr>
+        <w:t xml:space="preserve">EqWorld. The World of Mathematical Equations [Электронный ресурс] : Международный научно-образовательный сайт. – Режим доступа: </w:t>
+      </w:r>
+      <w:hyperlink r:id="rIdResource5">
         <w:r>
           <w:rPr>
-            <w:rFonts w:ascii="Times New Roman" w:eastAsia="Lucida Sans Unicode" w:hAnsi="Times New Roman" w:cs="Times New Roman"/>
-            <w:color w:val="0000FF"/>
-            <w:kern w:val="1"/>
-            <w:sz w:val="28"/>
-            <w:u w:val="single"/>
-            <w:lang w:eastAsia="ar-SA"/>
+            <w:rFonts w:ascii="Times New Roman" w:hAnsi="Times New Roman"/>
+            <w:sz w:val="24"/>
+            <w:color w:val="000000"/>
           </w:rPr>
-          <w:t>http://eqworld.ipmnet.ru/indexr.htm</w:t>
+          <w:t xml:space="preserve">https://eqworld.ipmnet.ru/indexr.htm</w:t>
         </w:r>
       </w:hyperlink>
       <w:r>
         <w:rPr>
-          <w:rFonts w:ascii="Times New Roman" w:eastAsia="Lucida Sans Unicode" w:hAnsi="Times New Roman" w:cs="Times New Roman"/>
-          <w:kern w:val="1"/>
-          <w:sz w:val="28"/>
-          <w:szCs w:val="28"/>
-          <w:lang w:eastAsia="ar-SA"/>
-        </w:rPr>
-        <w:t xml:space="preserve">, свободный (дата обращения: </w:t>
-      </w:r>
-      <w:r>
-        <w:rPr>
-          <w:rFonts w:ascii="Times New Roman" w:eastAsia="Lucida Sans Unicode" w:hAnsi="Times New Roman" w:cs="Times New Roman"/>
-          <w:kern w:val="1"/>
-          <w:sz w:val="28"/>
-          <w:szCs w:val="28"/>
-          <w:shd w:val="clear" w:color="auto" w:fill="FFFFFF"/>
-          <w:lang w:eastAsia="ar-SA"/>
-        </w:rPr>
-        <w:t>21.02.</w:t>
-      </w:r>
-      <w:r>
-        <w:rPr>
-          <w:rFonts w:ascii="Times New Roman" w:eastAsia="Lucida Sans Unicode" w:hAnsi="Times New Roman" w:cs="Times New Roman"/>
-          <w:kern w:val="1"/>
-          <w:sz w:val="28"/>
-          <w:szCs w:val="28"/>
-          <w:shd w:val="clear" w:color="auto" w:fill="FFFFFF"/>
-          <w:lang w:eastAsia="ar-SA"/>
-        </w:rPr>
-        <w:t>2025</w:t>
-      </w:r>
-      <w:r>
-        <w:rPr>
-          <w:rFonts w:ascii="Times New Roman" w:eastAsia="Lucida Sans Unicode" w:hAnsi="Times New Roman" w:cs="Times New Roman"/>
-          <w:kern w:val="1"/>
-          <w:sz w:val="28"/>
-          <w:szCs w:val="28"/>
-          <w:lang w:eastAsia="ar-SA"/>
-        </w:rPr>
-        <w:t>).</w:t>
+          <w:rFonts w:ascii="Times New Roman" w:hAnsi="Times New Roman"/>
+          <w:sz w:val="24"/>
+          <w:color w:val="000000"/>
+        </w:rPr>
+        <w:t xml:space="preserve">, свободный (дата обращения: 27.10.2026).</w:t>
       </w:r>
     </w:p>
     <w:p>
@@ -7430,171 +6795,29 @@
       </w:pPr>
       <w:r>
         <w:rPr>
-          <w:rFonts w:ascii="Times New Roman" w:eastAsia="Times New Roman" w:hAnsi="Times New Roman" w:cs="Times New Roman"/>
-          <w:bCs/>
-          <w:sz w:val="28"/>
-          <w:szCs w:val="28"/>
-          <w:lang w:val="en-US" w:eastAsia="ru-RU"/>
-        </w:rPr>
-        <w:t>EXPonenta</w:t>
-      </w:r>
-      <w:r>
-        <w:rPr>
-          <w:rFonts w:ascii="Times New Roman" w:eastAsia="Times New Roman" w:hAnsi="Times New Roman" w:cs="Times New Roman"/>
-          <w:bCs/>
-          <w:sz w:val="28"/>
-          <w:szCs w:val="28"/>
-          <w:lang w:eastAsia="ru-RU"/>
-        </w:rPr>
-        <w:t>.</w:t>
-      </w:r>
-      <w:r>
-        <w:rPr>
-          <w:rFonts w:ascii="Times New Roman" w:eastAsia="Times New Roman" w:hAnsi="Times New Roman" w:cs="Times New Roman"/>
-          <w:bCs/>
-          <w:sz w:val="28"/>
-          <w:szCs w:val="28"/>
-          <w:lang w:val="en-US" w:eastAsia="ru-RU"/>
-        </w:rPr>
-        <w:t>ru</w:t>
-      </w:r>
-      <w:r>
-        <w:rPr>
-          <w:rFonts w:ascii="Times New Roman" w:eastAsia="Times New Roman" w:hAnsi="Times New Roman" w:cs="Times New Roman"/>
-          <w:bCs/>
-          <w:sz w:val="28"/>
-          <w:szCs w:val="28"/>
-          <w:lang w:eastAsia="ru-RU"/>
-        </w:rPr>
-        <w:t xml:space="preserve"> </w:t>
-      </w:r>
-      <w:r>
-        <w:rPr>
-          <w:rFonts w:ascii="Times New Roman" w:eastAsia="Times New Roman" w:hAnsi="Times New Roman" w:cs="Times New Roman"/>
-          <w:sz w:val="28"/>
-          <w:lang w:eastAsia="ru-RU"/>
-        </w:rPr>
-        <w:t>[Электронный ресурс</w:t>
-      </w:r>
-      <w:r>
-        <w:rPr>
-          <w:rFonts w:ascii="Times New Roman" w:eastAsia="Times New Roman" w:hAnsi="Times New Roman" w:cs="Times New Roman"/>
-          <w:sz w:val="28"/>
-          <w:szCs w:val="28"/>
-          <w:lang w:eastAsia="ar-SA"/>
-        </w:rPr>
-        <w:t xml:space="preserve">] : </w:t>
-      </w:r>
-      <w:r>
-        <w:rPr>
-          <w:rFonts w:ascii="Times New Roman" w:eastAsia="Times New Roman" w:hAnsi="Times New Roman" w:cs="Times New Roman"/>
-          <w:sz w:val="28"/>
-          <w:szCs w:val="28"/>
-          <w:lang w:eastAsia="ru-RU"/>
-        </w:rPr>
-        <w:t>о</w:t>
-      </w:r>
-      <w:r>
-        <w:rPr>
-          <w:rFonts w:ascii="Times New Roman" w:eastAsia="Times New Roman" w:hAnsi="Times New Roman" w:cs="Times New Roman"/>
-          <w:bCs/>
-          <w:sz w:val="28"/>
-          <w:szCs w:val="28"/>
-          <w:lang w:eastAsia="ru-RU"/>
-        </w:rPr>
-        <w:t xml:space="preserve">бразовательный математический сайт. </w:t>
-      </w:r>
-      <w:r>
-        <w:rPr>
-          <w:rFonts w:ascii="Times New Roman" w:eastAsia="Times New Roman" w:hAnsi="Times New Roman" w:cs="Times New Roman"/>
-          <w:sz w:val="28"/>
-          <w:lang w:eastAsia="ru-RU"/>
-        </w:rPr>
-        <w:t>– Режим доступа</w:t>
-      </w:r>
-      <w:r>
-        <w:rPr>
-          <w:rFonts w:ascii="Times New Roman" w:eastAsia="Times New Roman" w:hAnsi="Times New Roman" w:cs="Times New Roman"/>
-          <w:sz w:val="28"/>
-        </w:rPr>
-        <w:t>:</w:t>
-      </w:r>
-      <w:r>
-        <w:rPr>
-          <w:rFonts w:ascii="Times New Roman" w:eastAsia="Times New Roman" w:hAnsi="Times New Roman" w:cs="Times New Roman"/>
-          <w:sz w:val="28"/>
-          <w:szCs w:val="28"/>
-          <w:lang w:eastAsia="ru-RU"/>
-        </w:rPr>
-        <w:t xml:space="preserve"> </w:t>
-      </w:r>
-      <w:hyperlink r:id="rId22" w:history="1">
+          <w:rFonts w:ascii="Times New Roman" w:hAnsi="Times New Roman"/>
+          <w:sz w:val="24"/>
+          <w:color w:val="000000"/>
+        </w:rPr>
+        <w:t xml:space="preserve">Сообщество «Экспонента» : научно-образовательный сайт. – URL: </w:t>
+      </w:r>
+      <w:hyperlink r:id="rIdResource6">
         <w:r>
           <w:rPr>
-            <w:rFonts w:ascii="Times New Roman" w:eastAsia="Symbol" w:hAnsi="Times New Roman" w:cs="Times New Roman"/>
-            <w:color w:val="0000FF"/>
-            <w:sz w:val="28"/>
-            <w:u w:val="single"/>
-            <w:lang w:eastAsia="ru-RU"/>
+            <w:rFonts w:ascii="Times New Roman" w:hAnsi="Times New Roman"/>
+            <w:sz w:val="24"/>
+            <w:color w:val="000000"/>
           </w:rPr>
-          <w:t>http://old.exponenta.ru</w:t>
+          <w:t xml:space="preserve">https://hub.exponenta.ru/</w:t>
         </w:r>
       </w:hyperlink>
       <w:r>
         <w:rPr>
-          <w:rFonts w:ascii="Times New Roman" w:eastAsia="Times New Roman" w:hAnsi="Times New Roman" w:cs="Times New Roman"/>
-          <w:sz w:val="28"/>
-          <w:szCs w:val="28"/>
-          <w:lang w:eastAsia="ru-RU"/>
-        </w:rPr>
-        <w:t>, свободный (дата обращ</w:t>
-      </w:r>
-      <w:r>
-        <w:rPr>
-          <w:rFonts w:ascii="Times New Roman" w:eastAsia="Times New Roman" w:hAnsi="Times New Roman" w:cs="Times New Roman"/>
-          <w:sz w:val="28"/>
-          <w:szCs w:val="28"/>
-          <w:lang w:eastAsia="ru-RU"/>
-        </w:rPr>
-        <w:t>е</w:t>
-      </w:r>
-      <w:r>
-        <w:rPr>
-          <w:rFonts w:ascii="Times New Roman" w:eastAsia="Times New Roman" w:hAnsi="Times New Roman" w:cs="Times New Roman"/>
-          <w:sz w:val="28"/>
-          <w:szCs w:val="28"/>
-          <w:lang w:eastAsia="ru-RU"/>
-        </w:rPr>
-        <w:t xml:space="preserve">ния: </w:t>
-      </w:r>
-      <w:r>
-        <w:rPr>
-          <w:rFonts w:ascii="Times New Roman" w:eastAsia="Times New Roman" w:hAnsi="Times New Roman" w:cs="Times New Roman"/>
-          <w:sz w:val="28"/>
-          <w:szCs w:val="28"/>
-          <w:shd w:val="clear" w:color="auto" w:fill="FFFFFF"/>
-          <w:lang w:eastAsia="ru-RU"/>
-        </w:rPr>
-        <w:t>21.02.</w:t>
-      </w:r>
-      <w:r>
-        <w:rPr>
-          <w:rFonts w:ascii="Times New Roman" w:eastAsia="Times New Roman" w:hAnsi="Times New Roman" w:cs="Times New Roman"/>
-          <w:sz w:val="28"/>
-          <w:szCs w:val="28"/>
-          <w:shd w:val="clear" w:color="auto" w:fill="FFFFFF"/>
-          <w:lang w:eastAsia="ru-RU"/>
-        </w:rPr>
-        <w:t>2025</w:t>
-      </w:r>
-      <w:r>
-        <w:rPr>
-          <w:rFonts w:ascii="Times New Roman" w:eastAsia="Times New Roman" w:hAnsi="Times New Roman" w:cs="Times New Roman"/>
-          <w:sz w:val="28"/>
-          <w:szCs w:val="28"/>
-          <w:lang w:eastAsia="ru-RU"/>
-        </w:rPr>
-        <w:t>).</w:t>
+          <w:rFonts w:ascii="Times New Roman" w:hAnsi="Times New Roman"/>
+          <w:sz w:val="24"/>
+          <w:color w:val="000000"/>
+        </w:rPr>
+        <w:t xml:space="preserve"> (дата обращения: 27.10.2026). – Режим доступа: свободный для чтения. – Текст: электронный.</w:t>
       </w:r>
     </w:p>
     <w:p>
@@ -8443,7 +7666,8 @@
         <w:t>УЧЕБНОГО ПРОЦЕССА:</w:t>
       </w:r>
     </w:p>
-    <w:p>
+    <w:bookmarkStart xmlns:w="http://schemas.openxmlformats.org/wordprocessingml/2006/main" xmlns:wpc="http://schemas.microsoft.com/office/word/2010/wordprocessingCanvas" xmlns:cx="http://schemas.microsoft.com/office/drawing/2014/chartex" xmlns:cx1="http://schemas.microsoft.com/office/drawing/2015/9/8/chartex" xmlns:cx2="http://schemas.microsoft.com/office/drawing/2015/10/21/chartex" xmlns:cx3="http://schemas.microsoft.com/office/drawing/2016/5/9/chartex" xmlns:cx4="http://schemas.microsoft.com/office/drawing/2016/5/10/chartex" xmlns:cx5="http://schemas.microsoft.com/office/drawing/2016/5/11/chartex" xmlns:cx6="http://schemas.microsoft.com/office/drawing/2016/5/12/chartex" xmlns:cx7="http://schemas.microsoft.com/office/drawing/2016/5/13/chartex" xmlns:cx8="http://schemas.microsoft.com/office/drawing/2016/5/14/chartex" xmlns:mc="http://schemas.openxmlformats.org/markup-compatibility/2006" xmlns:aink="http://schemas.microsoft.com/office/drawing/2016/ink" xmlns:am3d="http://schemas.microsoft.com/office/drawing/2017/model3d" xmlns:o="urn:schemas-microsoft-com:office:office" xmlns:oel="http://schemas.microsoft.com/office/2019/extlst" xmlns:r="http://schemas.openxmlformats.org/officeDocument/2006/relationships" xmlns:m="http://schemas.openxmlformats.org/officeDocument/2006/math" xmlns:v="urn:schemas-microsoft-com:vml" xmlns:wp14="http://schemas.microsoft.com/office/word/2010/wordprocessingDrawing" xmlns:wp="http://schemas.openxmlformats.org/drawingml/2006/wordprocessingDrawing" xmlns:w10="urn:schemas-microsoft-com:office:word" xmlns:w14="http://schemas.microsoft.com/office/word/2010/wordml" xmlns:w15="http://schemas.microsoft.com/office/word/2012/wordml" xmlns:w16cex="http://schemas.microsoft.com/office/word/2018/wordml/cex" xmlns:w16cid="http://schemas.microsoft.com/office/word/2016/wordml/cid" xmlns:w16="http://schemas.microsoft.com/office/word/2018/wordml" xmlns:w16sdtdh="http://schemas.microsoft.com/office/word/2020/wordml/sdtdatahash" xmlns:w16se="http://schemas.microsoft.com/office/word/2015/wordml/symex" xmlns:wpg="http://schemas.microsoft.com/office/word/2010/wordprocessingGroup" xmlns:wpi="http://schemas.microsoft.com/office/word/2010/wordprocessingInk" xmlns:wne="http://schemas.microsoft.com/office/word/2006/wordml" xmlns:wps="http://schemas.microsoft.com/office/word/2010/wordprocessingShape" w:id="6" w:name="_Hlk171681250"/>
+    <w:p xmlns:w="http://schemas.openxmlformats.org/wordprocessingml/2006/main" xmlns:w14="http://schemas.microsoft.com/office/word/2010/wordml">
       <w:pPr>
         <w:keepNext/>
         <w:keepLines/>
@@ -8456,7 +7680,6 @@
           <w:szCs w:val="28"/>
         </w:rPr>
       </w:pPr>
-      <w:bookmarkStart w:id="6" w:name="_Hlk171681250"/>
       <w:r>
         <w:rPr>
           <w:rFonts w:ascii="Times New Roman" w:hAnsi="Times New Roman" w:cs="Times New Roman"/>
@@ -8464,10 +7687,10 @@
           <w:sz w:val="28"/>
           <w:szCs w:val="28"/>
         </w:rPr>
-        <w:t>Стандартный набор ПО:</w:t>
+        <w:t xml:space="preserve">Стандартный набор ПО:</w:t>
       </w:r>
     </w:p>
-    <w:tbl>
+    <w:tbl xmlns:w="http://schemas.openxmlformats.org/wordprocessingml/2006/main" xmlns:w14="http://schemas.microsoft.com/office/word/2010/wordml">
       <w:tblPr>
         <w:tblW w:w="9351" w:type="dxa"/>
         <w:tblBorders>
@@ -8505,7 +7728,7 @@
                 <w:b/>
                 <w:sz w:val="24"/>
               </w:rPr>
-              <w:t>Название ПО</w:t>
+              <w:t xml:space="preserve">Название ПО</w:t>
             </w:r>
           </w:p>
         </w:tc>
@@ -8525,7 +7748,7 @@
                 <w:b/>
                 <w:sz w:val="24"/>
               </w:rPr>
-              <w:t>Основание</w:t>
+              <w:t xml:space="preserve">Основание</w:t>
             </w:r>
           </w:p>
         </w:tc>
@@ -8549,9 +7772,9 @@
                 <w:rFonts w:ascii="Times New Roman" w:hAnsi="Times New Roman" w:cs="Times New Roman"/>
                 <w:sz w:val="24"/>
               </w:rPr>
-              <w:t>Операционная система</w:t>
+              <w:t xml:space="preserve">Операционная система </w:t>
               <w:br/>
-              <w:t>Debian GNU/Linux</w:t>
+              <w:t xml:space="preserve">РЕД ОС 8.0 «Рабочая станция»</w:t>
             </w:r>
           </w:p>
         </w:tc>
@@ -8574,7 +7797,7 @@
                 <w:rFonts w:ascii="Times New Roman" w:hAnsi="Times New Roman" w:cs="Times New Roman"/>
                 <w:sz w:val="24"/>
               </w:rPr>
-              <w:t>Свободно распространяемое ПО</w:t>
+              <w:t xml:space="preserve">Соглашение №93/03-22У от 11.03.2022</w:t>
             </w:r>
           </w:p>
         </w:tc>
@@ -8598,59 +7821,7 @@
                 <w:rFonts w:ascii="Times New Roman" w:hAnsi="Times New Roman" w:cs="Times New Roman"/>
                 <w:sz w:val="24"/>
               </w:rPr>
-              <w:t xml:space="preserve">Архиватор </w:t>
-            </w:r>
-            <w:r>
-              <w:rPr>
-                <w:rFonts w:ascii="Times New Roman" w:hAnsi="Times New Roman" w:cs="Times New Roman"/>
-                <w:sz w:val="24"/>
-              </w:rPr>
-              <w:br/>
-            </w:r>
-            <w:r>
-              <w:rPr>
-                <w:rFonts w:ascii="Times New Roman" w:hAnsi="Times New Roman" w:cs="Times New Roman"/>
-                <w:sz w:val="24"/>
-                <w:lang w:val="en-US"/>
-              </w:rPr>
-              <w:t>Engrampa</w:t>
-            </w:r>
-            <w:r>
-              <w:rPr>
-                <w:rFonts w:ascii="Times New Roman" w:hAnsi="Times New Roman" w:cs="Times New Roman"/>
-                <w:sz w:val="24"/>
-              </w:rPr>
-              <w:t xml:space="preserve"> – </w:t>
-            </w:r>
-            <w:r>
-              <w:rPr>
-                <w:rFonts w:ascii="Times New Roman" w:hAnsi="Times New Roman" w:cs="Times New Roman"/>
-                <w:sz w:val="24"/>
-                <w:lang w:val="en-US"/>
-              </w:rPr>
-              <w:t>Archive</w:t>
-            </w:r>
-            <w:r>
-              <w:rPr>
-                <w:rFonts w:ascii="Times New Roman" w:hAnsi="Times New Roman" w:cs="Times New Roman"/>
-                <w:sz w:val="24"/>
-              </w:rPr>
-              <w:t xml:space="preserve"> </w:t>
-            </w:r>
-            <w:r>
-              <w:rPr>
-                <w:rFonts w:ascii="Times New Roman" w:hAnsi="Times New Roman" w:cs="Times New Roman"/>
-                <w:sz w:val="24"/>
-                <w:lang w:val="en-US"/>
-              </w:rPr>
-              <w:t>Manager</w:t>
-            </w:r>
-            <w:r>
-              <w:rPr>
-                <w:rFonts w:ascii="Times New Roman" w:hAnsi="Times New Roman" w:cs="Times New Roman"/>
-                <w:sz w:val="24"/>
-              </w:rPr>
-              <w:t xml:space="preserve"> </w:t>
+              <w:t xml:space="preserve">Офисный пакет Р7-Офис</w:t>
             </w:r>
           </w:p>
         </w:tc>
@@ -8664,6 +7835,7 @@
               <w:keepNext/>
               <w:rPr>
                 <w:rFonts w:ascii="Times New Roman" w:hAnsi="Times New Roman" w:cs="Times New Roman"/>
+                <w:b/>
                 <w:sz w:val="24"/>
               </w:rPr>
             </w:pPr>
@@ -8672,7 +7844,7 @@
                 <w:rFonts w:ascii="Times New Roman" w:hAnsi="Times New Roman" w:cs="Times New Roman"/>
                 <w:sz w:val="24"/>
               </w:rPr>
-              <w:t>Свободно распространяемое ПО</w:t>
+              <w:t xml:space="preserve">Соглашение б/н от 19.01.2026</w:t>
             </w:r>
           </w:p>
         </w:tc>
@@ -8689,7 +7861,6 @@
               <w:rPr>
                 <w:rFonts w:ascii="Times New Roman" w:hAnsi="Times New Roman" w:cs="Times New Roman"/>
                 <w:sz w:val="24"/>
-                <w:lang w:val="en-US"/>
               </w:rPr>
             </w:pPr>
             <w:r>
@@ -8697,66 +7868,7 @@
                 <w:rFonts w:ascii="Times New Roman" w:hAnsi="Times New Roman" w:cs="Times New Roman"/>
                 <w:sz w:val="24"/>
               </w:rPr>
-              <w:t>Файловые</w:t>
-            </w:r>
-            <w:r>
-              <w:rPr>
-                <w:rFonts w:ascii="Times New Roman" w:hAnsi="Times New Roman" w:cs="Times New Roman"/>
-                <w:sz w:val="24"/>
-                <w:lang w:val="en-US"/>
-              </w:rPr>
-              <w:t xml:space="preserve"> </w:t>
-            </w:r>
-            <w:r>
-              <w:rPr>
-                <w:rFonts w:ascii="Times New Roman" w:hAnsi="Times New Roman" w:cs="Times New Roman"/>
-                <w:sz w:val="24"/>
-              </w:rPr>
-              <w:t>менеджеры</w:t>
-            </w:r>
-            <w:r>
-              <w:rPr>
-                <w:rFonts w:ascii="Times New Roman" w:hAnsi="Times New Roman" w:cs="Times New Roman"/>
-                <w:sz w:val="24"/>
-                <w:lang w:val="en-US"/>
-              </w:rPr>
-              <w:t>:</w:t>
-            </w:r>
-          </w:p>
-          <w:p>
-            <w:pPr>
-              <w:keepNext/>
-              <w:rPr>
-                <w:rFonts w:ascii="Times New Roman" w:hAnsi="Times New Roman" w:cs="Times New Roman"/>
-                <w:sz w:val="24"/>
-                <w:lang w:val="en-US"/>
-              </w:rPr>
-            </w:pPr>
-            <w:r>
-              <w:rPr>
-                <w:rFonts w:ascii="Times New Roman" w:hAnsi="Times New Roman" w:cs="Times New Roman"/>
-                <w:sz w:val="24"/>
-                <w:lang w:val="en-US"/>
-              </w:rPr>
-              <w:t>Midnight Commander</w:t>
-            </w:r>
-          </w:p>
-          <w:p>
-            <w:pPr>
-              <w:keepNext/>
-              <w:rPr>
-                <w:rFonts w:ascii="Times New Roman" w:hAnsi="Times New Roman" w:cs="Times New Roman"/>
-                <w:sz w:val="24"/>
-                <w:lang w:val="en-US"/>
-              </w:rPr>
-            </w:pPr>
-            <w:r>
-              <w:rPr>
-                <w:rFonts w:ascii="Times New Roman" w:hAnsi="Times New Roman" w:cs="Times New Roman"/>
-                <w:sz w:val="24"/>
-                <w:lang w:val="en-US"/>
-              </w:rPr>
-              <w:t>Double Commander</w:t>
+              <w:t xml:space="preserve">Офисный пакет Libre Office </w:t>
             </w:r>
           </w:p>
         </w:tc>
@@ -8770,6 +7882,7 @@
               <w:keepNext/>
               <w:rPr>
                 <w:rFonts w:ascii="Times New Roman" w:hAnsi="Times New Roman" w:cs="Times New Roman"/>
+                <w:b/>
                 <w:sz w:val="24"/>
               </w:rPr>
             </w:pPr>
@@ -8778,7 +7891,7 @@
                 <w:rFonts w:ascii="Times New Roman" w:hAnsi="Times New Roman" w:cs="Times New Roman"/>
                 <w:sz w:val="24"/>
               </w:rPr>
-              <w:t>Свободно распространяемое ПО</w:t>
+              <w:t xml:space="preserve">Свободно распространяемое ПО</w:t>
             </w:r>
           </w:p>
         </w:tc>
@@ -8802,39 +7915,9 @@
                 <w:rFonts w:ascii="Times New Roman" w:hAnsi="Times New Roman" w:cs="Times New Roman"/>
                 <w:sz w:val="24"/>
               </w:rPr>
-              <w:t>Интернет-браузеры:</w:t>
-            </w:r>
-            <w:r>
-              <w:rPr>
-                <w:rFonts w:ascii="Times New Roman" w:hAnsi="Times New Roman" w:cs="Times New Roman"/>
-                <w:sz w:val="24"/>
-              </w:rPr>
+              <w:t xml:space="preserve">Архиватор: </w:t>
               <w:br/>
-            </w:r>
-            <w:r>
-              <w:rPr>
-                <w:rFonts w:ascii="Times New Roman" w:hAnsi="Times New Roman" w:cs="Times New Roman"/>
-                <w:sz w:val="24"/>
-                <w:lang w:val="en-US"/>
-              </w:rPr>
-              <w:t>Chromium</w:t>
-            </w:r>
-          </w:p>
-          <w:p>
-            <w:pPr>
-              <w:keepNext/>
-              <w:rPr>
-                <w:rFonts w:ascii="Times New Roman" w:hAnsi="Times New Roman" w:cs="Times New Roman"/>
-                <w:sz w:val="24"/>
-              </w:rPr>
-            </w:pPr>
-            <w:r>
-              <w:rPr>
-                <w:rFonts w:ascii="Times New Roman" w:hAnsi="Times New Roman" w:cs="Times New Roman"/>
-                <w:sz w:val="24"/>
-                <w:lang w:val="en-US"/>
-              </w:rPr>
-              <w:t>Firefox</w:t>
+              <w:t xml:space="preserve">Engrampa – Archive Manager </w:t>
             </w:r>
           </w:p>
         </w:tc>
@@ -8848,6 +7931,7 @@
               <w:keepNext/>
               <w:rPr>
                 <w:rFonts w:ascii="Times New Roman" w:hAnsi="Times New Roman" w:cs="Times New Roman"/>
+                <w:b/>
                 <w:sz w:val="24"/>
               </w:rPr>
             </w:pPr>
@@ -8856,15 +7940,12 @@
                 <w:rFonts w:ascii="Times New Roman" w:hAnsi="Times New Roman" w:cs="Times New Roman"/>
                 <w:sz w:val="24"/>
               </w:rPr>
-              <w:t>Свободно распространяемое ПО</w:t>
+              <w:t xml:space="preserve">Свободно распространяемое ПО</w:t>
             </w:r>
           </w:p>
         </w:tc>
       </w:tr>
       <w:tr>
-        <w:trPr>
-          <w:trHeight w:val="599"/>
-        </w:trPr>
         <w:tc>
           <w:tcPr>
             <w:tcW w:w="4957" w:type="dxa"/>
@@ -8883,15 +7964,9 @@
                 <w:rFonts w:ascii="Times New Roman" w:hAnsi="Times New Roman" w:cs="Times New Roman"/>
                 <w:sz w:val="24"/>
               </w:rPr>
-              <w:t xml:space="preserve">Программа для просмотра и редактирования графических файлов </w:t>
-            </w:r>
-            <w:r>
-              <w:rPr>
-                <w:rFonts w:ascii="Times New Roman" w:hAnsi="Times New Roman" w:cs="Times New Roman"/>
-                <w:sz w:val="24"/>
-                <w:lang w:val="en-US"/>
-              </w:rPr>
-              <w:t>Pix</w:t>
+              <w:t xml:space="preserve">Файловые менеджеры:</w:t>
+              <w:br/>
+              <w:t xml:space="preserve">Midnight Commander, Double Commander</w:t>
             </w:r>
           </w:p>
         </w:tc>
@@ -8905,6 +7980,7 @@
               <w:keepNext/>
               <w:rPr>
                 <w:rFonts w:ascii="Times New Roman" w:hAnsi="Times New Roman" w:cs="Times New Roman"/>
+                <w:b/>
                 <w:sz w:val="24"/>
               </w:rPr>
             </w:pPr>
@@ -8913,15 +7989,12 @@
                 <w:rFonts w:ascii="Times New Roman" w:hAnsi="Times New Roman" w:cs="Times New Roman"/>
                 <w:sz w:val="24"/>
               </w:rPr>
-              <w:t>Свободно распространяемое ПО</w:t>
+              <w:t xml:space="preserve">Свободно распространяемое ПО</w:t>
             </w:r>
           </w:p>
         </w:tc>
       </w:tr>
       <w:tr>
-        <w:trPr>
-          <w:trHeight w:val="581"/>
-        </w:trPr>
         <w:tc>
           <w:tcPr>
             <w:tcW w:w="4957" w:type="dxa"/>
@@ -8940,52 +8013,9 @@
                 <w:rFonts w:ascii="Times New Roman" w:hAnsi="Times New Roman" w:cs="Times New Roman"/>
                 <w:sz w:val="24"/>
               </w:rPr>
-              <w:t xml:space="preserve">Программа для просмотра и редактирования </w:t>
-            </w:r>
-            <w:r>
-              <w:rPr>
-                <w:rFonts w:ascii="Times New Roman" w:hAnsi="Times New Roman" w:cs="Times New Roman"/>
-                <w:sz w:val="24"/>
-              </w:rPr>
+              <w:t xml:space="preserve">Интернет-браузеры:</w:t>
               <w:br/>
-            </w:r>
-            <w:r>
-              <w:rPr>
-                <w:rFonts w:ascii="Times New Roman" w:hAnsi="Times New Roman" w:cs="Times New Roman"/>
-                <w:sz w:val="24"/>
-                <w:lang w:val="en-US"/>
-              </w:rPr>
-              <w:t>Atril</w:t>
-            </w:r>
-            <w:r>
-              <w:rPr>
-                <w:rFonts w:ascii="Times New Roman" w:hAnsi="Times New Roman" w:cs="Times New Roman"/>
-                <w:sz w:val="24"/>
-              </w:rPr>
-              <w:t xml:space="preserve"> – </w:t>
-            </w:r>
-            <w:r>
-              <w:rPr>
-                <w:rFonts w:ascii="Times New Roman" w:hAnsi="Times New Roman" w:cs="Times New Roman"/>
-                <w:sz w:val="24"/>
-                <w:lang w:val="en-US"/>
-              </w:rPr>
-              <w:t>Document</w:t>
-            </w:r>
-            <w:r>
-              <w:rPr>
-                <w:rFonts w:ascii="Times New Roman" w:hAnsi="Times New Roman" w:cs="Times New Roman"/>
-                <w:sz w:val="24"/>
-              </w:rPr>
-              <w:t xml:space="preserve"> </w:t>
-            </w:r>
-            <w:r>
-              <w:rPr>
-                <w:rFonts w:ascii="Times New Roman" w:hAnsi="Times New Roman" w:cs="Times New Roman"/>
-                <w:sz w:val="24"/>
-                <w:lang w:val="en-US"/>
-              </w:rPr>
-              <w:t>Viewer</w:t>
+              <w:t xml:space="preserve">Chromium, Firefox</w:t>
             </w:r>
           </w:p>
         </w:tc>
@@ -8999,6 +8029,7 @@
               <w:keepNext/>
               <w:rPr>
                 <w:rFonts w:ascii="Times New Roman" w:hAnsi="Times New Roman" w:cs="Times New Roman"/>
+                <w:b/>
                 <w:sz w:val="24"/>
               </w:rPr>
             </w:pPr>
@@ -9007,15 +8038,12 @@
                 <w:rFonts w:ascii="Times New Roman" w:hAnsi="Times New Roman" w:cs="Times New Roman"/>
                 <w:sz w:val="24"/>
               </w:rPr>
-              <w:t>Свободно распространяемое ПО</w:t>
+              <w:t xml:space="preserve">Свободно распространяемое ПО</w:t>
             </w:r>
           </w:p>
         </w:tc>
       </w:tr>
       <w:tr>
-        <w:trPr>
-          <w:trHeight w:val="357"/>
-        </w:trPr>
         <w:tc>
           <w:tcPr>
             <w:tcW w:w="4957" w:type="dxa"/>
@@ -9027,7 +8055,6 @@
               <w:rPr>
                 <w:rFonts w:ascii="Times New Roman" w:hAnsi="Times New Roman" w:cs="Times New Roman"/>
                 <w:sz w:val="24"/>
-                <w:lang w:val="en-US"/>
               </w:rPr>
             </w:pPr>
             <w:r>
@@ -9035,30 +8062,7 @@
                 <w:rFonts w:ascii="Times New Roman" w:hAnsi="Times New Roman" w:cs="Times New Roman"/>
                 <w:sz w:val="24"/>
               </w:rPr>
-              <w:t>Медиа</w:t>
-            </w:r>
-            <w:r>
-              <w:rPr>
-                <w:rFonts w:ascii="Times New Roman" w:hAnsi="Times New Roman" w:cs="Times New Roman"/>
-                <w:sz w:val="24"/>
-                <w:lang w:val="en-US"/>
-              </w:rPr>
-              <w:t>-</w:t>
-            </w:r>
-            <w:r>
-              <w:rPr>
-                <w:rFonts w:ascii="Times New Roman" w:hAnsi="Times New Roman" w:cs="Times New Roman"/>
-                <w:sz w:val="24"/>
-              </w:rPr>
-              <w:t>плеер</w:t>
-            </w:r>
-            <w:r>
-              <w:rPr>
-                <w:rFonts w:ascii="Times New Roman" w:hAnsi="Times New Roman" w:cs="Times New Roman"/>
-                <w:sz w:val="24"/>
-                <w:lang w:val="en-US"/>
-              </w:rPr>
-              <w:t xml:space="preserve"> VLC media player </w:t>
+              <w:t xml:space="preserve">Программа для просмотра и редактирования графических файлов Pix</w:t>
             </w:r>
           </w:p>
         </w:tc>
@@ -9072,6 +8076,7 @@
               <w:keepNext/>
               <w:rPr>
                 <w:rFonts w:ascii="Times New Roman" w:hAnsi="Times New Roman" w:cs="Times New Roman"/>
+                <w:b/>
                 <w:sz w:val="24"/>
               </w:rPr>
             </w:pPr>
@@ -9080,15 +8085,12 @@
                 <w:rFonts w:ascii="Times New Roman" w:hAnsi="Times New Roman" w:cs="Times New Roman"/>
                 <w:sz w:val="24"/>
               </w:rPr>
-              <w:t>Свободно распространяемое ПО</w:t>
+              <w:t xml:space="preserve">Свободно распространяемое ПО</w:t>
             </w:r>
           </w:p>
         </w:tc>
       </w:tr>
       <w:tr>
-        <w:trPr>
-          <w:trHeight w:val="357"/>
-        </w:trPr>
         <w:tc>
           <w:tcPr>
             <w:tcW w:w="4957" w:type="dxa"/>
@@ -9107,7 +8109,9 @@
                 <w:rFonts w:ascii="Times New Roman" w:hAnsi="Times New Roman" w:cs="Times New Roman"/>
                 <w:sz w:val="24"/>
               </w:rPr>
-              <w:t xml:space="preserve">Офисный пакет Libre Office </w:t>
+              <w:t xml:space="preserve">Программа для просмотра и редактирования </w:t>
+              <w:br/>
+              <w:t xml:space="preserve">Atril – Document Viewer</w:t>
             </w:r>
           </w:p>
         </w:tc>
@@ -9130,15 +8134,12 @@
                 <w:rFonts w:ascii="Times New Roman" w:hAnsi="Times New Roman" w:cs="Times New Roman"/>
                 <w:sz w:val="24"/>
               </w:rPr>
-              <w:t>Свободно распространяемое ПО</w:t>
+              <w:t xml:space="preserve">Свободно распространяемое ПО</w:t>
             </w:r>
           </w:p>
         </w:tc>
       </w:tr>
       <w:tr>
-        <w:trPr>
-          <w:trHeight w:val="402"/>
-        </w:trPr>
         <w:tc>
           <w:tcPr>
             <w:tcW w:w="4957" w:type="dxa"/>
@@ -9157,7 +8158,7 @@
                 <w:rFonts w:ascii="Times New Roman" w:hAnsi="Times New Roman" w:cs="Times New Roman"/>
                 <w:sz w:val="24"/>
               </w:rPr>
-              <w:t>Система электронного обучения Moodle⃰</w:t>
+              <w:t xml:space="preserve">Медиа-плеер VLC media player </w:t>
             </w:r>
           </w:p>
         </w:tc>
@@ -9171,6 +8172,7 @@
               <w:keepNext/>
               <w:rPr>
                 <w:rFonts w:ascii="Times New Roman" w:hAnsi="Times New Roman" w:cs="Times New Roman"/>
+                <w:b/>
                 <w:sz w:val="24"/>
               </w:rPr>
             </w:pPr>
@@ -9179,64 +8181,167 @@
                 <w:rFonts w:ascii="Times New Roman" w:hAnsi="Times New Roman" w:cs="Times New Roman"/>
                 <w:sz w:val="24"/>
               </w:rPr>
-              <w:t>Свободно распространяемое ПО</w:t>
+              <w:t xml:space="preserve">Свободно распространяемое ПО</w:t>
             </w:r>
           </w:p>
         </w:tc>
       </w:tr>
     </w:tbl>
-    <w:p>
+    <w:p xmlns:w="http://schemas.openxmlformats.org/wordprocessingml/2006/main" xmlns:w14="http://schemas.microsoft.com/office/word/2010/wordml">
       <w:pPr>
         <w:keepNext/>
+        <w:keepLines/>
         <w:ind w:left="360"/>
+        <w:jc w:val="both"/>
         <w:rPr>
           <w:rFonts w:ascii="Times New Roman" w:hAnsi="Times New Roman" w:cs="Times New Roman"/>
-          <w:sz w:val="24"/>
+          <w:b/>
+          <w:sz w:val="28"/>
+          <w:szCs w:val="28"/>
         </w:rPr>
       </w:pPr>
       <w:r>
         <w:rPr>
           <w:rFonts w:ascii="Times New Roman" w:hAnsi="Times New Roman" w:cs="Times New Roman"/>
-          <w:i/>
-          <w:sz w:val="24"/>
-        </w:rPr>
-        <w:t xml:space="preserve">⃰ </w:t>
-      </w:r>
-      <w:r>
+          <w:b/>
+          <w:sz w:val="28"/>
+          <w:szCs w:val="28"/>
+        </w:rPr>
+        <w:t xml:space="preserve">Специализированный набор ПО:</w:t>
+      </w:r>
+    </w:p>
+    <w:tbl xmlns:w="http://schemas.openxmlformats.org/wordprocessingml/2006/main" xmlns:w14="http://schemas.microsoft.com/office/word/2010/wordml">
+      <w:tblPr>
+        <w:tblW w:w="9351" w:type="dxa"/>
+        <w:tblBorders>
+          <w:top w:val="single" w:sz="4" w:space="0" w:color="auto"/>
+          <w:left w:val="single" w:sz="4" w:space="0" w:color="auto"/>
+          <w:bottom w:val="single" w:sz="4" w:space="0" w:color="auto"/>
+          <w:right w:val="single" w:sz="4" w:space="0" w:color="auto"/>
+          <w:insideH w:val="single" w:sz="4" w:space="0" w:color="auto"/>
+          <w:insideV w:val="single" w:sz="4" w:space="0" w:color="auto"/>
+        </w:tblBorders>
+        <w:tblLayout w:type="fixed"/>
+        <w:tblLook w:val="04A0" w:firstRow="1" w:lastRow="0" w:firstColumn="1" w:lastColumn="0" w:noHBand="0" w:noVBand="1"/>
+      </w:tblPr>
+      <w:tblGrid>
+        <w:gridCol w:w="4957"/>
+        <w:gridCol w:w="4394"/>
+      </w:tblGrid>
+      <w:tr>
+        <w:trPr>
+          <w:tblHeader/>
+        </w:trPr>
+        <w:tc>
+          <w:tcPr>
+            <w:tcW w:type="dxa" w:w="4957"/>
+            <w:vAlign w:val="center"/>
+          </w:tcPr>
+          <w:p>
+            <w:pPr>
+              <w:spacing w:before="0" w:after="20" w:line="240" w:lineRule="auto"/>
+              <w:jc w:val="center"/>
+            </w:pPr>
+            <w:r>
+              <w:rPr>
+                <w:rFonts w:ascii="Times New Roman" w:hAnsi="Times New Roman"/>
+                <w:b/>
+                <w:sz w:val="24"/>
+              </w:rPr>
+              <w:t xml:space="preserve">Название ПО</w:t>
+            </w:r>
+          </w:p>
+        </w:tc>
+        <w:tc>
+          <w:tcPr>
+            <w:tcW w:type="dxa" w:w="4394"/>
+            <w:vAlign w:val="center"/>
+          </w:tcPr>
+          <w:p>
+            <w:pPr>
+              <w:spacing w:before="0" w:after="20" w:line="240" w:lineRule="auto"/>
+              <w:jc w:val="center"/>
+            </w:pPr>
+            <w:r>
+              <w:rPr>
+                <w:rFonts w:ascii="Times New Roman" w:hAnsi="Times New Roman"/>
+                <w:b/>
+                <w:sz w:val="24"/>
+              </w:rPr>
+              <w:t xml:space="preserve">Основание</w:t>
+            </w:r>
+          </w:p>
+        </w:tc>
+      </w:tr>
+      <w:tr>
+        <w:tc>
+          <w:tcPr>
+            <w:tcW w:w="4957" w:type="dxa"/>
+            <w:shd w:val="clear" w:color="auto" w:fill="auto"/>
+          </w:tcPr>
+          <w:p>
+            <w:pPr>
+              <w:keepNext/>
+              <w:rPr>
+                <w:rFonts w:ascii="Times New Roman" w:hAnsi="Times New Roman" w:cs="Times New Roman"/>
+                <w:sz w:val="24"/>
+              </w:rPr>
+            </w:pPr>
+            <w:r>
+              <w:rPr>
+                <w:rFonts w:ascii="Times New Roman" w:hAnsi="Times New Roman" w:cs="Times New Roman"/>
+                <w:sz w:val="24"/>
+              </w:rPr>
+              <w:t xml:space="preserve">Python</w:t>
+            </w:r>
+          </w:p>
+        </w:tc>
+        <w:tc>
+          <w:tcPr>
+            <w:tcW w:w="4394" w:type="dxa"/>
+            <w:shd w:val="clear" w:color="auto" w:fill="auto"/>
+          </w:tcPr>
+          <w:p>
+            <w:pPr>
+              <w:keepNext/>
+              <w:rPr>
+                <w:rFonts w:ascii="Times New Roman" w:hAnsi="Times New Roman" w:cs="Times New Roman"/>
+                <w:b/>
+                <w:sz w:val="24"/>
+              </w:rPr>
+            </w:pPr>
+            <w:r>
+              <w:rPr>
+                <w:rFonts w:ascii="Times New Roman" w:hAnsi="Times New Roman" w:cs="Times New Roman"/>
+                <w:sz w:val="24"/>
+              </w:rPr>
+              <w:t xml:space="preserve">Указано в перечне дополнительного ПО (категория «Языки программирования, библиотеки и среды разработки, робототехника»).</w:t>
+            </w:r>
+          </w:p>
+        </w:tc>
+      </w:tr>
+    </w:tbl>
+    <w:p xmlns:w="http://schemas.openxmlformats.org/wordprocessingml/2006/main" xmlns:w14="http://schemas.microsoft.com/office/word/2010/wordml">
+      <w:pPr>
+        <w:keepLines/>
+        <w:ind w:left="360"/>
+        <w:jc w:val="both"/>
         <w:rPr>
           <w:rFonts w:ascii="Times New Roman" w:hAnsi="Times New Roman" w:cs="Times New Roman"/>
-          <w:sz w:val="24"/>
-        </w:rPr>
-        <w:t>При реализации дисциплины с частичным применением дистанционных образовательных технологий</w:t>
-      </w:r>
-    </w:p>
-    <w:p>
-      <w:pPr>
-        <w:keepNext/>
-        <w:ind w:left="360"/>
+          <w:b/>
+          <w:sz w:val="28"/>
+          <w:szCs w:val="28"/>
+        </w:rPr>
+        <w:spacing w:before="0" w:after="0" w:line="20" w:lineRule="exact"/>
+      </w:pPr>
+      <w:r>
         <w:rPr>
           <w:rFonts w:ascii="Times New Roman" w:hAnsi="Times New Roman" w:cs="Times New Roman"/>
-          <w:sz w:val="24"/>
-        </w:rPr>
-      </w:pPr>
-    </w:p>
-    <w:p>
-      <w:pPr>
-        <w:ind w:left="360"/>
-        <w:rPr>
-          <w:bCs/>
-          <w:i/>
-          <w:sz w:val="28"/>
-          <w:szCs w:val="28"/>
-        </w:rPr>
-      </w:pPr>
-      <w:r>
-        <w:rPr>
-          <w:rFonts w:ascii="Times New Roman" w:hAnsi="Times New Roman" w:cs="Times New Roman"/>
-          <w:sz w:val="28"/>
-          <w:szCs w:val="28"/>
-        </w:rPr>
-        <w:t>Специализированное ПО: Python, scikit-learn, NumPy, pandas, Matplotlib.</w:t>
+          <w:b/>
+          <w:sz w:val="28"/>
+          <w:szCs w:val="28"/>
+        </w:rPr>
+        <w:t xml:space="preserve"/>
       </w:r>
     </w:p>
     <w:sectPr>
